--- a/public/artifacts/team/ursuline_pt1_teacher_lesson_plan.docx
+++ b/public/artifacts/team/ursuline_pt1_teacher_lesson_plan.docx
@@ -1,2163 +1,2014 @@
 
 <file path=word/document.xml><?xml version="1.0" encoding="utf-8"?>
-<w:document xmlns:wpc="http://schemas.microsoft.com/office/word/2010/wordprocessingCanvas" xmlns:mo="http://schemas.microsoft.com/office/mac/office/2008/main" xmlns:mc="http://schemas.openxmlformats.org/markup-compatibility/2006" xmlns:mv="urn:schemas-microsoft-com:mac:vml" xmlns:o="urn:schemas-microsoft-com:office:office" xmlns:r="http://schemas.openxmlformats.org/officeDocument/2006/relationships" xmlns:m="http://schemas.openxmlformats.org/officeDocument/2006/math" xmlns:v="urn:schemas-microsoft-com:vml" xmlns:wp14="http://schemas.microsoft.com/office/word/2010/wordprocessingDrawing" xmlns:wp="http://schemas.openxmlformats.org/drawingml/2006/wordprocessingDrawing" xmlns:w10="urn:schemas-microsoft-com:office:word" xmlns:w="http://schemas.openxmlformats.org/wordprocessingml/2006/main" xmlns:w14="http://schemas.microsoft.com/office/word/2010/wordml" xmlns:wpg="http://schemas.microsoft.com/office/word/2010/wordprocessingGroup" xmlns:wpi="http://schemas.microsoft.com/office/word/2010/wordprocessingInk" xmlns:wne="http://schemas.microsoft.com/office/word/2006/wordml" xmlns:wps="http://schemas.microsoft.com/office/word/2010/wordprocessingShape" mc:Ignorable="w14 wp14">
-  <w:body>
-    <w:p>
-      <w:pPr>
-        <w:jc w:val="center"/>
-      </w:pPr>
-      <w:r>
-        <w:rPr>
-          <w:rFonts w:ascii="Aptos Display" w:hAnsi="Aptos Display"/>
-          <w:b/>
-          <w:color w:val="1D4A32"/>
-          <w:sz w:val="44"/>
-        </w:rPr>
-        <w:t>AI, the Brain, and Serviam</w:t>
-      </w:r>
-    </w:p>
-    <w:p>
-      <w:pPr>
-        <w:jc w:val="center"/>
-      </w:pPr>
-      <w:r>
-        <w:rPr>
-          <w:rFonts w:ascii="Aptos" w:hAnsi="Aptos"/>
-          <w:i/>
-          <w:color w:val="505050"/>
-          <w:sz w:val="24"/>
-        </w:rPr>
-        <w:t>20-Minute Student-Facing Lesson Plan for Ursuline Academy, Dedham</w:t>
-      </w:r>
-    </w:p>
-    <w:p/>
-    <w:p>
-      <w:pPr>
-        <w:pStyle w:val="Heading1"/>
-      </w:pPr>
-      <w:r>
-        <w:t>Lesson snapshot</w:t>
-      </w:r>
-    </w:p>
-    <w:tbl>
-      <w:tblPr>
-        <w:tblStyle w:val="TableGrid"/>
-        <w:tblW w:type="auto" w:w="0"/>
-        <w:jc w:val="center"/>
-        <w:tblLook w:firstColumn="1" w:firstRow="1" w:lastColumn="0" w:lastRow="0" w:noHBand="0" w:noVBand="1" w:val="04A0"/>
-      </w:tblPr>
-      <w:tblGrid>
-        <w:gridCol w:w="5112"/>
-        <w:gridCol w:w="5112"/>
-      </w:tblGrid>
-      <w:tr>
-        <w:tc>
-          <w:tcPr>
-            <w:tcW w:type="dxa" w:w="2448"/>
-            <w:shd w:fill="1d4a32"/>
-            <w:vAlign w:val="top"/>
-          </w:tcPr>
-          <w:p>
-            <w:pPr>
-              <w:spacing w:after="0"/>
-            </w:pPr>
-            <w:r/>
-            <w:r>
-              <w:rPr>
-                <w:b/>
-                <w:color w:val="FFFFFF"/>
-              </w:rPr>
-              <w:t>Category</w:t>
-            </w:r>
-          </w:p>
-        </w:tc>
-        <w:tc>
-          <w:tcPr>
-            <w:tcW w:type="dxa" w:w="8352"/>
-            <w:shd w:fill="1d4a32"/>
-            <w:vAlign w:val="top"/>
-          </w:tcPr>
-          <w:p>
-            <w:pPr>
-              <w:spacing w:after="0"/>
-            </w:pPr>
-            <w:r/>
-            <w:r>
-              <w:rPr>
-                <w:b/>
-                <w:color w:val="FFFFFF"/>
-              </w:rPr>
-              <w:t>Plan</w:t>
-            </w:r>
-          </w:p>
-        </w:tc>
-      </w:tr>
-      <w:tr>
-        <w:tc>
-          <w:tcPr>
-            <w:tcW w:type="dxa" w:w="2448"/>
-            <w:vAlign w:val="top"/>
-          </w:tcPr>
-          <w:p>
-            <w:pPr>
-              <w:spacing w:after="0"/>
-            </w:pPr>
-            <w:r/>
-            <w:r>
-              <w:rPr>
-                <w:b w:val="0"/>
-              </w:rPr>
-              <w:t>Course or context</w:t>
-            </w:r>
-          </w:p>
-        </w:tc>
-        <w:tc>
-          <w:tcPr>
-            <w:tcW w:type="dxa" w:w="8352"/>
-            <w:vAlign w:val="top"/>
-          </w:tcPr>
-          <w:p>
-            <w:pPr>
-              <w:spacing w:after="0"/>
-            </w:pPr>
-            <w:r/>
-            <w:r>
-              <w:rPr>
-                <w:b w:val="0"/>
-              </w:rPr>
-              <w:t>Flexible grades 7 to 12. Computer science, AI literacy, digital citizenship, math and science connection, advisory or interdisciplinary seminar.</w:t>
-            </w:r>
-          </w:p>
-        </w:tc>
-      </w:tr>
-      <w:tr>
-        <w:tc>
-          <w:tcPr>
-            <w:tcW w:type="dxa" w:w="2448"/>
-            <w:vAlign w:val="top"/>
-          </w:tcPr>
-          <w:p>
-            <w:pPr>
-              <w:spacing w:after="0"/>
-            </w:pPr>
-            <w:r/>
-            <w:r>
-              <w:rPr>
-                <w:b w:val="0"/>
-              </w:rPr>
-              <w:t>Length</w:t>
-            </w:r>
-          </w:p>
-        </w:tc>
-        <w:tc>
-          <w:tcPr>
-            <w:tcW w:type="dxa" w:w="8352"/>
-            <w:vAlign w:val="top"/>
-          </w:tcPr>
-          <w:p>
-            <w:pPr>
-              <w:spacing w:after="0"/>
-            </w:pPr>
-            <w:r/>
-            <w:r>
-              <w:rPr>
-                <w:b w:val="0"/>
-              </w:rPr>
-              <w:t>20 minutes. The lesson is intentionally a sample and not a full AI unit.</w:t>
-            </w:r>
-          </w:p>
-        </w:tc>
-      </w:tr>
-      <w:tr>
-        <w:tc>
-          <w:tcPr>
-            <w:tcW w:type="dxa" w:w="2448"/>
-            <w:vAlign w:val="top"/>
-          </w:tcPr>
-          <w:p>
-            <w:pPr>
-              <w:spacing w:after="0"/>
-            </w:pPr>
-            <w:r/>
-            <w:r>
-              <w:rPr>
-                <w:b w:val="0"/>
-              </w:rPr>
-              <w:t>Audience</w:t>
-            </w:r>
-          </w:p>
-        </w:tc>
-        <w:tc>
-          <w:tcPr>
-            <w:tcW w:type="dxa" w:w="8352"/>
-            <w:vAlign w:val="top"/>
-          </w:tcPr>
-          <w:p>
-            <w:pPr>
-              <w:spacing w:after="0"/>
-            </w:pPr>
-            <w:r/>
-            <w:r>
-              <w:rPr>
-                <w:b w:val="0"/>
-              </w:rPr>
-              <w:t>Student-facing, reviewed by school leaders. Designed for Ursuline girls in grades 7 to 12 with built-in differentiation.</w:t>
-            </w:r>
-          </w:p>
-        </w:tc>
-      </w:tr>
-      <w:tr>
-        <w:tc>
-          <w:tcPr>
-            <w:tcW w:type="dxa" w:w="2448"/>
-            <w:vAlign w:val="top"/>
-          </w:tcPr>
-          <w:p>
-            <w:pPr>
-              <w:spacing w:after="0"/>
-            </w:pPr>
-            <w:r/>
-            <w:r>
-              <w:rPr>
-                <w:b w:val="0"/>
-              </w:rPr>
-              <w:t>Essential question</w:t>
-            </w:r>
-          </w:p>
-        </w:tc>
-        <w:tc>
-          <w:tcPr>
-            <w:tcW w:type="dxa" w:w="8352"/>
-            <w:vAlign w:val="top"/>
-          </w:tcPr>
-          <w:p>
-            <w:pPr>
-              <w:spacing w:after="0"/>
-            </w:pPr>
-            <w:r/>
-            <w:r>
-              <w:rPr>
-                <w:b w:val="0"/>
-              </w:rPr>
-              <w:t>How can we understand AI well enough to use it wisely, truthfully, and in service of others?</w:t>
-            </w:r>
-          </w:p>
-        </w:tc>
-      </w:tr>
-      <w:tr>
-        <w:tc>
-          <w:tcPr>
-            <w:tcW w:type="dxa" w:w="2448"/>
-            <w:vAlign w:val="top"/>
-          </w:tcPr>
-          <w:p>
-            <w:pPr>
-              <w:spacing w:after="0"/>
-            </w:pPr>
-            <w:r/>
-            <w:r>
-              <w:rPr>
-                <w:b w:val="0"/>
-              </w:rPr>
-              <w:t>Core thesis</w:t>
-            </w:r>
-          </w:p>
-        </w:tc>
-        <w:tc>
-          <w:tcPr>
-            <w:tcW w:type="dxa" w:w="8352"/>
-            <w:vAlign w:val="top"/>
-          </w:tcPr>
-          <w:p>
-            <w:pPr>
-              <w:spacing w:after="0"/>
-            </w:pPr>
-            <w:r/>
-            <w:r>
-              <w:rPr>
-                <w:b w:val="0"/>
-              </w:rPr>
-              <w:t>AI is not magic. It is math trained on patterns. Human wisdom decides whether, when, and how to use it.</w:t>
-            </w:r>
-          </w:p>
-        </w:tc>
-      </w:tr>
-      <w:tr>
-        <w:tc>
-          <w:tcPr>
-            <w:tcW w:type="dxa" w:w="2448"/>
-            <w:vAlign w:val="top"/>
-          </w:tcPr>
-          <w:p>
-            <w:pPr>
-              <w:spacing w:after="0"/>
-            </w:pPr>
-            <w:r/>
-            <w:r>
-              <w:rPr>
-                <w:b w:val="0"/>
-              </w:rPr>
-              <w:t>Mission fit</w:t>
-            </w:r>
-          </w:p>
-        </w:tc>
-        <w:tc>
-          <w:tcPr>
-            <w:tcW w:type="dxa" w:w="8352"/>
-            <w:vAlign w:val="top"/>
-          </w:tcPr>
-          <w:p>
-            <w:pPr>
-              <w:spacing w:after="0"/>
-            </w:pPr>
-            <w:r/>
-            <w:r>
-              <w:rPr>
-                <w:b w:val="0"/>
-              </w:rPr>
-              <w:t>Serviam, intellectual curiosity, respect, compassion, integrity, purpose, presence, whole-person education, and young women as thoughtful leaders of technology.</w:t>
-            </w:r>
-          </w:p>
-        </w:tc>
-      </w:tr>
-    </w:tbl>
-    <w:p/>
-    <w:p>
-      <w:pPr>
-        <w:pStyle w:val="Heading1"/>
-      </w:pPr>
-      <w:r>
-        <w:t>Learning targets</w:t>
-      </w:r>
-    </w:p>
-    <w:p>
-      <w:pPr>
-        <w:pStyle w:val="ListBullet"/>
-        <w:spacing w:after="40"/>
-      </w:pPr>
-      <w:r>
-        <w:t>I can explain AI as a system that uses data and math to find patterns, make predictions, generate content, or support decisions.</w:t>
-      </w:r>
-    </w:p>
-    <w:p>
-      <w:pPr>
-        <w:pStyle w:val="ListBullet"/>
-        <w:spacing w:after="40"/>
-      </w:pPr>
-      <w:r>
-        <w:t>I can describe how a language model uses tokens, numerical patterns, probability, attention, and human review.</w:t>
-      </w:r>
-    </w:p>
-    <w:p>
-      <w:pPr>
-        <w:pStyle w:val="ListBullet"/>
-        <w:spacing w:after="40"/>
-      </w:pPr>
-      <w:r>
-        <w:t>I can compare human learning with AI prediction without confusing the two.</w:t>
-      </w:r>
-    </w:p>
-    <w:p>
-      <w:pPr>
-        <w:pStyle w:val="ListBullet"/>
-        <w:spacing w:after="40"/>
-      </w:pPr>
-      <w:r>
-        <w:t>I can critique an AI answer by identifying what is accurate, vague, or needs verification.</w:t>
-      </w:r>
-    </w:p>
-    <w:p>
-      <w:pPr>
-        <w:pStyle w:val="ListBullet"/>
-        <w:spacing w:after="40"/>
-      </w:pPr>
-      <w:r>
-        <w:t>I can use the SERVIAM AI Protocol to decide whether AI use supports learning, integrity, and service.</w:t>
-      </w:r>
-    </w:p>
-    <w:p>
-      <w:pPr>
-        <w:pStyle w:val="Heading1"/>
-      </w:pPr>
-      <w:r>
-        <w:t>Success criteria</w:t>
-      </w:r>
-    </w:p>
-    <w:p>
-      <w:pPr>
-        <w:pStyle w:val="ListBullet"/>
-        <w:spacing w:after="40"/>
-      </w:pPr>
-      <w:r>
-        <w:t>Students can say that AI predicts likely outputs from patterns, not guaranteed truth.</w:t>
-      </w:r>
-    </w:p>
-    <w:p>
-      <w:pPr>
-        <w:pStyle w:val="ListBullet"/>
-        <w:spacing w:after="40"/>
-      </w:pPr>
-      <w:r>
-        <w:t>Students can name at least two internal steps, such as tokens, probability, or attention.</w:t>
-      </w:r>
-    </w:p>
-    <w:p>
-      <w:pPr>
-        <w:pStyle w:val="ListBullet"/>
-        <w:spacing w:after="40"/>
-      </w:pPr>
-      <w:r>
-        <w:t>Students can explain one way AI helps learning and one way it can weaken learning.</w:t>
-      </w:r>
-    </w:p>
-    <w:p>
-      <w:pPr>
-        <w:pStyle w:val="ListBullet"/>
-        <w:spacing w:after="40"/>
-      </w:pPr>
-      <w:r>
-        <w:t>Students can apply at least one part of the SERVIAM protocol to a realistic AI use case.</w:t>
-      </w:r>
-    </w:p>
-    <w:p>
-      <w:pPr>
-        <w:pStyle w:val="Heading1"/>
-      </w:pPr>
-      <w:r>
-        <w:t>Materials</w:t>
-      </w:r>
-    </w:p>
-    <w:p>
-      <w:pPr>
-        <w:pStyle w:val="ListBullet"/>
-        <w:spacing w:after="40"/>
-      </w:pPr>
-      <w:r>
-        <w:t>Student-facing Gamma deck: AI, the Brain, and Serviam, 20 slides max.</w:t>
-      </w:r>
-    </w:p>
-    <w:p>
-      <w:pPr>
-        <w:pStyle w:val="ListBullet"/>
-        <w:spacing w:after="40"/>
-      </w:pPr>
-      <w:r>
-        <w:t>Prepared flawed AI response for audit activity.</w:t>
-      </w:r>
-    </w:p>
-    <w:p>
-      <w:pPr>
-        <w:pStyle w:val="ListBullet"/>
-        <w:spacing w:after="40"/>
-      </w:pPr>
-      <w:r>
-        <w:t>Optional live AI tool for one short prompt surgery example. Prepared examples should remain available as backup.</w:t>
-      </w:r>
-    </w:p>
-    <w:p>
-      <w:pPr>
-        <w:pStyle w:val="ListBullet"/>
-        <w:spacing w:after="40"/>
-      </w:pPr>
-      <w:r>
-        <w:t>Student SERVIAM AI Use Card or exit ticket.</w:t>
-      </w:r>
-    </w:p>
-    <w:p>
-      <w:pPr>
-        <w:pStyle w:val="Heading1"/>
-      </w:pPr>
-      <w:r>
-        <w:t>20-minute instructional flow</w:t>
-      </w:r>
-    </w:p>
-    <w:tbl>
-      <w:tblPr>
-        <w:tblStyle w:val="TableGrid"/>
-        <w:tblW w:type="auto" w:w="0"/>
-        <w:jc w:val="center"/>
-        <w:tblLook w:firstColumn="1" w:firstRow="1" w:lastColumn="0" w:lastRow="0" w:noHBand="0" w:noVBand="1" w:val="04A0"/>
-      </w:tblPr>
-      <w:tblGrid>
-        <w:gridCol w:w="2556"/>
-        <w:gridCol w:w="2556"/>
-        <w:gridCol w:w="2556"/>
-        <w:gridCol w:w="2556"/>
-      </w:tblGrid>
-      <w:tr>
-        <w:tc>
-          <w:tcPr>
-            <w:tcW w:type="dxa" w:w="1440"/>
-            <w:shd w:fill="1d4a32"/>
-            <w:vAlign w:val="top"/>
-          </w:tcPr>
-          <w:p>
-            <w:pPr>
-              <w:spacing w:after="0"/>
-            </w:pPr>
-            <w:r/>
-            <w:r>
-              <w:rPr>
-                <w:b/>
-                <w:color w:val="FFFFFF"/>
-              </w:rPr>
-              <w:t>Time</w:t>
-            </w:r>
-          </w:p>
-        </w:tc>
-        <w:tc>
-          <w:tcPr>
-            <w:tcW w:type="dxa" w:w="1440"/>
-            <w:shd w:fill="1d4a32"/>
-            <w:vAlign w:val="top"/>
-          </w:tcPr>
-          <w:p>
-            <w:pPr>
-              <w:spacing w:after="0"/>
-            </w:pPr>
-            <w:r/>
-            <w:r>
-              <w:rPr>
-                <w:b/>
-                <w:color w:val="FFFFFF"/>
-              </w:rPr>
-              <w:t>Slides</w:t>
-            </w:r>
-          </w:p>
-        </w:tc>
-        <w:tc>
-          <w:tcPr>
-            <w:tcW w:type="dxa" w:w="3312"/>
-            <w:shd w:fill="1d4a32"/>
-            <w:vAlign w:val="top"/>
-          </w:tcPr>
-          <w:p>
-            <w:pPr>
-              <w:spacing w:after="0"/>
-            </w:pPr>
-            <w:r/>
-            <w:r>
-              <w:rPr>
-                <w:b/>
-                <w:color w:val="FFFFFF"/>
-              </w:rPr>
-              <w:t>Teacher move</w:t>
-            </w:r>
-          </w:p>
-        </w:tc>
-        <w:tc>
-          <w:tcPr>
-            <w:tcW w:type="dxa" w:w="4608"/>
-            <w:shd w:fill="1d4a32"/>
-            <w:vAlign w:val="top"/>
-          </w:tcPr>
-          <w:p>
-            <w:pPr>
-              <w:spacing w:after="0"/>
-            </w:pPr>
-            <w:r/>
-            <w:r>
-              <w:rPr>
-                <w:b/>
-                <w:color w:val="FFFFFF"/>
-              </w:rPr>
-              <w:t>Student evidence</w:t>
-            </w:r>
-          </w:p>
-        </w:tc>
-      </w:tr>
-      <w:tr>
-        <w:tc>
-          <w:tcPr>
-            <w:tcW w:type="dxa" w:w="1440"/>
-            <w:vAlign w:val="top"/>
-          </w:tcPr>
-          <w:p>
-            <w:pPr>
-              <w:spacing w:after="0"/>
-            </w:pPr>
-            <w:r/>
-            <w:r>
-              <w:rPr>
-                <w:b w:val="0"/>
-              </w:rPr>
-              <w:t>0:00 to 1:00</w:t>
-            </w:r>
-          </w:p>
-        </w:tc>
-        <w:tc>
-          <w:tcPr>
-            <w:tcW w:type="dxa" w:w="1440"/>
-            <w:vAlign w:val="top"/>
-          </w:tcPr>
-          <w:p>
-            <w:pPr>
-              <w:spacing w:after="0"/>
-            </w:pPr>
-            <w:r/>
-            <w:r>
-              <w:rPr>
-                <w:b w:val="0"/>
-              </w:rPr>
-              <w:t>Slide 1 to 2</w:t>
-            </w:r>
-          </w:p>
-        </w:tc>
-        <w:tc>
-          <w:tcPr>
-            <w:tcW w:type="dxa" w:w="3312"/>
-            <w:vAlign w:val="top"/>
-          </w:tcPr>
-          <w:p>
-            <w:pPr>
-              <w:spacing w:after="0"/>
-            </w:pPr>
-            <w:r/>
-            <w:r>
-              <w:rPr>
-                <w:b w:val="0"/>
-              </w:rPr>
-              <w:t>Purpose and essential question</w:t>
-            </w:r>
-          </w:p>
-        </w:tc>
-        <w:tc>
-          <w:tcPr>
-            <w:tcW w:type="dxa" w:w="4608"/>
-            <w:vAlign w:val="top"/>
-          </w:tcPr>
-          <w:p>
-            <w:pPr>
-              <w:spacing w:after="0"/>
-            </w:pPr>
-            <w:r/>
-            <w:r>
-              <w:rPr>
-                <w:b w:val="0"/>
-              </w:rPr>
-              <w:t>Students understand the lesson arc: what AI is, how it works, and how to use it wisely.</w:t>
-            </w:r>
-          </w:p>
-        </w:tc>
-      </w:tr>
-      <w:tr>
-        <w:tc>
-          <w:tcPr>
-            <w:tcW w:type="dxa" w:w="1440"/>
-            <w:vAlign w:val="top"/>
-          </w:tcPr>
-          <w:p>
-            <w:pPr>
-              <w:spacing w:after="0"/>
-            </w:pPr>
-            <w:r/>
-            <w:r>
-              <w:rPr>
-                <w:b w:val="0"/>
-              </w:rPr>
-              <w:t>1:00 to 3:30</w:t>
-            </w:r>
-          </w:p>
-        </w:tc>
-        <w:tc>
-          <w:tcPr>
-            <w:tcW w:type="dxa" w:w="1440"/>
-            <w:vAlign w:val="top"/>
-          </w:tcPr>
-          <w:p>
-            <w:pPr>
-              <w:spacing w:after="0"/>
-            </w:pPr>
-            <w:r/>
-            <w:r>
-              <w:rPr>
-                <w:b w:val="0"/>
-              </w:rPr>
-              <w:t>Slide 3 to 5</w:t>
-            </w:r>
-          </w:p>
-        </w:tc>
-        <w:tc>
-          <w:tcPr>
-            <w:tcW w:type="dxa" w:w="3312"/>
-            <w:vAlign w:val="top"/>
-          </w:tcPr>
-          <w:p>
-            <w:pPr>
-              <w:spacing w:after="0"/>
-            </w:pPr>
-            <w:r/>
-            <w:r>
-              <w:rPr>
-                <w:b w:val="0"/>
-              </w:rPr>
-              <w:t>Brain prediction hook</w:t>
-            </w:r>
-          </w:p>
-        </w:tc>
-        <w:tc>
-          <w:tcPr>
-            <w:tcW w:type="dxa" w:w="4608"/>
-            <w:vAlign w:val="top"/>
-          </w:tcPr>
-          <w:p>
-            <w:pPr>
-              <w:spacing w:after="0"/>
-            </w:pPr>
-            <w:r/>
-            <w:r>
-              <w:rPr>
-                <w:b w:val="0"/>
-              </w:rPr>
-              <w:t>Students predict a missing word, discuss context clues, and compare brain prediction with AI prediction.</w:t>
-            </w:r>
-          </w:p>
-        </w:tc>
-      </w:tr>
-      <w:tr>
-        <w:tc>
-          <w:tcPr>
-            <w:tcW w:type="dxa" w:w="1440"/>
-            <w:vAlign w:val="top"/>
-          </w:tcPr>
-          <w:p>
-            <w:pPr>
-              <w:spacing w:after="0"/>
-            </w:pPr>
-            <w:r/>
-            <w:r>
-              <w:rPr>
-                <w:b w:val="0"/>
-              </w:rPr>
-              <w:t>3:30 to 5:30</w:t>
-            </w:r>
-          </w:p>
-        </w:tc>
-        <w:tc>
-          <w:tcPr>
-            <w:tcW w:type="dxa" w:w="1440"/>
-            <w:vAlign w:val="top"/>
-          </w:tcPr>
-          <w:p>
-            <w:pPr>
-              <w:spacing w:after="0"/>
-            </w:pPr>
-            <w:r/>
-            <w:r>
-              <w:rPr>
-                <w:b w:val="0"/>
-              </w:rPr>
-              <w:t>Slide 6 to 7</w:t>
-            </w:r>
-          </w:p>
-        </w:tc>
-        <w:tc>
-          <w:tcPr>
-            <w:tcW w:type="dxa" w:w="3312"/>
-            <w:vAlign w:val="top"/>
-          </w:tcPr>
-          <w:p>
-            <w:pPr>
-              <w:spacing w:after="0"/>
-            </w:pPr>
-            <w:r/>
-            <w:r>
-              <w:rPr>
-                <w:b w:val="0"/>
-              </w:rPr>
-              <w:t>What AI is</w:t>
-            </w:r>
-          </w:p>
-        </w:tc>
-        <w:tc>
-          <w:tcPr>
-            <w:tcW w:type="dxa" w:w="4608"/>
-            <w:vAlign w:val="top"/>
-          </w:tcPr>
-          <w:p>
-            <w:pPr>
-              <w:spacing w:after="0"/>
-            </w:pPr>
-            <w:r/>
-            <w:r>
-              <w:rPr>
-                <w:b w:val="0"/>
-              </w:rPr>
-              <w:t>Students write a seven-word definition and broaden AI beyond chatbots.</w:t>
-            </w:r>
-          </w:p>
-        </w:tc>
-      </w:tr>
-      <w:tr>
-        <w:tc>
-          <w:tcPr>
-            <w:tcW w:type="dxa" w:w="1440"/>
-            <w:vAlign w:val="top"/>
-          </w:tcPr>
-          <w:p>
-            <w:pPr>
-              <w:spacing w:after="0"/>
-            </w:pPr>
-            <w:r/>
-            <w:r>
-              <w:rPr>
-                <w:b w:val="0"/>
-              </w:rPr>
-              <w:t>5:30 to 10:30</w:t>
-            </w:r>
-          </w:p>
-        </w:tc>
-        <w:tc>
-          <w:tcPr>
-            <w:tcW w:type="dxa" w:w="1440"/>
-            <w:vAlign w:val="top"/>
-          </w:tcPr>
-          <w:p>
-            <w:pPr>
-              <w:spacing w:after="0"/>
-            </w:pPr>
-            <w:r/>
-            <w:r>
-              <w:rPr>
-                <w:b w:val="0"/>
-              </w:rPr>
-              <w:t>Slide 8 to 12</w:t>
-            </w:r>
-          </w:p>
-        </w:tc>
-        <w:tc>
-          <w:tcPr>
-            <w:tcW w:type="dxa" w:w="3312"/>
-            <w:vAlign w:val="top"/>
-          </w:tcPr>
-          <w:p>
-            <w:pPr>
-              <w:spacing w:after="0"/>
-            </w:pPr>
-            <w:r/>
-            <w:r>
-              <w:rPr>
-                <w:b w:val="0"/>
-              </w:rPr>
-              <w:t>Prompt-to-response pathway</w:t>
-            </w:r>
-          </w:p>
-        </w:tc>
-        <w:tc>
-          <w:tcPr>
-            <w:tcW w:type="dxa" w:w="4608"/>
-            <w:vAlign w:val="top"/>
-          </w:tcPr>
-          <w:p>
-            <w:pPr>
-              <w:spacing w:after="0"/>
-            </w:pPr>
-            <w:r/>
-            <w:r>
-              <w:rPr>
-                <w:b w:val="0"/>
-              </w:rPr>
-              <w:t>Teacher models tokens, probability, attention, and why answers vary using simple examples.</w:t>
-            </w:r>
-          </w:p>
-        </w:tc>
-      </w:tr>
-      <w:tr>
-        <w:tc>
-          <w:tcPr>
-            <w:tcW w:type="dxa" w:w="1440"/>
-            <w:vAlign w:val="top"/>
-          </w:tcPr>
-          <w:p>
-            <w:pPr>
-              <w:spacing w:after="0"/>
-            </w:pPr>
-            <w:r/>
-            <w:r>
-              <w:rPr>
-                <w:b w:val="0"/>
-              </w:rPr>
-              <w:t>10:30 to 12:30</w:t>
-            </w:r>
-          </w:p>
-        </w:tc>
-        <w:tc>
-          <w:tcPr>
-            <w:tcW w:type="dxa" w:w="1440"/>
-            <w:vAlign w:val="top"/>
-          </w:tcPr>
-          <w:p>
-            <w:pPr>
-              <w:spacing w:after="0"/>
-            </w:pPr>
-            <w:r/>
-            <w:r>
-              <w:rPr>
-                <w:b w:val="0"/>
-              </w:rPr>
-              <w:t>Slide 13 to 14</w:t>
-            </w:r>
-          </w:p>
-        </w:tc>
-        <w:tc>
-          <w:tcPr>
-            <w:tcW w:type="dxa" w:w="3312"/>
-            <w:vAlign w:val="top"/>
-          </w:tcPr>
-          <w:p>
-            <w:pPr>
-              <w:spacing w:after="0"/>
-            </w:pPr>
-            <w:r/>
-            <w:r>
-              <w:rPr>
-                <w:b w:val="0"/>
-              </w:rPr>
-              <w:t>Brain science and trust</w:t>
-            </w:r>
-          </w:p>
-        </w:tc>
-        <w:tc>
-          <w:tcPr>
-            <w:tcW w:type="dxa" w:w="4608"/>
-            <w:vAlign w:val="top"/>
-          </w:tcPr>
-          <w:p>
-            <w:pPr>
-              <w:spacing w:after="0"/>
-            </w:pPr>
-            <w:r/>
-            <w:r>
-              <w:rPr>
-                <w:b w:val="0"/>
-              </w:rPr>
-              <w:t>Students learn that polished output is not the same as understanding or truth.</w:t>
-            </w:r>
-          </w:p>
-        </w:tc>
-      </w:tr>
-      <w:tr>
-        <w:tc>
-          <w:tcPr>
-            <w:tcW w:type="dxa" w:w="1440"/>
-            <w:vAlign w:val="top"/>
-          </w:tcPr>
-          <w:p>
-            <w:pPr>
-              <w:spacing w:after="0"/>
-            </w:pPr>
-            <w:r/>
-            <w:r>
-              <w:rPr>
-                <w:b w:val="0"/>
-              </w:rPr>
-              <w:t>12:30 to 16:00</w:t>
-            </w:r>
-          </w:p>
-        </w:tc>
-        <w:tc>
-          <w:tcPr>
-            <w:tcW w:type="dxa" w:w="1440"/>
-            <w:vAlign w:val="top"/>
-          </w:tcPr>
-          <w:p>
-            <w:pPr>
-              <w:spacing w:after="0"/>
-            </w:pPr>
-            <w:r/>
-            <w:r>
-              <w:rPr>
-                <w:b w:val="0"/>
-              </w:rPr>
-              <w:t>Slide 15 to 16</w:t>
-            </w:r>
-          </w:p>
-        </w:tc>
-        <w:tc>
-          <w:tcPr>
-            <w:tcW w:type="dxa" w:w="3312"/>
-            <w:vAlign w:val="top"/>
-          </w:tcPr>
-          <w:p>
-            <w:pPr>
-              <w:spacing w:after="0"/>
-            </w:pPr>
-            <w:r/>
-            <w:r>
-              <w:rPr>
-                <w:b w:val="0"/>
-              </w:rPr>
-              <w:t>AI audit and prompt surgery</w:t>
-            </w:r>
-          </w:p>
-        </w:tc>
-        <w:tc>
-          <w:tcPr>
-            <w:tcW w:type="dxa" w:w="4608"/>
-            <w:vAlign w:val="top"/>
-          </w:tcPr>
-          <w:p>
-            <w:pPr>
-              <w:spacing w:after="0"/>
-            </w:pPr>
-            <w:r/>
-            <w:r>
-              <w:rPr>
-                <w:b w:val="0"/>
-              </w:rPr>
-              <w:t>Students mark a flawed answer as accurate, vague, or needing verification, then revise the prompt.</w:t>
-            </w:r>
-          </w:p>
-        </w:tc>
-      </w:tr>
-      <w:tr>
-        <w:tc>
-          <w:tcPr>
-            <w:tcW w:type="dxa" w:w="1440"/>
-            <w:vAlign w:val="top"/>
-          </w:tcPr>
-          <w:p>
-            <w:pPr>
-              <w:spacing w:after="0"/>
-            </w:pPr>
-            <w:r/>
-            <w:r>
-              <w:rPr>
-                <w:b w:val="0"/>
-              </w:rPr>
-              <w:t>16:00 to 18:30</w:t>
-            </w:r>
-          </w:p>
-        </w:tc>
-        <w:tc>
-          <w:tcPr>
-            <w:tcW w:type="dxa" w:w="1440"/>
-            <w:vAlign w:val="top"/>
-          </w:tcPr>
-          <w:p>
-            <w:pPr>
-              <w:spacing w:after="0"/>
-            </w:pPr>
-            <w:r/>
-            <w:r>
-              <w:rPr>
-                <w:b w:val="0"/>
-              </w:rPr>
-              <w:t>Slide 17 to 18</w:t>
-            </w:r>
-          </w:p>
-        </w:tc>
-        <w:tc>
-          <w:tcPr>
-            <w:tcW w:type="dxa" w:w="3312"/>
-            <w:vAlign w:val="top"/>
-          </w:tcPr>
-          <w:p>
-            <w:pPr>
-              <w:spacing w:after="0"/>
-            </w:pPr>
-            <w:r/>
-            <w:r>
-              <w:rPr>
-                <w:b w:val="0"/>
-              </w:rPr>
-              <w:t>SERVIAM and judicious use</w:t>
-            </w:r>
-          </w:p>
-        </w:tc>
-        <w:tc>
-          <w:tcPr>
-            <w:tcW w:type="dxa" w:w="4608"/>
-            <w:vAlign w:val="top"/>
-          </w:tcPr>
-          <w:p>
-            <w:pPr>
-              <w:spacing w:after="0"/>
-            </w:pPr>
-            <w:r/>
-            <w:r>
-              <w:rPr>
-                <w:b w:val="0"/>
-              </w:rPr>
-              <w:t>Students apply the protocol to realistic green, yellow, red scenarios.</w:t>
-            </w:r>
-          </w:p>
-        </w:tc>
-      </w:tr>
-      <w:tr>
-        <w:tc>
-          <w:tcPr>
-            <w:tcW w:type="dxa" w:w="1440"/>
-            <w:vAlign w:val="top"/>
-          </w:tcPr>
-          <w:p>
-            <w:pPr>
-              <w:spacing w:after="0"/>
-            </w:pPr>
-            <w:r/>
-            <w:r>
-              <w:rPr>
-                <w:b w:val="0"/>
-              </w:rPr>
-              <w:t>18:30 to 20:00</w:t>
-            </w:r>
-          </w:p>
-        </w:tc>
-        <w:tc>
-          <w:tcPr>
-            <w:tcW w:type="dxa" w:w="1440"/>
-            <w:vAlign w:val="top"/>
-          </w:tcPr>
-          <w:p>
-            <w:pPr>
-              <w:spacing w:after="0"/>
-            </w:pPr>
-            <w:r/>
-            <w:r>
-              <w:rPr>
-                <w:b w:val="0"/>
-              </w:rPr>
-              <w:t>Slide 19</w:t>
-            </w:r>
-          </w:p>
-        </w:tc>
-        <w:tc>
-          <w:tcPr>
-            <w:tcW w:type="dxa" w:w="3312"/>
-            <w:vAlign w:val="top"/>
-          </w:tcPr>
-          <w:p>
-            <w:pPr>
-              <w:spacing w:after="0"/>
-            </w:pPr>
-            <w:r/>
-            <w:r>
-              <w:rPr>
-                <w:b w:val="0"/>
-              </w:rPr>
-              <w:t>Exit ticket</w:t>
-            </w:r>
-          </w:p>
-        </w:tc>
-        <w:tc>
-          <w:tcPr>
-            <w:tcW w:type="dxa" w:w="4608"/>
-            <w:vAlign w:val="top"/>
-          </w:tcPr>
-          <w:p>
-            <w:pPr>
-              <w:spacing w:after="0"/>
-            </w:pPr>
-            <w:r/>
-            <w:r>
-              <w:rPr>
-                <w:b w:val="0"/>
-              </w:rPr>
-              <w:t>Students write one power, one limit, and one promise.</w:t>
-            </w:r>
-          </w:p>
-        </w:tc>
-      </w:tr>
-      <w:tr>
-        <w:tc>
-          <w:tcPr>
-            <w:tcW w:type="dxa" w:w="1440"/>
-            <w:vAlign w:val="top"/>
-          </w:tcPr>
-          <w:p>
-            <w:pPr>
-              <w:spacing w:after="0"/>
-            </w:pPr>
-            <w:r/>
-            <w:r>
-              <w:rPr>
-                <w:b w:val="0"/>
-              </w:rPr>
-              <w:t>Appendix</w:t>
-            </w:r>
-          </w:p>
-        </w:tc>
-        <w:tc>
-          <w:tcPr>
-            <w:tcW w:type="dxa" w:w="1440"/>
-            <w:vAlign w:val="top"/>
-          </w:tcPr>
-          <w:p>
-            <w:pPr>
-              <w:spacing w:after="0"/>
-            </w:pPr>
-            <w:r/>
-            <w:r>
-              <w:rPr>
-                <w:b w:val="0"/>
-              </w:rPr>
-              <w:t>Slide 20</w:t>
-            </w:r>
-          </w:p>
-        </w:tc>
-        <w:tc>
-          <w:tcPr>
-            <w:tcW w:type="dxa" w:w="3312"/>
-            <w:vAlign w:val="top"/>
-          </w:tcPr>
-          <w:p>
-            <w:pPr>
-              <w:spacing w:after="0"/>
-            </w:pPr>
-            <w:r/>
-            <w:r>
-              <w:rPr>
-                <w:b w:val="0"/>
-              </w:rPr>
-              <w:t>Research base</w:t>
-            </w:r>
-          </w:p>
-        </w:tc>
-        <w:tc>
-          <w:tcPr>
-            <w:tcW w:type="dxa" w:w="4608"/>
-            <w:vAlign w:val="top"/>
-          </w:tcPr>
-          <w:p>
-            <w:pPr>
-              <w:spacing w:after="0"/>
-            </w:pPr>
-            <w:r/>
-            <w:r>
-              <w:rPr>
-                <w:b w:val="0"/>
-              </w:rPr>
-              <w:t>Use for reviewers, not for the student-facing timed lesson unless asked.</w:t>
-            </w:r>
-          </w:p>
-        </w:tc>
-      </w:tr>
-    </w:tbl>
-    <w:p/>
-    <w:p>
-      <w:pPr>
-        <w:pStyle w:val="Heading1"/>
-      </w:pPr>
-      <w:r>
-        <w:t>Main student activity: audit the AI</w:t>
-      </w:r>
-    </w:p>
-    <w:p>
-      <w:r>
-        <w:t>Prepared AI answer to show students:</w:t>
-      </w:r>
-    </w:p>
-    <w:p>
-      <w:pPr>
-        <w:pStyle w:val="IntenseQuote"/>
-      </w:pPr>
-      <w:r>
-        <w:t>Artificial intelligence works like a human brain. It understands words, remembers facts, and always chooses the best answer. Large language models read a sentence, think about what it means, and then give the correct response based on everything they know.</w:t>
-      </w:r>
-    </w:p>
-    <w:p>
-      <w:r>
-        <w:t>Student task: mark one part green for accurate or partly accurate, one part yellow for vague or incomplete, and one part red for needing verification or correction.</w:t>
-      </w:r>
-    </w:p>
-    <w:p>
-      <w:pPr>
-        <w:pStyle w:val="ListBullet"/>
-        <w:spacing w:after="40"/>
-      </w:pPr>
-      <w:r>
-        <w:t>Green or partly accurate: a language model receives text and generates a response.</w:t>
-      </w:r>
-    </w:p>
-    <w:p>
-      <w:pPr>
-        <w:pStyle w:val="ListBullet"/>
-        <w:spacing w:after="40"/>
-      </w:pPr>
-      <w:r>
-        <w:t>Yellow: 'works like a human brain' is a useful analogy, but it is not technically accurate.</w:t>
-      </w:r>
-    </w:p>
-    <w:p>
-      <w:pPr>
-        <w:pStyle w:val="ListBullet"/>
-        <w:spacing w:after="40"/>
-      </w:pPr>
-      <w:r>
-        <w:t>Red: 'always chooses the best answer' and 'correct response' are false. AI can be plausible and wrong.</w:t>
-      </w:r>
-    </w:p>
-    <w:p>
-      <w:pPr>
-        <w:pStyle w:val="Heading1"/>
-      </w:pPr>
-      <w:r>
-        <w:t>SERVIAM AI Protocol</w:t>
-      </w:r>
-    </w:p>
-    <w:tbl>
-      <w:tblPr>
-        <w:tblStyle w:val="TableGrid"/>
-        <w:tblW w:type="auto" w:w="0"/>
-        <w:jc w:val="center"/>
-        <w:tblLook w:firstColumn="1" w:firstRow="1" w:lastColumn="0" w:lastRow="0" w:noHBand="0" w:noVBand="1" w:val="04A0"/>
-      </w:tblPr>
-      <w:tblGrid>
-        <w:gridCol w:w="3408"/>
-        <w:gridCol w:w="3408"/>
-        <w:gridCol w:w="3408"/>
-      </w:tblGrid>
-      <w:tr>
-        <w:tc>
-          <w:tcPr>
-            <w:tcW w:type="dxa" w:w="864"/>
-            <w:shd w:fill="1d4a32"/>
-            <w:vAlign w:val="top"/>
-          </w:tcPr>
-          <w:p>
-            <w:pPr>
-              <w:spacing w:after="0"/>
-            </w:pPr>
-            <w:r/>
-            <w:r>
-              <w:rPr>
-                <w:b/>
-                <w:color w:val="FFFFFF"/>
-              </w:rPr>
-              <w:t>Letter</w:t>
-            </w:r>
-          </w:p>
-        </w:tc>
-        <w:tc>
-          <w:tcPr>
-            <w:tcW w:type="dxa" w:w="2880"/>
-            <w:shd w:fill="1d4a32"/>
-            <w:vAlign w:val="top"/>
-          </w:tcPr>
-          <w:p>
-            <w:pPr>
-              <w:spacing w:after="0"/>
-            </w:pPr>
-            <w:r/>
-            <w:r>
-              <w:rPr>
-                <w:b/>
-                <w:color w:val="FFFFFF"/>
-              </w:rPr>
-              <w:t>Move</w:t>
-            </w:r>
-          </w:p>
-        </w:tc>
-        <w:tc>
-          <w:tcPr>
-            <w:tcW w:type="dxa" w:w="7056"/>
-            <w:shd w:fill="1d4a32"/>
-            <w:vAlign w:val="top"/>
-          </w:tcPr>
-          <w:p>
-            <w:pPr>
-              <w:spacing w:after="0"/>
-            </w:pPr>
-            <w:r/>
-            <w:r>
-              <w:rPr>
-                <w:b/>
-                <w:color w:val="FFFFFF"/>
-              </w:rPr>
-              <w:t>Student question</w:t>
-            </w:r>
-          </w:p>
-        </w:tc>
-      </w:tr>
-      <w:tr>
-        <w:tc>
-          <w:tcPr>
-            <w:tcW w:type="dxa" w:w="864"/>
-            <w:vAlign w:val="top"/>
-          </w:tcPr>
-          <w:p>
-            <w:pPr>
-              <w:spacing w:after="0"/>
-            </w:pPr>
-            <w:r/>
-            <w:r>
-              <w:rPr>
-                <w:b w:val="0"/>
-              </w:rPr>
-              <w:t>S</w:t>
-            </w:r>
-          </w:p>
-        </w:tc>
-        <w:tc>
-          <w:tcPr>
-            <w:tcW w:type="dxa" w:w="2880"/>
-            <w:vAlign w:val="top"/>
-          </w:tcPr>
-          <w:p>
-            <w:pPr>
-              <w:spacing w:after="0"/>
-            </w:pPr>
-            <w:r/>
-            <w:r>
-              <w:rPr>
-                <w:b w:val="0"/>
-              </w:rPr>
-              <w:t>Start with your brain</w:t>
-            </w:r>
-          </w:p>
-        </w:tc>
-        <w:tc>
-          <w:tcPr>
-            <w:tcW w:type="dxa" w:w="7056"/>
-            <w:vAlign w:val="top"/>
-          </w:tcPr>
-          <w:p>
-            <w:pPr>
-              <w:spacing w:after="0"/>
-            </w:pPr>
-            <w:r/>
-            <w:r>
-              <w:rPr>
-                <w:b w:val="0"/>
-              </w:rPr>
-              <w:t>What do I already think, know, predict, or wonder?</w:t>
-            </w:r>
-          </w:p>
-        </w:tc>
-      </w:tr>
-      <w:tr>
-        <w:tc>
-          <w:tcPr>
-            <w:tcW w:type="dxa" w:w="864"/>
-            <w:vAlign w:val="top"/>
-          </w:tcPr>
-          <w:p>
-            <w:pPr>
-              <w:spacing w:after="0"/>
-            </w:pPr>
-            <w:r/>
-            <w:r>
-              <w:rPr>
-                <w:b w:val="0"/>
-              </w:rPr>
-              <w:t>E</w:t>
-            </w:r>
-          </w:p>
-        </w:tc>
-        <w:tc>
-          <w:tcPr>
-            <w:tcW w:type="dxa" w:w="2880"/>
-            <w:vAlign w:val="top"/>
-          </w:tcPr>
-          <w:p>
-            <w:pPr>
-              <w:spacing w:after="0"/>
-            </w:pPr>
-            <w:r/>
-            <w:r>
-              <w:rPr>
-                <w:b w:val="0"/>
-              </w:rPr>
-              <w:t>Examine the purpose</w:t>
-            </w:r>
-          </w:p>
-        </w:tc>
-        <w:tc>
-          <w:tcPr>
-            <w:tcW w:type="dxa" w:w="7056"/>
-            <w:vAlign w:val="top"/>
-          </w:tcPr>
-          <w:p>
-            <w:pPr>
-              <w:spacing w:after="0"/>
-            </w:pPr>
-            <w:r/>
-            <w:r>
-              <w:rPr>
-                <w:b w:val="0"/>
-              </w:rPr>
-              <w:t>Am I learning, creating, clarifying, or avoiding effort?</w:t>
-            </w:r>
-          </w:p>
-        </w:tc>
-      </w:tr>
-      <w:tr>
-        <w:tc>
-          <w:tcPr>
-            <w:tcW w:type="dxa" w:w="864"/>
-            <w:vAlign w:val="top"/>
-          </w:tcPr>
-          <w:p>
-            <w:pPr>
-              <w:spacing w:after="0"/>
-            </w:pPr>
-            <w:r/>
-            <w:r>
-              <w:rPr>
-                <w:b w:val="0"/>
-              </w:rPr>
-              <w:t>R</w:t>
-            </w:r>
-          </w:p>
-        </w:tc>
-        <w:tc>
-          <w:tcPr>
-            <w:tcW w:type="dxa" w:w="2880"/>
-            <w:vAlign w:val="top"/>
-          </w:tcPr>
-          <w:p>
-            <w:pPr>
-              <w:spacing w:after="0"/>
-            </w:pPr>
-            <w:r/>
-            <w:r>
-              <w:rPr>
-                <w:b w:val="0"/>
-              </w:rPr>
-              <w:t>Require reasoning</w:t>
-            </w:r>
-          </w:p>
-        </w:tc>
-        <w:tc>
-          <w:tcPr>
-            <w:tcW w:type="dxa" w:w="7056"/>
-            <w:vAlign w:val="top"/>
-          </w:tcPr>
-          <w:p>
-            <w:pPr>
-              <w:spacing w:after="0"/>
-            </w:pPr>
-            <w:r/>
-            <w:r>
-              <w:rPr>
-                <w:b w:val="0"/>
-              </w:rPr>
-              <w:t>Can the tool explain steps, assumptions, limits, and uncertainty?</w:t>
-            </w:r>
-          </w:p>
-        </w:tc>
-      </w:tr>
-      <w:tr>
-        <w:tc>
-          <w:tcPr>
-            <w:tcW w:type="dxa" w:w="864"/>
-            <w:vAlign w:val="top"/>
-          </w:tcPr>
-          <w:p>
-            <w:pPr>
-              <w:spacing w:after="0"/>
-            </w:pPr>
-            <w:r/>
-            <w:r>
-              <w:rPr>
-                <w:b w:val="0"/>
-              </w:rPr>
-              <w:t>V</w:t>
-            </w:r>
-          </w:p>
-        </w:tc>
-        <w:tc>
-          <w:tcPr>
-            <w:tcW w:type="dxa" w:w="2880"/>
-            <w:vAlign w:val="top"/>
-          </w:tcPr>
-          <w:p>
-            <w:pPr>
-              <w:spacing w:after="0"/>
-            </w:pPr>
-            <w:r/>
-            <w:r>
-              <w:rPr>
-                <w:b w:val="0"/>
-              </w:rPr>
-              <w:t>Verify claims</w:t>
-            </w:r>
-          </w:p>
-        </w:tc>
-        <w:tc>
-          <w:tcPr>
-            <w:tcW w:type="dxa" w:w="7056"/>
-            <w:vAlign w:val="top"/>
-          </w:tcPr>
-          <w:p>
-            <w:pPr>
-              <w:spacing w:after="0"/>
-            </w:pPr>
-            <w:r/>
-            <w:r>
-              <w:rPr>
-                <w:b w:val="0"/>
-              </w:rPr>
-              <w:t>What facts, sources, dates, or quotes need checking?</w:t>
-            </w:r>
-          </w:p>
-        </w:tc>
-      </w:tr>
-      <w:tr>
-        <w:tc>
-          <w:tcPr>
-            <w:tcW w:type="dxa" w:w="864"/>
-            <w:vAlign w:val="top"/>
-          </w:tcPr>
-          <w:p>
-            <w:pPr>
-              <w:spacing w:after="0"/>
-            </w:pPr>
-            <w:r/>
-            <w:r>
-              <w:rPr>
-                <w:b w:val="0"/>
-              </w:rPr>
-              <w:t>I</w:t>
-            </w:r>
-          </w:p>
-        </w:tc>
-        <w:tc>
-          <w:tcPr>
-            <w:tcW w:type="dxa" w:w="2880"/>
-            <w:vAlign w:val="top"/>
-          </w:tcPr>
-          <w:p>
-            <w:pPr>
-              <w:spacing w:after="0"/>
-            </w:pPr>
-            <w:r/>
-            <w:r>
-              <w:rPr>
-                <w:b w:val="0"/>
-              </w:rPr>
-              <w:t>Identify risk</w:t>
-            </w:r>
-          </w:p>
-        </w:tc>
-        <w:tc>
-          <w:tcPr>
-            <w:tcW w:type="dxa" w:w="7056"/>
-            <w:vAlign w:val="top"/>
-          </w:tcPr>
-          <w:p>
-            <w:pPr>
-              <w:spacing w:after="0"/>
-            </w:pPr>
-            <w:r/>
-            <w:r>
-              <w:rPr>
-                <w:b w:val="0"/>
-              </w:rPr>
-              <w:t>Could this include bias, privacy concerns, misinformation, or harm?</w:t>
-            </w:r>
-          </w:p>
-        </w:tc>
-      </w:tr>
-      <w:tr>
-        <w:tc>
-          <w:tcPr>
-            <w:tcW w:type="dxa" w:w="864"/>
-            <w:vAlign w:val="top"/>
-          </w:tcPr>
-          <w:p>
-            <w:pPr>
-              <w:spacing w:after="0"/>
-            </w:pPr>
-            <w:r/>
-            <w:r>
-              <w:rPr>
-                <w:b w:val="0"/>
-              </w:rPr>
-              <w:t>A</w:t>
-            </w:r>
-          </w:p>
-        </w:tc>
-        <w:tc>
-          <w:tcPr>
-            <w:tcW w:type="dxa" w:w="2880"/>
-            <w:vAlign w:val="top"/>
-          </w:tcPr>
-          <w:p>
-            <w:pPr>
-              <w:spacing w:after="0"/>
-            </w:pPr>
-            <w:r/>
-            <w:r>
-              <w:rPr>
-                <w:b w:val="0"/>
-              </w:rPr>
-              <w:t>Attribute assistance</w:t>
-            </w:r>
-          </w:p>
-        </w:tc>
-        <w:tc>
-          <w:tcPr>
-            <w:tcW w:type="dxa" w:w="7056"/>
-            <w:vAlign w:val="top"/>
-          </w:tcPr>
-          <w:p>
-            <w:pPr>
-              <w:spacing w:after="0"/>
-            </w:pPr>
-            <w:r/>
-            <w:r>
-              <w:rPr>
-                <w:b w:val="0"/>
-              </w:rPr>
-              <w:t>How should I honestly disclose AI help?</w:t>
-            </w:r>
-          </w:p>
-        </w:tc>
-      </w:tr>
-      <w:tr>
-        <w:tc>
-          <w:tcPr>
-            <w:tcW w:type="dxa" w:w="864"/>
-            <w:vAlign w:val="top"/>
-          </w:tcPr>
-          <w:p>
-            <w:pPr>
-              <w:spacing w:after="0"/>
-            </w:pPr>
-            <w:r/>
-            <w:r>
-              <w:rPr>
-                <w:b w:val="0"/>
-              </w:rPr>
-              <w:t>M</w:t>
-            </w:r>
-          </w:p>
-        </w:tc>
-        <w:tc>
-          <w:tcPr>
-            <w:tcW w:type="dxa" w:w="2880"/>
-            <w:vAlign w:val="top"/>
-          </w:tcPr>
-          <w:p>
-            <w:pPr>
-              <w:spacing w:after="0"/>
-            </w:pPr>
-            <w:r/>
-            <w:r>
-              <w:rPr>
-                <w:b w:val="0"/>
-              </w:rPr>
-              <w:t>Make it serve</w:t>
-            </w:r>
-          </w:p>
-        </w:tc>
-        <w:tc>
-          <w:tcPr>
-            <w:tcW w:type="dxa" w:w="7056"/>
-            <w:vAlign w:val="top"/>
-          </w:tcPr>
-          <w:p>
-            <w:pPr>
-              <w:spacing w:after="0"/>
-            </w:pPr>
-            <w:r/>
-            <w:r>
-              <w:rPr>
-                <w:b w:val="0"/>
-              </w:rPr>
-              <w:t>Does this help me learn, create, contribute, or serve others?</w:t>
-            </w:r>
-          </w:p>
-        </w:tc>
-      </w:tr>
-    </w:tbl>
-    <w:p/>
-    <w:p>
-      <w:pPr>
-        <w:pStyle w:val="Heading1"/>
-      </w:pPr>
-      <w:r>
-        <w:t>Differentiation across grades 7 to 12</w:t>
-      </w:r>
-    </w:p>
-    <w:tbl>
-      <w:tblPr>
-        <w:tblStyle w:val="TableGrid"/>
-        <w:tblW w:type="auto" w:w="0"/>
-        <w:jc w:val="center"/>
-        <w:tblLook w:firstColumn="1" w:firstRow="1" w:lastColumn="0" w:lastRow="0" w:noHBand="0" w:noVBand="1" w:val="04A0"/>
-      </w:tblPr>
-      <w:tblGrid>
-        <w:gridCol w:w="5112"/>
-        <w:gridCol w:w="5112"/>
-      </w:tblGrid>
-      <w:tr>
-        <w:tc>
-          <w:tcPr>
-            <w:tcW w:type="dxa" w:w="2016"/>
-            <w:shd w:fill="1d4a32"/>
-            <w:vAlign w:val="top"/>
-          </w:tcPr>
-          <w:p>
-            <w:pPr>
-              <w:spacing w:after="0"/>
-            </w:pPr>
-            <w:r/>
-            <w:r>
-              <w:rPr>
-                <w:b/>
-                <w:color w:val="FFFFFF"/>
-              </w:rPr>
-              <w:t>Band</w:t>
-            </w:r>
-          </w:p>
-        </w:tc>
-        <w:tc>
-          <w:tcPr>
-            <w:tcW w:type="dxa" w:w="8784"/>
-            <w:shd w:fill="1d4a32"/>
-            <w:vAlign w:val="top"/>
-          </w:tcPr>
-          <w:p>
-            <w:pPr>
-              <w:spacing w:after="0"/>
-            </w:pPr>
-            <w:r/>
-            <w:r>
-              <w:rPr>
-                <w:b/>
-                <w:color w:val="FFFFFF"/>
-              </w:rPr>
-              <w:t>Adjustment</w:t>
-            </w:r>
-          </w:p>
-        </w:tc>
-      </w:tr>
-      <w:tr>
-        <w:tc>
-          <w:tcPr>
-            <w:tcW w:type="dxa" w:w="2016"/>
-            <w:vAlign w:val="top"/>
-          </w:tcPr>
-          <w:p>
-            <w:pPr>
-              <w:spacing w:after="0"/>
-            </w:pPr>
-            <w:r/>
-            <w:r>
-              <w:rPr>
-                <w:b w:val="0"/>
-              </w:rPr>
-              <w:t>Grades 7 to 8</w:t>
-            </w:r>
-          </w:p>
-        </w:tc>
-        <w:tc>
-          <w:tcPr>
-            <w:tcW w:type="dxa" w:w="8784"/>
-            <w:vAlign w:val="top"/>
-          </w:tcPr>
-          <w:p>
-            <w:pPr>
-              <w:spacing w:after="0"/>
-            </w:pPr>
-            <w:r/>
-            <w:r>
-              <w:rPr>
-                <w:b w:val="0"/>
-              </w:rPr>
-              <w:t>Use no formulas. Emphasize pattern detection, tokens as word pieces, probability as likely next choices, and verification.</w:t>
-            </w:r>
-          </w:p>
-        </w:tc>
-      </w:tr>
-      <w:tr>
-        <w:tc>
-          <w:tcPr>
-            <w:tcW w:type="dxa" w:w="2016"/>
-            <w:vAlign w:val="top"/>
-          </w:tcPr>
-          <w:p>
-            <w:pPr>
-              <w:spacing w:after="0"/>
-            </w:pPr>
-            <w:r/>
-            <w:r>
-              <w:rPr>
-                <w:b w:val="0"/>
-              </w:rPr>
-              <w:t>Grades 9 to 10</w:t>
-            </w:r>
-          </w:p>
-        </w:tc>
-        <w:tc>
-          <w:tcPr>
-            <w:tcW w:type="dxa" w:w="8784"/>
-            <w:vAlign w:val="top"/>
-          </w:tcPr>
-          <w:p>
-            <w:pPr>
-              <w:spacing w:after="0"/>
-            </w:pPr>
-            <w:r/>
-            <w:r>
-              <w:rPr>
-                <w:b w:val="0"/>
-              </w:rPr>
-              <w:t>Add training data, bias, privacy, model variation, prompt revision, and a stronger math and science connection.</w:t>
-            </w:r>
-          </w:p>
-        </w:tc>
-      </w:tr>
-      <w:tr>
-        <w:tc>
-          <w:tcPr>
-            <w:tcW w:type="dxa" w:w="2016"/>
-            <w:vAlign w:val="top"/>
-          </w:tcPr>
-          <w:p>
-            <w:pPr>
-              <w:spacing w:after="0"/>
-            </w:pPr>
-            <w:r/>
-            <w:r>
-              <w:rPr>
-                <w:b w:val="0"/>
-              </w:rPr>
-              <w:t>AP CSP</w:t>
-            </w:r>
-          </w:p>
-        </w:tc>
-        <w:tc>
-          <w:tcPr>
-            <w:tcW w:type="dxa" w:w="8784"/>
-            <w:vAlign w:val="top"/>
-          </w:tcPr>
-          <w:p>
-            <w:pPr>
-              <w:spacing w:after="0"/>
-            </w:pPr>
-            <w:r/>
-            <w:r>
-              <w:rPr>
-                <w:b w:val="0"/>
-              </w:rPr>
-              <w:t>Connect to data, algorithms, abstraction, computing impacts, responsible innovation, and human-centered design.</w:t>
-            </w:r>
-          </w:p>
-        </w:tc>
-      </w:tr>
-      <w:tr>
-        <w:tc>
-          <w:tcPr>
-            <w:tcW w:type="dxa" w:w="2016"/>
-            <w:vAlign w:val="top"/>
-          </w:tcPr>
-          <w:p>
-            <w:pPr>
-              <w:spacing w:after="0"/>
-            </w:pPr>
-            <w:r/>
-            <w:r>
-              <w:rPr>
-                <w:b w:val="0"/>
-              </w:rPr>
-              <w:t>AP CSA or advanced CS</w:t>
-            </w:r>
-          </w:p>
-        </w:tc>
-        <w:tc>
-          <w:tcPr>
-            <w:tcW w:type="dxa" w:w="8784"/>
-            <w:vAlign w:val="top"/>
-          </w:tcPr>
-          <w:p>
-            <w:pPr>
-              <w:spacing w:after="0"/>
-            </w:pPr>
-            <w:r/>
-            <w:r>
-              <w:rPr>
-                <w:b w:val="0"/>
-              </w:rPr>
-              <w:t>Extend to vectors, embeddings, matrices, attention weights, error reduction, evaluation, and model limitations.</w:t>
-            </w:r>
-          </w:p>
-        </w:tc>
-      </w:tr>
-    </w:tbl>
-    <w:p/>
-    <w:p>
-      <w:pPr>
-        <w:pStyle w:val="Heading1"/>
-      </w:pPr>
-      <w:r>
-        <w:t>Assessment</w:t>
-      </w:r>
-    </w:p>
-    <w:p>
-      <w:pPr>
-        <w:pStyle w:val="ListBullet"/>
-        <w:spacing w:after="40"/>
-      </w:pPr>
-      <w:r>
-        <w:t>Exit ticket: One power, one limit, one promise.</w:t>
-      </w:r>
-    </w:p>
-    <w:p>
-      <w:pPr>
-        <w:pStyle w:val="ListBullet"/>
-        <w:spacing w:after="40"/>
-      </w:pPr>
-      <w:r>
-        <w:t>Teacher observation: Did students explain why an AI output needed verification?</w:t>
-      </w:r>
-    </w:p>
-    <w:p>
-      <w:pPr>
-        <w:pStyle w:val="ListBullet"/>
-        <w:spacing w:after="40"/>
-      </w:pPr>
-      <w:r>
-        <w:t>Prompt surgery: Did students improve the prompt in ways that asked for audience, steps, limits, and uncertainty?</w:t>
-      </w:r>
-    </w:p>
-    <w:p>
-      <w:pPr>
-        <w:pStyle w:val="ListBullet"/>
-        <w:spacing w:after="40"/>
-      </w:pPr>
-      <w:r>
-        <w:t>SERVIAM application: Did students distinguish learning support from integrity replacement?</w:t>
-      </w:r>
-    </w:p>
-    <w:p>
-      <w:pPr>
-        <w:pStyle w:val="Heading1"/>
-      </w:pPr>
-      <w:r>
-        <w:t>Standards and framework alignment</w:t>
-      </w:r>
-    </w:p>
-    <w:p>
-      <w:pPr>
-        <w:pStyle w:val="ListBullet"/>
-        <w:spacing w:after="40"/>
-      </w:pPr>
-      <w:r>
-        <w:t>CSTA AI Learning Priorities: Humans and AI, representation and reasoning, machine learning, ethical AI system design and programming, societal impacts.</w:t>
-      </w:r>
-    </w:p>
-    <w:p>
-      <w:pPr>
-        <w:pStyle w:val="ListBullet"/>
-        <w:spacing w:after="40"/>
-      </w:pPr>
-      <w:r>
-        <w:t>AI4K12 Five Big Ideas: perception, representation and reasoning, learning, natural interaction, societal impact.</w:t>
-      </w:r>
-    </w:p>
-    <w:p>
-      <w:pPr>
-        <w:pStyle w:val="ListBullet"/>
-        <w:spacing w:after="40"/>
-      </w:pPr>
-      <w:r>
-        <w:t>AP CSP alignment: data, algorithms, computing impacts, abstraction, digital responsibility.</w:t>
-      </w:r>
-    </w:p>
-    <w:p>
-      <w:pPr>
-        <w:pStyle w:val="ListBullet"/>
-        <w:spacing w:after="40"/>
-      </w:pPr>
-      <w:r>
-        <w:t>AP CSA extension: algorithmic thinking, program analysis, debugging, abstraction, ethical tool use.</w:t>
-      </w:r>
-    </w:p>
-    <w:p>
-      <w:pPr>
-        <w:pStyle w:val="ListBullet"/>
-        <w:spacing w:after="40"/>
-      </w:pPr>
-      <w:r>
-        <w:t>Ursuline alignment: Serviam, intellectual curiosity, integrity, active learning, I.D.E.A. Hub, coding, robotics, empowered digital citizenship.</w:t>
-      </w:r>
-    </w:p>
-    <w:p>
-      <w:pPr>
-        <w:pStyle w:val="Heading1"/>
-      </w:pPr>
-      <w:r>
-        <w:t>Why this works as a teaching audition</w:t>
-      </w:r>
-    </w:p>
-    <w:p>
-      <w:pPr>
-        <w:pStyle w:val="ListBullet"/>
-        <w:spacing w:after="40"/>
-      </w:pPr>
-      <w:r>
-        <w:t>It answers the requested content without trying to teach an entire AI course in 20 minutes.</w:t>
-      </w:r>
-    </w:p>
-    <w:p>
-      <w:pPr>
-        <w:pStyle w:val="ListBullet"/>
-        <w:spacing w:after="40"/>
-      </w:pPr>
-      <w:r>
-        <w:t>It shows student engagement through prediction, discussion, audit, decision-making, and reflection.</w:t>
-      </w:r>
-    </w:p>
-    <w:p>
-      <w:pPr>
-        <w:pStyle w:val="ListBullet"/>
-        <w:spacing w:after="40"/>
-      </w:pPr>
-      <w:r>
-        <w:t>It explains internal AI mechanics accurately and accessibly.</w:t>
-      </w:r>
-    </w:p>
-    <w:p>
-      <w:pPr>
-        <w:pStyle w:val="ListBullet"/>
-        <w:spacing w:after="40"/>
-      </w:pPr>
-      <w:r>
-        <w:t>It embeds critical thinking as a student task rather than only a teacher statement.</w:t>
-      </w:r>
-    </w:p>
-    <w:p>
-      <w:pPr>
-        <w:pStyle w:val="ListBullet"/>
-        <w:spacing w:after="40"/>
-      </w:pPr>
-      <w:r>
-        <w:t>It makes Serviam practical through a decision protocol, not decorative through a slogan.</w:t>
-      </w:r>
-    </w:p>
-    <w:p>
-      <w:pPr>
-        <w:pStyle w:val="ListBullet"/>
-        <w:spacing w:after="40"/>
-      </w:pPr>
-      <w:r>
-        <w:t>It leaves leaders with a clear sense of how the lesson scales into CS, math, science, ethics, and an AI pathway.</w:t>
-      </w:r>
-    </w:p>
-    <w:p>
-      <w:pPr>
-        <w:pStyle w:val="Heading1"/>
-      </w:pPr>
-      <w:r>
-        <w:t>Source note</w:t>
-      </w:r>
-    </w:p>
-    <w:p>
-      <w:r>
-        <w:t>Full citation details are included in the companion Research Source Map and in the student Gamma deck speaker notes. Key sources include Ursuline Academy's official mission and technology pages, Stanford HAI AI Index 2026, Google ML Crash Course, CSTA, AI4K12, UNESCO, OECD, NIST, EEF, NAIS, Massachusetts DESE, and peer-school AI examples from Andover, Exeter, Lawrenceville, Castilleja, Hockaday, Marlborough, and Catholic-school AI guidance.</w:t>
-      </w:r>
-    </w:p>
-    <w:sectPr>
-      <w:pgSz w:w="12240" w:h="15840"/>
-      <w:pgMar w:top="936" w:right="1008" w:bottom="936" w:left="1008" w:header="720" w:footer="720" w:gutter="0"/>
-      <w:cols w:space="720"/>
-      <w:docGrid w:linePitch="360"/>
-    </w:sectPr>
-  </w:body>
-</w:document>
+<ns0:document xmlns:ns0="http://schemas.openxmlformats.org/wordprocessingml/2006/main" xmlns:ns1="http://schemas.openxmlformats.org/markup-compatibility/2006" ns1:Ignorable="w14 wp14">
+  <ns0:body>
+    <ns0:p>
+      <ns0:pPr>
+        <ns0:jc ns0:val="center"/>
+      </ns0:pPr>
+      <ns0:r>
+        <ns0:rPr>
+          <ns0:rFonts ns0:ascii="Aptos Display" ns0:hAnsi="Aptos Display"/>
+          <ns0:b/>
+          <ns0:color ns0:val="1D4A32"/>
+          <ns0:sz ns0:val="44"/>
+        </ns0:rPr>
+        <ns0:t>AI, the Brain, and Serviam</ns0:t>
+      </ns0:r>
+    </ns0:p>
+    <ns0:p>
+      <ns0:pPr>
+        <ns0:jc ns0:val="center"/>
+      </ns0:pPr>
+      <ns0:r>
+        <ns0:rPr>
+          <ns0:rFonts ns0:ascii="Aptos" ns0:hAnsi="Aptos"/>
+          <ns0:i/>
+          <ns0:color ns0:val="505050"/>
+          <ns0:sz ns0:val="24"/>
+        </ns0:rPr>
+        <ns0:t>20-Minute Student-Facing Lesson Plan for Ursuline Academy, Dedham</ns0:t>
+      </ns0:r>
+    </ns0:p>
+    <ns0:p/>
+    <ns0:p>
+      <ns0:pPr>
+        <ns0:pStyle ns0:val="Heading1"/>
+      </ns0:pPr>
+      <ns0:r>
+        <ns0:t>Lesson snapshot</ns0:t>
+      </ns0:r>
+    </ns0:p>
+    <ns0:tbl>
+      <ns0:tblPr>
+        <ns0:tblStyle ns0:val="TableGrid"/>
+        <ns0:tblW ns0:type="auto" ns0:w="0"/>
+        <ns0:jc ns0:val="center"/>
+        <ns0:tblLook ns0:firstColumn="1" ns0:firstRow="1" ns0:lastColumn="0" ns0:lastRow="0" ns0:noHBand="0" ns0:noVBand="1" ns0:val="04A0"/>
+      </ns0:tblPr>
+      <ns0:tblGrid>
+        <ns0:gridCol ns0:w="5112"/>
+        <ns0:gridCol ns0:w="5112"/>
+      </ns0:tblGrid>
+      <ns0:tr>
+        <ns0:tc>
+          <ns0:tcPr>
+            <ns0:tcW ns0:type="dxa" ns0:w="2448"/>
+            <ns0:shd ns0:fill="1d4a32"/>
+            <ns0:vAlign ns0:val="top"/>
+          </ns0:tcPr>
+          <ns0:p>
+            <ns0:pPr>
+              <ns0:spacing ns0:after="0"/>
+            </ns0:pPr>
+            <ns0:r/>
+            <ns0:r>
+              <ns0:rPr>
+                <ns0:b/>
+                <ns0:color ns0:val="FFFFFF"/>
+              </ns0:rPr>
+              <ns0:t>Category</ns0:t>
+            </ns0:r>
+          </ns0:p>
+        </ns0:tc>
+        <ns0:tc>
+          <ns0:tcPr>
+            <ns0:tcW ns0:type="dxa" ns0:w="8352"/>
+            <ns0:shd ns0:fill="1d4a32"/>
+            <ns0:vAlign ns0:val="top"/>
+          </ns0:tcPr>
+          <ns0:p>
+            <ns0:pPr>
+              <ns0:spacing ns0:after="0"/>
+            </ns0:pPr>
+            <ns0:r/>
+            <ns0:r>
+              <ns0:rPr>
+                <ns0:b/>
+                <ns0:color ns0:val="FFFFFF"/>
+              </ns0:rPr>
+              <ns0:t>Plan</ns0:t>
+            </ns0:r>
+          </ns0:p>
+        </ns0:tc>
+      </ns0:tr>
+      <ns0:tr>
+        <ns0:tc>
+          <ns0:tcPr>
+            <ns0:tcW ns0:type="dxa" ns0:w="2448"/>
+            <ns0:vAlign ns0:val="top"/>
+          </ns0:tcPr>
+          <ns0:p>
+            <ns0:pPr>
+              <ns0:spacing ns0:after="0"/>
+            </ns0:pPr>
+            <ns0:r/>
+            <ns0:r>
+              <ns0:rPr>
+                <ns0:b ns0:val="0"/>
+              </ns0:rPr>
+              <ns0:t>Course or context</ns0:t>
+            </ns0:r>
+          </ns0:p>
+        </ns0:tc>
+        <ns0:tc>
+          <ns0:tcPr>
+            <ns0:tcW ns0:type="dxa" ns0:w="8352"/>
+            <ns0:vAlign ns0:val="top"/>
+          </ns0:tcPr>
+          <ns0:p>
+            <ns0:pPr>
+              <ns0:spacing ns0:after="0"/>
+            </ns0:pPr>
+            <ns0:r/>
+            <ns0:r>
+              <ns0:rPr>
+                <ns0:b ns0:val="0"/>
+              </ns0:rPr>
+              <ns0:t>Flexible grades 7 to 12. Computer science, AI literacy, digital citizenship, math and science connection, advisory or interdisciplinary seminar.</ns0:t>
+            </ns0:r>
+          </ns0:p>
+        </ns0:tc>
+      </ns0:tr>
+      <ns0:tr>
+        <ns0:tc>
+          <ns0:tcPr>
+            <ns0:tcW ns0:type="dxa" ns0:w="2448"/>
+            <ns0:vAlign ns0:val="top"/>
+          </ns0:tcPr>
+          <ns0:p>
+            <ns0:pPr>
+              <ns0:spacing ns0:after="0"/>
+            </ns0:pPr>
+            <ns0:r/>
+            <ns0:r>
+              <ns0:rPr>
+                <ns0:b ns0:val="0"/>
+              </ns0:rPr>
+              <ns0:t>Length</ns0:t>
+            </ns0:r>
+          </ns0:p>
+        </ns0:tc>
+        <ns0:tc>
+          <ns0:tcPr>
+            <ns0:tcW ns0:type="dxa" ns0:w="8352"/>
+            <ns0:vAlign ns0:val="top"/>
+          </ns0:tcPr>
+          <ns0:p>
+            <ns0:pPr>
+              <ns0:spacing ns0:after="0"/>
+            </ns0:pPr>
+            <ns0:r/>
+            <ns0:r>
+              <ns0:rPr>
+                <ns0:b ns0:val="0"/>
+              </ns0:rPr>
+              <ns0:t>20 minutes. The lesson is intentionally a sample and not a full AI unit.</ns0:t>
+            </ns0:r>
+          </ns0:p>
+        </ns0:tc>
+      </ns0:tr>
+      <ns0:tr>
+        <ns0:tc>
+          <ns0:tcPr>
+            <ns0:tcW ns0:type="dxa" ns0:w="2448"/>
+            <ns0:vAlign ns0:val="top"/>
+          </ns0:tcPr>
+          <ns0:p>
+            <ns0:pPr>
+              <ns0:spacing ns0:after="0"/>
+            </ns0:pPr>
+            <ns0:r/>
+            <ns0:r>
+              <ns0:rPr>
+                <ns0:b ns0:val="0"/>
+              </ns0:rPr>
+              <ns0:t>Audience</ns0:t>
+            </ns0:r>
+          </ns0:p>
+        </ns0:tc>
+        <ns0:tc>
+          <ns0:tcPr>
+            <ns0:tcW ns0:type="dxa" ns0:w="8352"/>
+            <ns0:vAlign ns0:val="top"/>
+          </ns0:tcPr>
+          <ns0:p>
+            <ns0:pPr>
+              <ns0:spacing ns0:after="0"/>
+            </ns0:pPr>
+            <ns0:r/>
+            <ns0:r>
+              <ns0:rPr>
+                <ns0:b ns0:val="0"/>
+              </ns0:rPr>
+              <ns0:t>Student-facing lesson for Ursuline girls in grades 7 to 12 with built-in differentiation.</ns0:t>
+            </ns0:r>
+          </ns0:p>
+        </ns0:tc>
+      </ns0:tr>
+      <ns0:tr>
+        <ns0:tc>
+          <ns0:tcPr>
+            <ns0:tcW ns0:type="dxa" ns0:w="2448"/>
+            <ns0:vAlign ns0:val="top"/>
+          </ns0:tcPr>
+          <ns0:p>
+            <ns0:pPr>
+              <ns0:spacing ns0:after="0"/>
+            </ns0:pPr>
+            <ns0:r/>
+            <ns0:r>
+              <ns0:rPr>
+                <ns0:b ns0:val="0"/>
+              </ns0:rPr>
+              <ns0:t>Essential question</ns0:t>
+            </ns0:r>
+          </ns0:p>
+        </ns0:tc>
+        <ns0:tc>
+          <ns0:tcPr>
+            <ns0:tcW ns0:type="dxa" ns0:w="8352"/>
+            <ns0:vAlign ns0:val="top"/>
+          </ns0:tcPr>
+          <ns0:p>
+            <ns0:pPr>
+              <ns0:spacing ns0:after="0"/>
+            </ns0:pPr>
+            <ns0:r/>
+            <ns0:r>
+              <ns0:rPr>
+                <ns0:b ns0:val="0"/>
+              </ns0:rPr>
+              <ns0:t>How can we understand AI well enough to use it wisely, truthfully, and in service of others?</ns0:t>
+            </ns0:r>
+          </ns0:p>
+        </ns0:tc>
+      </ns0:tr>
+      <ns0:tr>
+        <ns0:tc>
+          <ns0:tcPr>
+            <ns0:tcW ns0:type="dxa" ns0:w="2448"/>
+            <ns0:vAlign ns0:val="top"/>
+          </ns0:tcPr>
+          <ns0:p>
+            <ns0:pPr>
+              <ns0:spacing ns0:after="0"/>
+            </ns0:pPr>
+            <ns0:r/>
+            <ns0:r>
+              <ns0:rPr>
+                <ns0:b ns0:val="0"/>
+              </ns0:rPr>
+              <ns0:t>Core thesis</ns0:t>
+            </ns0:r>
+          </ns0:p>
+        </ns0:tc>
+        <ns0:tc>
+          <ns0:tcPr>
+            <ns0:tcW ns0:type="dxa" ns0:w="8352"/>
+            <ns0:vAlign ns0:val="top"/>
+          </ns0:tcPr>
+          <ns0:p>
+            <ns0:pPr>
+              <ns0:spacing ns0:after="0"/>
+            </ns0:pPr>
+            <ns0:r/>
+            <ns0:r>
+              <ns0:rPr>
+                <ns0:b ns0:val="0"/>
+              </ns0:rPr>
+              <ns0:t>AI is not magic. It is math trained on patterns. Human wisdom decides whether, when, and how to use it.</ns0:t>
+            </ns0:r>
+          </ns0:p>
+        </ns0:tc>
+      </ns0:tr>
+      <ns0:tr>
+        <ns0:tc>
+          <ns0:tcPr>
+            <ns0:tcW ns0:type="dxa" ns0:w="2448"/>
+            <ns0:vAlign ns0:val="top"/>
+          </ns0:tcPr>
+          <ns0:p>
+            <ns0:pPr>
+              <ns0:spacing ns0:after="0"/>
+            </ns0:pPr>
+            <ns0:r/>
+            <ns0:r>
+              <ns0:rPr>
+                <ns0:b ns0:val="0"/>
+              </ns0:rPr>
+              <ns0:t>Mission fit</ns0:t>
+            </ns0:r>
+          </ns0:p>
+        </ns0:tc>
+        <ns0:tc>
+          <ns0:tcPr>
+            <ns0:tcW ns0:type="dxa" ns0:w="8352"/>
+            <ns0:vAlign ns0:val="top"/>
+          </ns0:tcPr>
+          <ns0:p>
+            <ns0:pPr>
+              <ns0:spacing ns0:after="0"/>
+            </ns0:pPr>
+            <ns0:r/>
+            <ns0:r>
+              <ns0:rPr>
+                <ns0:b ns0:val="0"/>
+              </ns0:rPr>
+              <ns0:t>Serviam, intellectual curiosity, respect, compassion, integrity, purpose, presence, whole-person education, and young women as thoughtful leaders of technology.</ns0:t>
+            </ns0:r>
+          </ns0:p>
+        </ns0:tc>
+      </ns0:tr>
+    </ns0:tbl>
+    <ns0:p/>
+    <ns0:p>
+      <ns0:pPr>
+        <ns0:pStyle ns0:val="Heading1"/>
+      </ns0:pPr>
+      <ns0:r>
+        <ns0:t>Learning targets</ns0:t>
+      </ns0:r>
+    </ns0:p>
+    <ns0:p>
+      <ns0:pPr>
+        <ns0:pStyle ns0:val="ListBullet"/>
+        <ns0:spacing ns0:after="40"/>
+      </ns0:pPr>
+      <ns0:r>
+        <ns0:t>I can explain AI as a system that uses data and math to find patterns, make predictions, generate content, or support decisions.</ns0:t>
+      </ns0:r>
+    </ns0:p>
+    <ns0:p>
+      <ns0:pPr>
+        <ns0:pStyle ns0:val="ListBullet"/>
+        <ns0:spacing ns0:after="40"/>
+      </ns0:pPr>
+      <ns0:r>
+        <ns0:t>I can describe how a language model uses tokens, numerical patterns, probability, attention, and human review.</ns0:t>
+      </ns0:r>
+    </ns0:p>
+    <ns0:p>
+      <ns0:pPr>
+        <ns0:pStyle ns0:val="ListBullet"/>
+        <ns0:spacing ns0:after="40"/>
+      </ns0:pPr>
+      <ns0:r>
+        <ns0:t>I can compare human learning with AI prediction without confusing the two.</ns0:t>
+      </ns0:r>
+    </ns0:p>
+    <ns0:p>
+      <ns0:pPr>
+        <ns0:pStyle ns0:val="ListBullet"/>
+        <ns0:spacing ns0:after="40"/>
+      </ns0:pPr>
+      <ns0:r>
+        <ns0:t>I can critique an AI answer by identifying what is accurate, vague, or needs verification.</ns0:t>
+      </ns0:r>
+    </ns0:p>
+    <ns0:p>
+      <ns0:pPr>
+        <ns0:pStyle ns0:val="ListBullet"/>
+        <ns0:spacing ns0:after="40"/>
+      </ns0:pPr>
+      <ns0:r>
+        <ns0:t>I can use the SERVIAM AI Protocol to decide whether AI use supports learning, integrity, and service.</ns0:t>
+      </ns0:r>
+    </ns0:p>
+    <ns0:p>
+      <ns0:pPr>
+        <ns0:pStyle ns0:val="Heading1"/>
+      </ns0:pPr>
+      <ns0:r>
+        <ns0:t>Success criteria</ns0:t>
+      </ns0:r>
+    </ns0:p>
+    <ns0:p>
+      <ns0:pPr>
+        <ns0:pStyle ns0:val="ListBullet"/>
+        <ns0:spacing ns0:after="40"/>
+      </ns0:pPr>
+      <ns0:r>
+        <ns0:t>Students can say that AI predicts likely outputs from patterns, not guaranteed truth.</ns0:t>
+      </ns0:r>
+    </ns0:p>
+    <ns0:p>
+      <ns0:pPr>
+        <ns0:pStyle ns0:val="ListBullet"/>
+        <ns0:spacing ns0:after="40"/>
+      </ns0:pPr>
+      <ns0:r>
+        <ns0:t>Students can name at least two internal steps, such as tokens, probability, or attention.</ns0:t>
+      </ns0:r>
+    </ns0:p>
+    <ns0:p>
+      <ns0:pPr>
+        <ns0:pStyle ns0:val="ListBullet"/>
+        <ns0:spacing ns0:after="40"/>
+      </ns0:pPr>
+      <ns0:r>
+        <ns0:t>Students can explain one way AI helps learning and one way it can weaken learning.</ns0:t>
+      </ns0:r>
+    </ns0:p>
+    <ns0:p>
+      <ns0:pPr>
+        <ns0:pStyle ns0:val="ListBullet"/>
+        <ns0:spacing ns0:after="40"/>
+      </ns0:pPr>
+      <ns0:r>
+        <ns0:t>Students can apply at least one part of the SERVIAM protocol to a realistic AI use case.</ns0:t>
+      </ns0:r>
+    </ns0:p>
+    <ns0:p>
+      <ns0:pPr>
+        <ns0:pStyle ns0:val="Heading1"/>
+      </ns0:pPr>
+      <ns0:r>
+        <ns0:t>Materials</ns0:t>
+      </ns0:r>
+    </ns0:p>
+    <ns0:p>
+      <ns0:pPr>
+        <ns0:pStyle ns0:val="ListBullet"/>
+        <ns0:spacing ns0:after="40"/>
+      </ns0:pPr>
+      <ns0:r>
+        <ns0:t>Student-facing Gamma deck: AI, the Brain, and Serviam, 20 slides max.</ns0:t>
+      </ns0:r>
+    </ns0:p>
+    <ns0:p>
+      <ns0:pPr>
+        <ns0:pStyle ns0:val="ListBullet"/>
+        <ns0:spacing ns0:after="40"/>
+      </ns0:pPr>
+      <ns0:r>
+        <ns0:t>Prepared flawed AI response for audit activity.</ns0:t>
+      </ns0:r>
+    </ns0:p>
+    <ns0:p>
+      <ns0:pPr>
+        <ns0:pStyle ns0:val="ListBullet"/>
+        <ns0:spacing ns0:after="40"/>
+      </ns0:pPr>
+      <ns0:r>
+        <ns0:t>Optional live AI tool for one short prompt surgery example. Prepared examples should remain available as backup.</ns0:t>
+      </ns0:r>
+    </ns0:p>
+    <ns0:p>
+      <ns0:pPr>
+        <ns0:pStyle ns0:val="ListBullet"/>
+        <ns0:spacing ns0:after="40"/>
+      </ns0:pPr>
+      <ns0:r>
+        <ns0:t>Student SERVIAM AI Use Card or exit ticket.</ns0:t>
+      </ns0:r>
+    </ns0:p>
+    <ns0:p>
+      <ns0:pPr>
+        <ns0:pStyle ns0:val="Heading1"/>
+      </ns0:pPr>
+      <ns0:r>
+        <ns0:t>20-minute instructional flow</ns0:t>
+      </ns0:r>
+    </ns0:p>
+    <ns0:tbl>
+      <ns0:tblPr>
+        <ns0:tblStyle ns0:val="TableGrid"/>
+        <ns0:tblW ns0:type="auto" ns0:w="0"/>
+        <ns0:jc ns0:val="center"/>
+        <ns0:tblLook ns0:firstColumn="1" ns0:firstRow="1" ns0:lastColumn="0" ns0:lastRow="0" ns0:noHBand="0" ns0:noVBand="1" ns0:val="04A0"/>
+      </ns0:tblPr>
+      <ns0:tblGrid>
+        <ns0:gridCol ns0:w="2556"/>
+        <ns0:gridCol ns0:w="2556"/>
+        <ns0:gridCol ns0:w="2556"/>
+        <ns0:gridCol ns0:w="2556"/>
+      </ns0:tblGrid>
+      <ns0:tr>
+        <ns0:tc>
+          <ns0:tcPr>
+            <ns0:tcW ns0:type="dxa" ns0:w="1440"/>
+            <ns0:shd ns0:fill="1d4a32"/>
+            <ns0:vAlign ns0:val="top"/>
+          </ns0:tcPr>
+          <ns0:p>
+            <ns0:pPr>
+              <ns0:spacing ns0:after="0"/>
+            </ns0:pPr>
+            <ns0:r/>
+            <ns0:r>
+              <ns0:rPr>
+                <ns0:b/>
+                <ns0:color ns0:val="FFFFFF"/>
+              </ns0:rPr>
+              <ns0:t>Time</ns0:t>
+            </ns0:r>
+          </ns0:p>
+        </ns0:tc>
+        <ns0:tc>
+          <ns0:tcPr>
+            <ns0:tcW ns0:type="dxa" ns0:w="1440"/>
+            <ns0:shd ns0:fill="1d4a32"/>
+            <ns0:vAlign ns0:val="top"/>
+          </ns0:tcPr>
+          <ns0:p>
+            <ns0:pPr>
+              <ns0:spacing ns0:after="0"/>
+            </ns0:pPr>
+            <ns0:r/>
+            <ns0:r>
+              <ns0:rPr>
+                <ns0:b/>
+                <ns0:color ns0:val="FFFFFF"/>
+              </ns0:rPr>
+              <ns0:t>Slides</ns0:t>
+            </ns0:r>
+          </ns0:p>
+        </ns0:tc>
+        <ns0:tc>
+          <ns0:tcPr>
+            <ns0:tcW ns0:type="dxa" ns0:w="3312"/>
+            <ns0:shd ns0:fill="1d4a32"/>
+            <ns0:vAlign ns0:val="top"/>
+          </ns0:tcPr>
+          <ns0:p>
+            <ns0:pPr>
+              <ns0:spacing ns0:after="0"/>
+            </ns0:pPr>
+            <ns0:r/>
+            <ns0:r>
+              <ns0:rPr>
+                <ns0:b/>
+                <ns0:color ns0:val="FFFFFF"/>
+              </ns0:rPr>
+              <ns0:t>Teacher move</ns0:t>
+            </ns0:r>
+          </ns0:p>
+        </ns0:tc>
+        <ns0:tc>
+          <ns0:tcPr>
+            <ns0:tcW ns0:type="dxa" ns0:w="4608"/>
+            <ns0:shd ns0:fill="1d4a32"/>
+            <ns0:vAlign ns0:val="top"/>
+          </ns0:tcPr>
+          <ns0:p>
+            <ns0:pPr>
+              <ns0:spacing ns0:after="0"/>
+            </ns0:pPr>
+            <ns0:r/>
+            <ns0:r>
+              <ns0:rPr>
+                <ns0:b/>
+                <ns0:color ns0:val="FFFFFF"/>
+              </ns0:rPr>
+              <ns0:t>Student evidence</ns0:t>
+            </ns0:r>
+          </ns0:p>
+        </ns0:tc>
+      </ns0:tr>
+      <ns0:tr>
+        <ns0:tc>
+          <ns0:tcPr>
+            <ns0:tcW ns0:type="dxa" ns0:w="1440"/>
+            <ns0:vAlign ns0:val="top"/>
+          </ns0:tcPr>
+          <ns0:p>
+            <ns0:pPr>
+              <ns0:spacing ns0:after="0"/>
+            </ns0:pPr>
+            <ns0:r/>
+            <ns0:r>
+              <ns0:rPr>
+                <ns0:b ns0:val="0"/>
+              </ns0:rPr>
+              <ns0:t>0:00 to 1:00</ns0:t>
+            </ns0:r>
+          </ns0:p>
+        </ns0:tc>
+        <ns0:tc>
+          <ns0:tcPr>
+            <ns0:tcW ns0:type="dxa" ns0:w="1440"/>
+            <ns0:vAlign ns0:val="top"/>
+          </ns0:tcPr>
+          <ns0:p>
+            <ns0:pPr>
+              <ns0:spacing ns0:after="0"/>
+            </ns0:pPr>
+            <ns0:r/>
+            <ns0:r>
+              <ns0:rPr>
+                <ns0:b ns0:val="0"/>
+              </ns0:rPr>
+              <ns0:t>Slide 1 to 2</ns0:t>
+            </ns0:r>
+          </ns0:p>
+        </ns0:tc>
+        <ns0:tc>
+          <ns0:tcPr>
+            <ns0:tcW ns0:type="dxa" ns0:w="3312"/>
+            <ns0:vAlign ns0:val="top"/>
+          </ns0:tcPr>
+          <ns0:p>
+            <ns0:pPr>
+              <ns0:spacing ns0:after="0"/>
+            </ns0:pPr>
+            <ns0:r/>
+            <ns0:r>
+              <ns0:rPr>
+                <ns0:b ns0:val="0"/>
+              </ns0:rPr>
+              <ns0:t>Purpose and essential question</ns0:t>
+            </ns0:r>
+          </ns0:p>
+        </ns0:tc>
+        <ns0:tc>
+          <ns0:tcPr>
+            <ns0:tcW ns0:type="dxa" ns0:w="4608"/>
+            <ns0:vAlign ns0:val="top"/>
+          </ns0:tcPr>
+          <ns0:p>
+            <ns0:pPr>
+              <ns0:spacing ns0:after="0"/>
+            </ns0:pPr>
+            <ns0:r/>
+            <ns0:r>
+              <ns0:rPr>
+                <ns0:b ns0:val="0"/>
+              </ns0:rPr>
+              <ns0:t>Students understand the lesson arc: what AI is, how it works, and how to use it wisely.</ns0:t>
+            </ns0:r>
+          </ns0:p>
+        </ns0:tc>
+      </ns0:tr>
+      <ns0:tr>
+        <ns0:tc>
+          <ns0:tcPr>
+            <ns0:tcW ns0:type="dxa" ns0:w="1440"/>
+            <ns0:vAlign ns0:val="top"/>
+          </ns0:tcPr>
+          <ns0:p>
+            <ns0:pPr>
+              <ns0:spacing ns0:after="0"/>
+            </ns0:pPr>
+            <ns0:r/>
+            <ns0:r>
+              <ns0:rPr>
+                <ns0:b ns0:val="0"/>
+              </ns0:rPr>
+              <ns0:t>1:00 to 3:30</ns0:t>
+            </ns0:r>
+          </ns0:p>
+        </ns0:tc>
+        <ns0:tc>
+          <ns0:tcPr>
+            <ns0:tcW ns0:type="dxa" ns0:w="1440"/>
+            <ns0:vAlign ns0:val="top"/>
+          </ns0:tcPr>
+          <ns0:p>
+            <ns0:pPr>
+              <ns0:spacing ns0:after="0"/>
+            </ns0:pPr>
+            <ns0:r/>
+            <ns0:r>
+              <ns0:rPr>
+                <ns0:b ns0:val="0"/>
+              </ns0:rPr>
+              <ns0:t>Slide 3 to 5</ns0:t>
+            </ns0:r>
+          </ns0:p>
+        </ns0:tc>
+        <ns0:tc>
+          <ns0:tcPr>
+            <ns0:tcW ns0:type="dxa" ns0:w="3312"/>
+            <ns0:vAlign ns0:val="top"/>
+          </ns0:tcPr>
+          <ns0:p>
+            <ns0:pPr>
+              <ns0:spacing ns0:after="0"/>
+            </ns0:pPr>
+            <ns0:r/>
+            <ns0:r>
+              <ns0:rPr>
+                <ns0:b ns0:val="0"/>
+              </ns0:rPr>
+              <ns0:t>Brain prediction hook</ns0:t>
+            </ns0:r>
+          </ns0:p>
+        </ns0:tc>
+        <ns0:tc>
+          <ns0:tcPr>
+            <ns0:tcW ns0:type="dxa" ns0:w="4608"/>
+            <ns0:vAlign ns0:val="top"/>
+          </ns0:tcPr>
+          <ns0:p>
+            <ns0:pPr>
+              <ns0:spacing ns0:after="0"/>
+            </ns0:pPr>
+            <ns0:r/>
+            <ns0:r>
+              <ns0:rPr>
+                <ns0:b ns0:val="0"/>
+              </ns0:rPr>
+              <ns0:t>Students predict a missing word, discuss context clues, and compare brain prediction with AI prediction.</ns0:t>
+            </ns0:r>
+          </ns0:p>
+        </ns0:tc>
+      </ns0:tr>
+      <ns0:tr>
+        <ns0:tc>
+          <ns0:tcPr>
+            <ns0:tcW ns0:type="dxa" ns0:w="1440"/>
+            <ns0:vAlign ns0:val="top"/>
+          </ns0:tcPr>
+          <ns0:p>
+            <ns0:pPr>
+              <ns0:spacing ns0:after="0"/>
+            </ns0:pPr>
+            <ns0:r/>
+            <ns0:r>
+              <ns0:rPr>
+                <ns0:b ns0:val="0"/>
+              </ns0:rPr>
+              <ns0:t>3:30 to 5:30</ns0:t>
+            </ns0:r>
+          </ns0:p>
+        </ns0:tc>
+        <ns0:tc>
+          <ns0:tcPr>
+            <ns0:tcW ns0:type="dxa" ns0:w="1440"/>
+            <ns0:vAlign ns0:val="top"/>
+          </ns0:tcPr>
+          <ns0:p>
+            <ns0:pPr>
+              <ns0:spacing ns0:after="0"/>
+            </ns0:pPr>
+            <ns0:r/>
+            <ns0:r>
+              <ns0:rPr>
+                <ns0:b ns0:val="0"/>
+              </ns0:rPr>
+              <ns0:t>Slide 6 to 7</ns0:t>
+            </ns0:r>
+          </ns0:p>
+        </ns0:tc>
+        <ns0:tc>
+          <ns0:tcPr>
+            <ns0:tcW ns0:type="dxa" ns0:w="3312"/>
+            <ns0:vAlign ns0:val="top"/>
+          </ns0:tcPr>
+          <ns0:p>
+            <ns0:pPr>
+              <ns0:spacing ns0:after="0"/>
+            </ns0:pPr>
+            <ns0:r/>
+            <ns0:r>
+              <ns0:rPr>
+                <ns0:b ns0:val="0"/>
+              </ns0:rPr>
+              <ns0:t>What AI is</ns0:t>
+            </ns0:r>
+          </ns0:p>
+        </ns0:tc>
+        <ns0:tc>
+          <ns0:tcPr>
+            <ns0:tcW ns0:type="dxa" ns0:w="4608"/>
+            <ns0:vAlign ns0:val="top"/>
+          </ns0:tcPr>
+          <ns0:p>
+            <ns0:pPr>
+              <ns0:spacing ns0:after="0"/>
+            </ns0:pPr>
+            <ns0:r/>
+            <ns0:r>
+              <ns0:rPr>
+                <ns0:b ns0:val="0"/>
+              </ns0:rPr>
+              <ns0:t>Students write a seven-word definition and broaden AI beyond chatbots.</ns0:t>
+            </ns0:r>
+          </ns0:p>
+        </ns0:tc>
+      </ns0:tr>
+      <ns0:tr>
+        <ns0:tc>
+          <ns0:tcPr>
+            <ns0:tcW ns0:type="dxa" ns0:w="1440"/>
+            <ns0:vAlign ns0:val="top"/>
+          </ns0:tcPr>
+          <ns0:p>
+            <ns0:pPr>
+              <ns0:spacing ns0:after="0"/>
+            </ns0:pPr>
+            <ns0:r/>
+            <ns0:r>
+              <ns0:rPr>
+                <ns0:b ns0:val="0"/>
+              </ns0:rPr>
+              <ns0:t>5:30 to 10:30</ns0:t>
+            </ns0:r>
+          </ns0:p>
+        </ns0:tc>
+        <ns0:tc>
+          <ns0:tcPr>
+            <ns0:tcW ns0:type="dxa" ns0:w="1440"/>
+            <ns0:vAlign ns0:val="top"/>
+          </ns0:tcPr>
+          <ns0:p>
+            <ns0:pPr>
+              <ns0:spacing ns0:after="0"/>
+            </ns0:pPr>
+            <ns0:r/>
+            <ns0:r>
+              <ns0:rPr>
+                <ns0:b ns0:val="0"/>
+              </ns0:rPr>
+              <ns0:t>Slide 8 to 12</ns0:t>
+            </ns0:r>
+          </ns0:p>
+        </ns0:tc>
+        <ns0:tc>
+          <ns0:tcPr>
+            <ns0:tcW ns0:type="dxa" ns0:w="3312"/>
+            <ns0:vAlign ns0:val="top"/>
+          </ns0:tcPr>
+          <ns0:p>
+            <ns0:pPr>
+              <ns0:spacing ns0:after="0"/>
+            </ns0:pPr>
+            <ns0:r/>
+            <ns0:r>
+              <ns0:rPr>
+                <ns0:b ns0:val="0"/>
+              </ns0:rPr>
+              <ns0:t>Prompt-to-response pathway</ns0:t>
+            </ns0:r>
+          </ns0:p>
+        </ns0:tc>
+        <ns0:tc>
+          <ns0:tcPr>
+            <ns0:tcW ns0:type="dxa" ns0:w="4608"/>
+            <ns0:vAlign ns0:val="top"/>
+          </ns0:tcPr>
+          <ns0:p>
+            <ns0:pPr>
+              <ns0:spacing ns0:after="0"/>
+            </ns0:pPr>
+            <ns0:r/>
+            <ns0:r>
+              <ns0:rPr>
+                <ns0:b ns0:val="0"/>
+              </ns0:rPr>
+              <ns0:t>Teacher models tokens, probability, attention, and why answers vary using simple examples.</ns0:t>
+            </ns0:r>
+          </ns0:p>
+        </ns0:tc>
+      </ns0:tr>
+      <ns0:tr>
+        <ns0:tc>
+          <ns0:tcPr>
+            <ns0:tcW ns0:type="dxa" ns0:w="1440"/>
+            <ns0:vAlign ns0:val="top"/>
+          </ns0:tcPr>
+          <ns0:p>
+            <ns0:pPr>
+              <ns0:spacing ns0:after="0"/>
+            </ns0:pPr>
+            <ns0:r/>
+            <ns0:r>
+              <ns0:rPr>
+                <ns0:b ns0:val="0"/>
+              </ns0:rPr>
+              <ns0:t>10:30 to 12:30</ns0:t>
+            </ns0:r>
+          </ns0:p>
+        </ns0:tc>
+        <ns0:tc>
+          <ns0:tcPr>
+            <ns0:tcW ns0:type="dxa" ns0:w="1440"/>
+            <ns0:vAlign ns0:val="top"/>
+          </ns0:tcPr>
+          <ns0:p>
+            <ns0:pPr>
+              <ns0:spacing ns0:after="0"/>
+            </ns0:pPr>
+            <ns0:r/>
+            <ns0:r>
+              <ns0:rPr>
+                <ns0:b ns0:val="0"/>
+              </ns0:rPr>
+              <ns0:t>Slide 13 to 14</ns0:t>
+            </ns0:r>
+          </ns0:p>
+        </ns0:tc>
+        <ns0:tc>
+          <ns0:tcPr>
+            <ns0:tcW ns0:type="dxa" ns0:w="3312"/>
+            <ns0:vAlign ns0:val="top"/>
+          </ns0:tcPr>
+          <ns0:p>
+            <ns0:pPr>
+              <ns0:spacing ns0:after="0"/>
+            </ns0:pPr>
+            <ns0:r/>
+            <ns0:r>
+              <ns0:rPr>
+                <ns0:b ns0:val="0"/>
+              </ns0:rPr>
+              <ns0:t>Brain science and trust</ns0:t>
+            </ns0:r>
+          </ns0:p>
+        </ns0:tc>
+        <ns0:tc>
+          <ns0:tcPr>
+            <ns0:tcW ns0:type="dxa" ns0:w="4608"/>
+            <ns0:vAlign ns0:val="top"/>
+          </ns0:tcPr>
+          <ns0:p>
+            <ns0:pPr>
+              <ns0:spacing ns0:after="0"/>
+            </ns0:pPr>
+            <ns0:r/>
+            <ns0:r>
+              <ns0:rPr>
+                <ns0:b ns0:val="0"/>
+              </ns0:rPr>
+              <ns0:t>Students learn that polished output is not the same as understanding or truth.</ns0:t>
+            </ns0:r>
+          </ns0:p>
+        </ns0:tc>
+      </ns0:tr>
+      <ns0:tr>
+        <ns0:tc>
+          <ns0:tcPr>
+            <ns0:tcW ns0:type="dxa" ns0:w="1440"/>
+            <ns0:vAlign ns0:val="top"/>
+          </ns0:tcPr>
+          <ns0:p>
+            <ns0:pPr>
+              <ns0:spacing ns0:after="0"/>
+            </ns0:pPr>
+            <ns0:r/>
+            <ns0:r>
+              <ns0:rPr>
+                <ns0:b ns0:val="0"/>
+              </ns0:rPr>
+              <ns0:t>12:30 to 16:00</ns0:t>
+            </ns0:r>
+          </ns0:p>
+        </ns0:tc>
+        <ns0:tc>
+          <ns0:tcPr>
+            <ns0:tcW ns0:type="dxa" ns0:w="1440"/>
+            <ns0:vAlign ns0:val="top"/>
+          </ns0:tcPr>
+          <ns0:p>
+            <ns0:pPr>
+              <ns0:spacing ns0:after="0"/>
+            </ns0:pPr>
+            <ns0:r/>
+            <ns0:r>
+              <ns0:rPr>
+                <ns0:b ns0:val="0"/>
+              </ns0:rPr>
+              <ns0:t>Slide 15 to 16</ns0:t>
+            </ns0:r>
+          </ns0:p>
+        </ns0:tc>
+        <ns0:tc>
+          <ns0:tcPr>
+            <ns0:tcW ns0:type="dxa" ns0:w="3312"/>
+            <ns0:vAlign ns0:val="top"/>
+          </ns0:tcPr>
+          <ns0:p>
+            <ns0:pPr>
+              <ns0:spacing ns0:after="0"/>
+            </ns0:pPr>
+            <ns0:r/>
+            <ns0:r>
+              <ns0:rPr>
+                <ns0:b ns0:val="0"/>
+              </ns0:rPr>
+              <ns0:t>AI audit and prompt surgery</ns0:t>
+            </ns0:r>
+          </ns0:p>
+        </ns0:tc>
+        <ns0:tc>
+          <ns0:tcPr>
+            <ns0:tcW ns0:type="dxa" ns0:w="4608"/>
+            <ns0:vAlign ns0:val="top"/>
+          </ns0:tcPr>
+          <ns0:p>
+            <ns0:pPr>
+              <ns0:spacing ns0:after="0"/>
+            </ns0:pPr>
+            <ns0:r/>
+            <ns0:r>
+              <ns0:rPr>
+                <ns0:b ns0:val="0"/>
+              </ns0:rPr>
+              <ns0:t>Students mark a flawed answer as accurate, vague, or needing verification, then revise the prompt.</ns0:t>
+            </ns0:r>
+          </ns0:p>
+        </ns0:tc>
+      </ns0:tr>
+      <ns0:tr>
+        <ns0:tc>
+          <ns0:tcPr>
+            <ns0:tcW ns0:type="dxa" ns0:w="1440"/>
+            <ns0:vAlign ns0:val="top"/>
+          </ns0:tcPr>
+          <ns0:p>
+            <ns0:pPr>
+              <ns0:spacing ns0:after="0"/>
+            </ns0:pPr>
+            <ns0:r/>
+            <ns0:r>
+              <ns0:rPr>
+                <ns0:b ns0:val="0"/>
+              </ns0:rPr>
+              <ns0:t>16:00 to 18:30</ns0:t>
+            </ns0:r>
+          </ns0:p>
+        </ns0:tc>
+        <ns0:tc>
+          <ns0:tcPr>
+            <ns0:tcW ns0:type="dxa" ns0:w="1440"/>
+            <ns0:vAlign ns0:val="top"/>
+          </ns0:tcPr>
+          <ns0:p>
+            <ns0:pPr>
+              <ns0:spacing ns0:after="0"/>
+            </ns0:pPr>
+            <ns0:r/>
+            <ns0:r>
+              <ns0:rPr>
+                <ns0:b ns0:val="0"/>
+              </ns0:rPr>
+              <ns0:t>Slide 17 to 18</ns0:t>
+            </ns0:r>
+          </ns0:p>
+        </ns0:tc>
+        <ns0:tc>
+          <ns0:tcPr>
+            <ns0:tcW ns0:type="dxa" ns0:w="3312"/>
+            <ns0:vAlign ns0:val="top"/>
+          </ns0:tcPr>
+          <ns0:p>
+            <ns0:pPr>
+              <ns0:spacing ns0:after="0"/>
+            </ns0:pPr>
+            <ns0:r/>
+            <ns0:r>
+              <ns0:rPr>
+                <ns0:b ns0:val="0"/>
+              </ns0:rPr>
+              <ns0:t>SERVIAM and judicious use</ns0:t>
+            </ns0:r>
+          </ns0:p>
+        </ns0:tc>
+        <ns0:tc>
+          <ns0:tcPr>
+            <ns0:tcW ns0:type="dxa" ns0:w="4608"/>
+            <ns0:vAlign ns0:val="top"/>
+          </ns0:tcPr>
+          <ns0:p>
+            <ns0:pPr>
+              <ns0:spacing ns0:after="0"/>
+            </ns0:pPr>
+            <ns0:r/>
+            <ns0:r>
+              <ns0:rPr>
+                <ns0:b ns0:val="0"/>
+              </ns0:rPr>
+              <ns0:t>Students apply the protocol to realistic green, yellow, red scenarios.</ns0:t>
+            </ns0:r>
+          </ns0:p>
+        </ns0:tc>
+      </ns0:tr>
+      <ns0:tr>
+        <ns0:tc>
+          <ns0:tcPr>
+            <ns0:tcW ns0:type="dxa" ns0:w="1440"/>
+            <ns0:vAlign ns0:val="top"/>
+          </ns0:tcPr>
+          <ns0:p>
+            <ns0:pPr>
+              <ns0:spacing ns0:after="0"/>
+            </ns0:pPr>
+            <ns0:r/>
+            <ns0:r>
+              <ns0:rPr>
+                <ns0:b ns0:val="0"/>
+              </ns0:rPr>
+              <ns0:t>18:30 to 20:00</ns0:t>
+            </ns0:r>
+          </ns0:p>
+        </ns0:tc>
+        <ns0:tc>
+          <ns0:tcPr>
+            <ns0:tcW ns0:type="dxa" ns0:w="1440"/>
+            <ns0:vAlign ns0:val="top"/>
+          </ns0:tcPr>
+          <ns0:p>
+            <ns0:pPr>
+              <ns0:spacing ns0:after="0"/>
+            </ns0:pPr>
+            <ns0:r/>
+            <ns0:r>
+              <ns0:rPr>
+                <ns0:b ns0:val="0"/>
+              </ns0:rPr>
+              <ns0:t>Slide 19</ns0:t>
+            </ns0:r>
+          </ns0:p>
+        </ns0:tc>
+        <ns0:tc>
+          <ns0:tcPr>
+            <ns0:tcW ns0:type="dxa" ns0:w="3312"/>
+            <ns0:vAlign ns0:val="top"/>
+          </ns0:tcPr>
+          <ns0:p>
+            <ns0:pPr>
+              <ns0:spacing ns0:after="0"/>
+            </ns0:pPr>
+            <ns0:r/>
+            <ns0:r>
+              <ns0:rPr>
+                <ns0:b ns0:val="0"/>
+              </ns0:rPr>
+              <ns0:t>Exit ticket</ns0:t>
+            </ns0:r>
+          </ns0:p>
+        </ns0:tc>
+        <ns0:tc>
+          <ns0:tcPr>
+            <ns0:tcW ns0:type="dxa" ns0:w="4608"/>
+            <ns0:vAlign ns0:val="top"/>
+          </ns0:tcPr>
+          <ns0:p>
+            <ns0:pPr>
+              <ns0:spacing ns0:after="0"/>
+            </ns0:pPr>
+            <ns0:r/>
+            <ns0:r>
+              <ns0:rPr>
+                <ns0:b ns0:val="0"/>
+              </ns0:rPr>
+              <ns0:t>Students write one power, one limit, and one promise.</ns0:t>
+            </ns0:r>
+          </ns0:p>
+        </ns0:tc>
+      </ns0:tr>
+    </ns0:tbl>
+    <ns0:p/>
+    <ns0:p>
+      <ns0:pPr>
+        <ns0:pStyle ns0:val="Heading1"/>
+      </ns0:pPr>
+      <ns0:r>
+        <ns0:t>Main student activity: audit the AI</ns0:t>
+      </ns0:r>
+    </ns0:p>
+    <ns0:p>
+      <ns0:r>
+        <ns0:t>Prepared AI answer to show students:</ns0:t>
+      </ns0:r>
+    </ns0:p>
+    <ns0:p>
+      <ns0:pPr>
+        <ns0:pStyle ns0:val="IntenseQuote"/>
+      </ns0:pPr>
+      <ns0:r>
+        <ns0:t>Artificial intelligence works like a human brain. It understands words, remembers facts, and always chooses the best answer. Large language models read a sentence, think about what it means, and then give the correct response based on everything they know.</ns0:t>
+      </ns0:r>
+    </ns0:p>
+    <ns0:p>
+      <ns0:r>
+        <ns0:t>Student task: mark one part green for accurate or partly accurate, one part yellow for vague or incomplete, and one part red for needing verification or correction.</ns0:t>
+      </ns0:r>
+    </ns0:p>
+    <ns0:p>
+      <ns0:pPr>
+        <ns0:pStyle ns0:val="ListBullet"/>
+        <ns0:spacing ns0:after="40"/>
+      </ns0:pPr>
+      <ns0:r>
+        <ns0:t>Green or partly accurate: a language model receives text and generates a response.</ns0:t>
+      </ns0:r>
+    </ns0:p>
+    <ns0:p>
+      <ns0:pPr>
+        <ns0:pStyle ns0:val="ListBullet"/>
+        <ns0:spacing ns0:after="40"/>
+      </ns0:pPr>
+      <ns0:r>
+        <ns0:t>Yellow: 'works like a human brain' is a useful analogy, but it is not technically accurate.</ns0:t>
+      </ns0:r>
+    </ns0:p>
+    <ns0:p>
+      <ns0:pPr>
+        <ns0:pStyle ns0:val="ListBullet"/>
+        <ns0:spacing ns0:after="40"/>
+      </ns0:pPr>
+      <ns0:r>
+        <ns0:t>Red: 'always chooses the best answer' and 'correct response' are false. AI can be plausible and wrong.</ns0:t>
+      </ns0:r>
+    </ns0:p>
+    <ns0:p>
+      <ns0:pPr>
+        <ns0:pStyle ns0:val="Heading1"/>
+      </ns0:pPr>
+      <ns0:r>
+        <ns0:t>SERVIAM AI Protocol</ns0:t>
+      </ns0:r>
+    </ns0:p>
+    <ns0:tbl>
+      <ns0:tblPr>
+        <ns0:tblStyle ns0:val="TableGrid"/>
+        <ns0:tblW ns0:type="auto" ns0:w="0"/>
+        <ns0:jc ns0:val="center"/>
+        <ns0:tblLook ns0:firstColumn="1" ns0:firstRow="1" ns0:lastColumn="0" ns0:lastRow="0" ns0:noHBand="0" ns0:noVBand="1" ns0:val="04A0"/>
+      </ns0:tblPr>
+      <ns0:tblGrid>
+        <ns0:gridCol ns0:w="3408"/>
+        <ns0:gridCol ns0:w="3408"/>
+        <ns0:gridCol ns0:w="3408"/>
+      </ns0:tblGrid>
+      <ns0:tr>
+        <ns0:tc>
+          <ns0:tcPr>
+            <ns0:tcW ns0:type="dxa" ns0:w="864"/>
+            <ns0:shd ns0:fill="1d4a32"/>
+            <ns0:vAlign ns0:val="top"/>
+          </ns0:tcPr>
+          <ns0:p>
+            <ns0:pPr>
+              <ns0:spacing ns0:after="0"/>
+            </ns0:pPr>
+            <ns0:r/>
+            <ns0:r>
+              <ns0:rPr>
+                <ns0:b/>
+                <ns0:color ns0:val="FFFFFF"/>
+              </ns0:rPr>
+              <ns0:t>Letter</ns0:t>
+            </ns0:r>
+          </ns0:p>
+        </ns0:tc>
+        <ns0:tc>
+          <ns0:tcPr>
+            <ns0:tcW ns0:type="dxa" ns0:w="2880"/>
+            <ns0:shd ns0:fill="1d4a32"/>
+            <ns0:vAlign ns0:val="top"/>
+          </ns0:tcPr>
+          <ns0:p>
+            <ns0:pPr>
+              <ns0:spacing ns0:after="0"/>
+            </ns0:pPr>
+            <ns0:r/>
+            <ns0:r>
+              <ns0:rPr>
+                <ns0:b/>
+                <ns0:color ns0:val="FFFFFF"/>
+              </ns0:rPr>
+              <ns0:t>Move</ns0:t>
+            </ns0:r>
+          </ns0:p>
+        </ns0:tc>
+        <ns0:tc>
+          <ns0:tcPr>
+            <ns0:tcW ns0:type="dxa" ns0:w="7056"/>
+            <ns0:shd ns0:fill="1d4a32"/>
+            <ns0:vAlign ns0:val="top"/>
+          </ns0:tcPr>
+          <ns0:p>
+            <ns0:pPr>
+              <ns0:spacing ns0:after="0"/>
+            </ns0:pPr>
+            <ns0:r/>
+            <ns0:r>
+              <ns0:rPr>
+                <ns0:b/>
+                <ns0:color ns0:val="FFFFFF"/>
+              </ns0:rPr>
+              <ns0:t>Student question</ns0:t>
+            </ns0:r>
+          </ns0:p>
+        </ns0:tc>
+      </ns0:tr>
+      <ns0:tr>
+        <ns0:tc>
+          <ns0:tcPr>
+            <ns0:tcW ns0:type="dxa" ns0:w="864"/>
+            <ns0:vAlign ns0:val="top"/>
+          </ns0:tcPr>
+          <ns0:p>
+            <ns0:pPr>
+              <ns0:spacing ns0:after="0"/>
+            </ns0:pPr>
+            <ns0:r/>
+            <ns0:r>
+              <ns0:rPr>
+                <ns0:b ns0:val="0"/>
+              </ns0:rPr>
+              <ns0:t>S</ns0:t>
+            </ns0:r>
+          </ns0:p>
+        </ns0:tc>
+        <ns0:tc>
+          <ns0:tcPr>
+            <ns0:tcW ns0:type="dxa" ns0:w="2880"/>
+            <ns0:vAlign ns0:val="top"/>
+          </ns0:tcPr>
+          <ns0:p>
+            <ns0:pPr>
+              <ns0:spacing ns0:after="0"/>
+            </ns0:pPr>
+            <ns0:r/>
+            <ns0:r>
+              <ns0:rPr>
+                <ns0:b ns0:val="0"/>
+              </ns0:rPr>
+              <ns0:t>Start with your brain</ns0:t>
+            </ns0:r>
+          </ns0:p>
+        </ns0:tc>
+        <ns0:tc>
+          <ns0:tcPr>
+            <ns0:tcW ns0:type="dxa" ns0:w="7056"/>
+            <ns0:vAlign ns0:val="top"/>
+          </ns0:tcPr>
+          <ns0:p>
+            <ns0:pPr>
+              <ns0:spacing ns0:after="0"/>
+            </ns0:pPr>
+            <ns0:r/>
+            <ns0:r>
+              <ns0:rPr>
+                <ns0:b ns0:val="0"/>
+              </ns0:rPr>
+              <ns0:t>What do I already think, know, predict, or wonder?</ns0:t>
+            </ns0:r>
+          </ns0:p>
+        </ns0:tc>
+      </ns0:tr>
+      <ns0:tr>
+        <ns0:tc>
+          <ns0:tcPr>
+            <ns0:tcW ns0:type="dxa" ns0:w="864"/>
+            <ns0:vAlign ns0:val="top"/>
+          </ns0:tcPr>
+          <ns0:p>
+            <ns0:pPr>
+              <ns0:spacing ns0:after="0"/>
+            </ns0:pPr>
+            <ns0:r/>
+            <ns0:r>
+              <ns0:rPr>
+                <ns0:b ns0:val="0"/>
+              </ns0:rPr>
+              <ns0:t>E</ns0:t>
+            </ns0:r>
+          </ns0:p>
+        </ns0:tc>
+        <ns0:tc>
+          <ns0:tcPr>
+            <ns0:tcW ns0:type="dxa" ns0:w="2880"/>
+            <ns0:vAlign ns0:val="top"/>
+          </ns0:tcPr>
+          <ns0:p>
+            <ns0:pPr>
+              <ns0:spacing ns0:after="0"/>
+            </ns0:pPr>
+            <ns0:r/>
+            <ns0:r>
+              <ns0:rPr>
+                <ns0:b ns0:val="0"/>
+              </ns0:rPr>
+              <ns0:t>Examine the purpose</ns0:t>
+            </ns0:r>
+          </ns0:p>
+        </ns0:tc>
+        <ns0:tc>
+          <ns0:tcPr>
+            <ns0:tcW ns0:type="dxa" ns0:w="7056"/>
+            <ns0:vAlign ns0:val="top"/>
+          </ns0:tcPr>
+          <ns0:p>
+            <ns0:pPr>
+              <ns0:spacing ns0:after="0"/>
+            </ns0:pPr>
+            <ns0:r/>
+            <ns0:r>
+              <ns0:rPr>
+                <ns0:b ns0:val="0"/>
+              </ns0:rPr>
+              <ns0:t>Am I learning, creating, clarifying, or avoiding effort?</ns0:t>
+            </ns0:r>
+          </ns0:p>
+        </ns0:tc>
+      </ns0:tr>
+      <ns0:tr>
+        <ns0:tc>
+          <ns0:tcPr>
+            <ns0:tcW ns0:type="dxa" ns0:w="864"/>
+            <ns0:vAlign ns0:val="top"/>
+          </ns0:tcPr>
+          <ns0:p>
+            <ns0:pPr>
+              <ns0:spacing ns0:after="0"/>
+            </ns0:pPr>
+            <ns0:r/>
+            <ns0:r>
+              <ns0:rPr>
+                <ns0:b ns0:val="0"/>
+              </ns0:rPr>
+              <ns0:t>R</ns0:t>
+            </ns0:r>
+          </ns0:p>
+        </ns0:tc>
+        <ns0:tc>
+          <ns0:tcPr>
+            <ns0:tcW ns0:type="dxa" ns0:w="2880"/>
+            <ns0:vAlign ns0:val="top"/>
+          </ns0:tcPr>
+          <ns0:p>
+            <ns0:pPr>
+              <ns0:spacing ns0:after="0"/>
+            </ns0:pPr>
+            <ns0:r/>
+            <ns0:r>
+              <ns0:rPr>
+                <ns0:b ns0:val="0"/>
+              </ns0:rPr>
+              <ns0:t>Require reasoning</ns0:t>
+            </ns0:r>
+          </ns0:p>
+        </ns0:tc>
+        <ns0:tc>
+          <ns0:tcPr>
+            <ns0:tcW ns0:type="dxa" ns0:w="7056"/>
+            <ns0:vAlign ns0:val="top"/>
+          </ns0:tcPr>
+          <ns0:p>
+            <ns0:pPr>
+              <ns0:spacing ns0:after="0"/>
+            </ns0:pPr>
+            <ns0:r/>
+            <ns0:r>
+              <ns0:rPr>
+                <ns0:b ns0:val="0"/>
+              </ns0:rPr>
+              <ns0:t>Can the tool explain steps, assumptions, limits, and uncertainty?</ns0:t>
+            </ns0:r>
+          </ns0:p>
+        </ns0:tc>
+      </ns0:tr>
+      <ns0:tr>
+        <ns0:tc>
+          <ns0:tcPr>
+            <ns0:tcW ns0:type="dxa" ns0:w="864"/>
+            <ns0:vAlign ns0:val="top"/>
+          </ns0:tcPr>
+          <ns0:p>
+            <ns0:pPr>
+              <ns0:spacing ns0:after="0"/>
+            </ns0:pPr>
+            <ns0:r/>
+            <ns0:r>
+              <ns0:rPr>
+                <ns0:b ns0:val="0"/>
+              </ns0:rPr>
+              <ns0:t>V</ns0:t>
+            </ns0:r>
+          </ns0:p>
+        </ns0:tc>
+        <ns0:tc>
+          <ns0:tcPr>
+            <ns0:tcW ns0:type="dxa" ns0:w="2880"/>
+            <ns0:vAlign ns0:val="top"/>
+          </ns0:tcPr>
+          <ns0:p>
+            <ns0:pPr>
+              <ns0:spacing ns0:after="0"/>
+            </ns0:pPr>
+            <ns0:r/>
+            <ns0:r>
+              <ns0:rPr>
+                <ns0:b ns0:val="0"/>
+              </ns0:rPr>
+              <ns0:t>Verify claims</ns0:t>
+            </ns0:r>
+          </ns0:p>
+        </ns0:tc>
+        <ns0:tc>
+          <ns0:tcPr>
+            <ns0:tcW ns0:type="dxa" ns0:w="7056"/>
+            <ns0:vAlign ns0:val="top"/>
+          </ns0:tcPr>
+          <ns0:p>
+            <ns0:pPr>
+              <ns0:spacing ns0:after="0"/>
+            </ns0:pPr>
+            <ns0:r/>
+            <ns0:r>
+              <ns0:rPr>
+                <ns0:b ns0:val="0"/>
+              </ns0:rPr>
+              <ns0:t>What facts, sources, dates, or quotes need checking?</ns0:t>
+            </ns0:r>
+          </ns0:p>
+        </ns0:tc>
+      </ns0:tr>
+      <ns0:tr>
+        <ns0:tc>
+          <ns0:tcPr>
+            <ns0:tcW ns0:type="dxa" ns0:w="864"/>
+            <ns0:vAlign ns0:val="top"/>
+          </ns0:tcPr>
+          <ns0:p>
+            <ns0:pPr>
+              <ns0:spacing ns0:after="0"/>
+            </ns0:pPr>
+            <ns0:r/>
+            <ns0:r>
+              <ns0:rPr>
+                <ns0:b ns0:val="0"/>
+              </ns0:rPr>
+              <ns0:t>I</ns0:t>
+            </ns0:r>
+          </ns0:p>
+        </ns0:tc>
+        <ns0:tc>
+          <ns0:tcPr>
+            <ns0:tcW ns0:type="dxa" ns0:w="2880"/>
+            <ns0:vAlign ns0:val="top"/>
+          </ns0:tcPr>
+          <ns0:p>
+            <ns0:pPr>
+              <ns0:spacing ns0:after="0"/>
+            </ns0:pPr>
+            <ns0:r/>
+            <ns0:r>
+              <ns0:rPr>
+                <ns0:b ns0:val="0"/>
+              </ns0:rPr>
+              <ns0:t>Identify risk</ns0:t>
+            </ns0:r>
+          </ns0:p>
+        </ns0:tc>
+        <ns0:tc>
+          <ns0:tcPr>
+            <ns0:tcW ns0:type="dxa" ns0:w="7056"/>
+            <ns0:vAlign ns0:val="top"/>
+          </ns0:tcPr>
+          <ns0:p>
+            <ns0:pPr>
+              <ns0:spacing ns0:after="0"/>
+            </ns0:pPr>
+            <ns0:r/>
+            <ns0:r>
+              <ns0:rPr>
+                <ns0:b ns0:val="0"/>
+              </ns0:rPr>
+              <ns0:t>Could this include bias, privacy concerns, misinformation, or harm?</ns0:t>
+            </ns0:r>
+          </ns0:p>
+        </ns0:tc>
+      </ns0:tr>
+      <ns0:tr>
+        <ns0:tc>
+          <ns0:tcPr>
+            <ns0:tcW ns0:type="dxa" ns0:w="864"/>
+            <ns0:vAlign ns0:val="top"/>
+          </ns0:tcPr>
+          <ns0:p>
+            <ns0:pPr>
+              <ns0:spacing ns0:after="0"/>
+            </ns0:pPr>
+            <ns0:r/>
+            <ns0:r>
+              <ns0:rPr>
+                <ns0:b ns0:val="0"/>
+              </ns0:rPr>
+              <ns0:t>A</ns0:t>
+            </ns0:r>
+          </ns0:p>
+        </ns0:tc>
+        <ns0:tc>
+          <ns0:tcPr>
+            <ns0:tcW ns0:type="dxa" ns0:w="2880"/>
+            <ns0:vAlign ns0:val="top"/>
+          </ns0:tcPr>
+          <ns0:p>
+            <ns0:pPr>
+              <ns0:spacing ns0:after="0"/>
+            </ns0:pPr>
+            <ns0:r/>
+            <ns0:r>
+              <ns0:rPr>
+                <ns0:b ns0:val="0"/>
+              </ns0:rPr>
+              <ns0:t>Attribute assistance</ns0:t>
+            </ns0:r>
+          </ns0:p>
+        </ns0:tc>
+        <ns0:tc>
+          <ns0:tcPr>
+            <ns0:tcW ns0:type="dxa" ns0:w="7056"/>
+            <ns0:vAlign ns0:val="top"/>
+          </ns0:tcPr>
+          <ns0:p>
+            <ns0:pPr>
+              <ns0:spacing ns0:after="0"/>
+            </ns0:pPr>
+            <ns0:r/>
+            <ns0:r>
+              <ns0:rPr>
+                <ns0:b ns0:val="0"/>
+              </ns0:rPr>
+              <ns0:t>How should I honestly disclose AI help?</ns0:t>
+            </ns0:r>
+          </ns0:p>
+        </ns0:tc>
+      </ns0:tr>
+      <ns0:tr>
+        <ns0:tc>
+          <ns0:tcPr>
+            <ns0:tcW ns0:type="dxa" ns0:w="864"/>
+            <ns0:vAlign ns0:val="top"/>
+          </ns0:tcPr>
+          <ns0:p>
+            <ns0:pPr>
+              <ns0:spacing ns0:after="0"/>
+            </ns0:pPr>
+            <ns0:r/>
+            <ns0:r>
+              <ns0:rPr>
+                <ns0:b ns0:val="0"/>
+              </ns0:rPr>
+              <ns0:t>M</ns0:t>
+            </ns0:r>
+          </ns0:p>
+        </ns0:tc>
+        <ns0:tc>
+          <ns0:tcPr>
+            <ns0:tcW ns0:type="dxa" ns0:w="2880"/>
+            <ns0:vAlign ns0:val="top"/>
+          </ns0:tcPr>
+          <ns0:p>
+            <ns0:pPr>
+              <ns0:spacing ns0:after="0"/>
+            </ns0:pPr>
+            <ns0:r/>
+            <ns0:r>
+              <ns0:rPr>
+                <ns0:b ns0:val="0"/>
+              </ns0:rPr>
+              <ns0:t>Make it serve</ns0:t>
+            </ns0:r>
+          </ns0:p>
+        </ns0:tc>
+        <ns0:tc>
+          <ns0:tcPr>
+            <ns0:tcW ns0:type="dxa" ns0:w="7056"/>
+            <ns0:vAlign ns0:val="top"/>
+          </ns0:tcPr>
+          <ns0:p>
+            <ns0:pPr>
+              <ns0:spacing ns0:after="0"/>
+            </ns0:pPr>
+            <ns0:r/>
+            <ns0:r>
+              <ns0:rPr>
+                <ns0:b ns0:val="0"/>
+              </ns0:rPr>
+              <ns0:t>Does this help me learn, create, contribute, or serve others?</ns0:t>
+            </ns0:r>
+          </ns0:p>
+        </ns0:tc>
+      </ns0:tr>
+    </ns0:tbl>
+    <ns0:p/>
+    <ns0:p>
+      <ns0:pPr>
+        <ns0:pStyle ns0:val="Heading1"/>
+      </ns0:pPr>
+      <ns0:r>
+        <ns0:t>Differentiation across grades 7 to 12</ns0:t>
+      </ns0:r>
+    </ns0:p>
+    <ns0:tbl>
+      <ns0:tblPr>
+        <ns0:tblStyle ns0:val="TableGrid"/>
+        <ns0:tblW ns0:type="auto" ns0:w="0"/>
+        <ns0:jc ns0:val="center"/>
+        <ns0:tblLook ns0:firstColumn="1" ns0:firstRow="1" ns0:lastColumn="0" ns0:lastRow="0" ns0:noHBand="0" ns0:noVBand="1" ns0:val="04A0"/>
+      </ns0:tblPr>
+      <ns0:tblGrid>
+        <ns0:gridCol ns0:w="5112"/>
+        <ns0:gridCol ns0:w="5112"/>
+      </ns0:tblGrid>
+      <ns0:tr>
+        <ns0:tc>
+          <ns0:tcPr>
+            <ns0:tcW ns0:type="dxa" ns0:w="2016"/>
+            <ns0:shd ns0:fill="1d4a32"/>
+            <ns0:vAlign ns0:val="top"/>
+          </ns0:tcPr>
+          <ns0:p>
+            <ns0:pPr>
+              <ns0:spacing ns0:after="0"/>
+            </ns0:pPr>
+            <ns0:r/>
+            <ns0:r>
+              <ns0:rPr>
+                <ns0:b/>
+                <ns0:color ns0:val="FFFFFF"/>
+              </ns0:rPr>
+              <ns0:t>Band</ns0:t>
+            </ns0:r>
+          </ns0:p>
+        </ns0:tc>
+        <ns0:tc>
+          <ns0:tcPr>
+            <ns0:tcW ns0:type="dxa" ns0:w="8784"/>
+            <ns0:shd ns0:fill="1d4a32"/>
+            <ns0:vAlign ns0:val="top"/>
+          </ns0:tcPr>
+          <ns0:p>
+            <ns0:pPr>
+              <ns0:spacing ns0:after="0"/>
+            </ns0:pPr>
+            <ns0:r/>
+            <ns0:r>
+              <ns0:rPr>
+                <ns0:b/>
+                <ns0:color ns0:val="FFFFFF"/>
+              </ns0:rPr>
+              <ns0:t>Adjustment</ns0:t>
+            </ns0:r>
+          </ns0:p>
+        </ns0:tc>
+      </ns0:tr>
+      <ns0:tr>
+        <ns0:tc>
+          <ns0:tcPr>
+            <ns0:tcW ns0:type="dxa" ns0:w="2016"/>
+            <ns0:vAlign ns0:val="top"/>
+          </ns0:tcPr>
+          <ns0:p>
+            <ns0:pPr>
+              <ns0:spacing ns0:after="0"/>
+            </ns0:pPr>
+            <ns0:r/>
+            <ns0:r>
+              <ns0:rPr>
+                <ns0:b ns0:val="0"/>
+              </ns0:rPr>
+              <ns0:t>Grades 7 to 8</ns0:t>
+            </ns0:r>
+          </ns0:p>
+        </ns0:tc>
+        <ns0:tc>
+          <ns0:tcPr>
+            <ns0:tcW ns0:type="dxa" ns0:w="8784"/>
+            <ns0:vAlign ns0:val="top"/>
+          </ns0:tcPr>
+          <ns0:p>
+            <ns0:pPr>
+              <ns0:spacing ns0:after="0"/>
+            </ns0:pPr>
+            <ns0:r/>
+            <ns0:r>
+              <ns0:rPr>
+                <ns0:b ns0:val="0"/>
+              </ns0:rPr>
+              <ns0:t>Use no formulas. Emphasize pattern detection, tokens as word pieces, probability as likely next choices, and verification.</ns0:t>
+            </ns0:r>
+          </ns0:p>
+        </ns0:tc>
+      </ns0:tr>
+      <ns0:tr>
+        <ns0:tc>
+          <ns0:tcPr>
+            <ns0:tcW ns0:type="dxa" ns0:w="2016"/>
+            <ns0:vAlign ns0:val="top"/>
+          </ns0:tcPr>
+          <ns0:p>
+            <ns0:pPr>
+              <ns0:spacing ns0:after="0"/>
+            </ns0:pPr>
+            <ns0:r/>
+            <ns0:r>
+              <ns0:rPr>
+                <ns0:b ns0:val="0"/>
+              </ns0:rPr>
+              <ns0:t>Grades 9 to 10</ns0:t>
+            </ns0:r>
+          </ns0:p>
+        </ns0:tc>
+        <ns0:tc>
+          <ns0:tcPr>
+            <ns0:tcW ns0:type="dxa" ns0:w="8784"/>
+            <ns0:vAlign ns0:val="top"/>
+          </ns0:tcPr>
+          <ns0:p>
+            <ns0:pPr>
+              <ns0:spacing ns0:after="0"/>
+            </ns0:pPr>
+            <ns0:r/>
+            <ns0:r>
+              <ns0:rPr>
+                <ns0:b ns0:val="0"/>
+              </ns0:rPr>
+              <ns0:t>Add training data, bias, privacy, model variation, prompt revision, and a stronger math and science connection.</ns0:t>
+            </ns0:r>
+          </ns0:p>
+        </ns0:tc>
+      </ns0:tr>
+      <ns0:tr>
+        <ns0:tc>
+          <ns0:tcPr>
+            <ns0:tcW ns0:type="dxa" ns0:w="2016"/>
+            <ns0:vAlign ns0:val="top"/>
+          </ns0:tcPr>
+          <ns0:p>
+            <ns0:pPr>
+              <ns0:spacing ns0:after="0"/>
+            </ns0:pPr>
+            <ns0:r/>
+            <ns0:r>
+              <ns0:rPr>
+                <ns0:b ns0:val="0"/>
+              </ns0:rPr>
+              <ns0:t>AP CSP</ns0:t>
+            </ns0:r>
+          </ns0:p>
+        </ns0:tc>
+        <ns0:tc>
+          <ns0:tcPr>
+            <ns0:tcW ns0:type="dxa" ns0:w="8784"/>
+            <ns0:vAlign ns0:val="top"/>
+          </ns0:tcPr>
+          <ns0:p>
+            <ns0:pPr>
+              <ns0:spacing ns0:after="0"/>
+            </ns0:pPr>
+            <ns0:r/>
+            <ns0:r>
+              <ns0:rPr>
+                <ns0:b ns0:val="0"/>
+              </ns0:rPr>
+              <ns0:t>Connect to data, algorithms, abstraction, computing impacts, responsible innovation, and human-centered design.</ns0:t>
+            </ns0:r>
+          </ns0:p>
+        </ns0:tc>
+      </ns0:tr>
+      <ns0:tr>
+        <ns0:tc>
+          <ns0:tcPr>
+            <ns0:tcW ns0:type="dxa" ns0:w="2016"/>
+            <ns0:vAlign ns0:val="top"/>
+          </ns0:tcPr>
+          <ns0:p>
+            <ns0:pPr>
+              <ns0:spacing ns0:after="0"/>
+            </ns0:pPr>
+            <ns0:r/>
+            <ns0:r>
+              <ns0:rPr>
+                <ns0:b ns0:val="0"/>
+              </ns0:rPr>
+              <ns0:t>AP CSA or advanced CS</ns0:t>
+            </ns0:r>
+          </ns0:p>
+        </ns0:tc>
+        <ns0:tc>
+          <ns0:tcPr>
+            <ns0:tcW ns0:type="dxa" ns0:w="8784"/>
+            <ns0:vAlign ns0:val="top"/>
+          </ns0:tcPr>
+          <ns0:p>
+            <ns0:pPr>
+              <ns0:spacing ns0:after="0"/>
+            </ns0:pPr>
+            <ns0:r/>
+            <ns0:r>
+              <ns0:rPr>
+                <ns0:b ns0:val="0"/>
+              </ns0:rPr>
+              <ns0:t>Extend to vectors, embeddings, matrices, attention weights, error reduction, evaluation, and model limitations.</ns0:t>
+            </ns0:r>
+          </ns0:p>
+        </ns0:tc>
+      </ns0:tr>
+    </ns0:tbl>
+    <ns0:p/>
+    <ns0:p>
+      <ns0:pPr>
+        <ns0:pStyle ns0:val="Heading1"/>
+      </ns0:pPr>
+      <ns0:r>
+        <ns0:t>Assessment</ns0:t>
+      </ns0:r>
+    </ns0:p>
+    <ns0:p>
+      <ns0:pPr>
+        <ns0:pStyle ns0:val="ListBullet"/>
+        <ns0:spacing ns0:after="40"/>
+      </ns0:pPr>
+      <ns0:r>
+        <ns0:t>Exit ticket: One power, one limit, one promise.</ns0:t>
+      </ns0:r>
+    </ns0:p>
+    <ns0:p>
+      <ns0:pPr>
+        <ns0:pStyle ns0:val="ListBullet"/>
+        <ns0:spacing ns0:after="40"/>
+      </ns0:pPr>
+      <ns0:r>
+        <ns0:t>Teacher observation: Did students explain why an AI output needed verification?</ns0:t>
+      </ns0:r>
+    </ns0:p>
+    <ns0:p>
+      <ns0:pPr>
+        <ns0:pStyle ns0:val="ListBullet"/>
+        <ns0:spacing ns0:after="40"/>
+      </ns0:pPr>
+      <ns0:r>
+        <ns0:t>Prompt surgery: Did students improve the prompt in ways that asked for audience, steps, limits, and uncertainty?</ns0:t>
+      </ns0:r>
+    </ns0:p>
+    <ns0:p>
+      <ns0:pPr>
+        <ns0:pStyle ns0:val="ListBullet"/>
+        <ns0:spacing ns0:after="40"/>
+      </ns0:pPr>
+      <ns0:r>
+        <ns0:t>SERVIAM application: Did students distinguish learning support from integrity replacement?</ns0:t>
+      </ns0:r>
+    </ns0:p>
+    <ns0:p>
+      <ns0:pPr>
+        <ns0:pStyle ns0:val="Heading1"/>
+      </ns0:pPr>
+      <ns0:r>
+        <ns0:t>Standards and framework alignment</ns0:t>
+      </ns0:r>
+    </ns0:p>
+    <ns0:p>
+      <ns0:pPr>
+        <ns0:pStyle ns0:val="ListBullet"/>
+        <ns0:spacing ns0:after="40"/>
+      </ns0:pPr>
+      <ns0:r>
+        <ns0:t>CSTA AI Learning Priorities: Humans and AI, representation and reasoning, machine learning, ethical AI system design and programming, societal impacts.</ns0:t>
+      </ns0:r>
+    </ns0:p>
+    <ns0:p>
+      <ns0:pPr>
+        <ns0:pStyle ns0:val="ListBullet"/>
+        <ns0:spacing ns0:after="40"/>
+      </ns0:pPr>
+      <ns0:r>
+        <ns0:t>AI4K12 Five Big Ideas: perception, representation and reasoning, learning, natural interaction, societal impact.</ns0:t>
+      </ns0:r>
+    </ns0:p>
+    <ns0:p>
+      <ns0:pPr>
+        <ns0:pStyle ns0:val="ListBullet"/>
+        <ns0:spacing ns0:after="40"/>
+      </ns0:pPr>
+      <ns0:r>
+        <ns0:t>AP CSP alignment: data, algorithms, computing impacts, abstraction, digital responsibility.</ns0:t>
+      </ns0:r>
+    </ns0:p>
+    <ns0:p>
+      <ns0:pPr>
+        <ns0:pStyle ns0:val="ListBullet"/>
+        <ns0:spacing ns0:after="40"/>
+      </ns0:pPr>
+      <ns0:r>
+        <ns0:t>AP CSA extension: algorithmic thinking, program analysis, debugging, abstraction, ethical tool use.</ns0:t>
+      </ns0:r>
+    </ns0:p>
+    <ns0:p>
+      <ns0:pPr>
+        <ns0:pStyle ns0:val="ListBullet"/>
+        <ns0:spacing ns0:after="40"/>
+      </ns0:pPr>
+      <ns0:r>
+        <ns0:t>Ursuline alignment: Serviam, intellectual curiosity, integrity, active learning, I.D.E.A. Hub, coding, robotics, empowered digital citizenship.</ns0:t>
+      </ns0:r>
+    </ns0:p>
+    <ns0:sectPr ns0:rsidR="00FC693F" ns0:rsidRPr="0006063C" ns0:rsidSect="00034616">
+      <ns0:pgSz ns0:w="12240" ns0:h="15840"/>
+      <ns0:pgMar ns0:top="936" ns0:right="1008" ns0:bottom="936" ns0:left="1008" ns0:header="720" ns0:footer="720" ns0:gutter="0"/>
+      <ns0:cols ns0:space="720"/>
+      <ns0:docGrid ns0:linePitch="360"/>
+    </ns0:sectPr>
+  </ns0:body>
+</ns0:document>
 </file>
 
 <file path=word/numbering.xml><?xml version="1.0" encoding="utf-8"?>

--- a/public/artifacts/team/ursuline_pt1_teacher_lesson_plan.docx
+++ b/public/artifacts/team/ursuline_pt1_teacher_lesson_plan.docx
@@ -1,2014 +1,3618 @@
 
 <file path=word/document.xml><?xml version="1.0" encoding="utf-8"?>
-<ns0:document xmlns:ns0="http://schemas.openxmlformats.org/wordprocessingml/2006/main" xmlns:ns1="http://schemas.openxmlformats.org/markup-compatibility/2006" ns1:Ignorable="w14 wp14">
-  <ns0:body>
-    <ns0:p>
-      <ns0:pPr>
-        <ns0:jc ns0:val="center"/>
-      </ns0:pPr>
-      <ns0:r>
-        <ns0:rPr>
-          <ns0:rFonts ns0:ascii="Aptos Display" ns0:hAnsi="Aptos Display"/>
-          <ns0:b/>
-          <ns0:color ns0:val="1D4A32"/>
-          <ns0:sz ns0:val="44"/>
-        </ns0:rPr>
-        <ns0:t>AI, the Brain, and Serviam</ns0:t>
-      </ns0:r>
-    </ns0:p>
-    <ns0:p>
-      <ns0:pPr>
-        <ns0:jc ns0:val="center"/>
-      </ns0:pPr>
-      <ns0:r>
-        <ns0:rPr>
-          <ns0:rFonts ns0:ascii="Aptos" ns0:hAnsi="Aptos"/>
-          <ns0:i/>
-          <ns0:color ns0:val="505050"/>
-          <ns0:sz ns0:val="24"/>
-        </ns0:rPr>
-        <ns0:t>20-Minute Student-Facing Lesson Plan for Ursuline Academy, Dedham</ns0:t>
-      </ns0:r>
-    </ns0:p>
-    <ns0:p/>
-    <ns0:p>
-      <ns0:pPr>
-        <ns0:pStyle ns0:val="Heading1"/>
-      </ns0:pPr>
-      <ns0:r>
-        <ns0:t>Lesson snapshot</ns0:t>
-      </ns0:r>
-    </ns0:p>
-    <ns0:tbl>
-      <ns0:tblPr>
-        <ns0:tblStyle ns0:val="TableGrid"/>
-        <ns0:tblW ns0:type="auto" ns0:w="0"/>
-        <ns0:jc ns0:val="center"/>
-        <ns0:tblLook ns0:firstColumn="1" ns0:firstRow="1" ns0:lastColumn="0" ns0:lastRow="0" ns0:noHBand="0" ns0:noVBand="1" ns0:val="04A0"/>
-      </ns0:tblPr>
-      <ns0:tblGrid>
-        <ns0:gridCol ns0:w="5112"/>
-        <ns0:gridCol ns0:w="5112"/>
-      </ns0:tblGrid>
-      <ns0:tr>
-        <ns0:tc>
-          <ns0:tcPr>
-            <ns0:tcW ns0:type="dxa" ns0:w="2448"/>
-            <ns0:shd ns0:fill="1d4a32"/>
-            <ns0:vAlign ns0:val="top"/>
-          </ns0:tcPr>
-          <ns0:p>
-            <ns0:pPr>
-              <ns0:spacing ns0:after="0"/>
-            </ns0:pPr>
-            <ns0:r/>
-            <ns0:r>
-              <ns0:rPr>
-                <ns0:b/>
-                <ns0:color ns0:val="FFFFFF"/>
-              </ns0:rPr>
-              <ns0:t>Category</ns0:t>
-            </ns0:r>
-          </ns0:p>
-        </ns0:tc>
-        <ns0:tc>
-          <ns0:tcPr>
-            <ns0:tcW ns0:type="dxa" ns0:w="8352"/>
-            <ns0:shd ns0:fill="1d4a32"/>
-            <ns0:vAlign ns0:val="top"/>
-          </ns0:tcPr>
-          <ns0:p>
-            <ns0:pPr>
-              <ns0:spacing ns0:after="0"/>
-            </ns0:pPr>
-            <ns0:r/>
-            <ns0:r>
-              <ns0:rPr>
-                <ns0:b/>
-                <ns0:color ns0:val="FFFFFF"/>
-              </ns0:rPr>
-              <ns0:t>Plan</ns0:t>
-            </ns0:r>
-          </ns0:p>
-        </ns0:tc>
-      </ns0:tr>
-      <ns0:tr>
-        <ns0:tc>
-          <ns0:tcPr>
-            <ns0:tcW ns0:type="dxa" ns0:w="2448"/>
-            <ns0:vAlign ns0:val="top"/>
-          </ns0:tcPr>
-          <ns0:p>
-            <ns0:pPr>
-              <ns0:spacing ns0:after="0"/>
-            </ns0:pPr>
-            <ns0:r/>
-            <ns0:r>
-              <ns0:rPr>
-                <ns0:b ns0:val="0"/>
-              </ns0:rPr>
-              <ns0:t>Course or context</ns0:t>
-            </ns0:r>
-          </ns0:p>
-        </ns0:tc>
-        <ns0:tc>
-          <ns0:tcPr>
-            <ns0:tcW ns0:type="dxa" ns0:w="8352"/>
-            <ns0:vAlign ns0:val="top"/>
-          </ns0:tcPr>
-          <ns0:p>
-            <ns0:pPr>
-              <ns0:spacing ns0:after="0"/>
-            </ns0:pPr>
-            <ns0:r/>
-            <ns0:r>
-              <ns0:rPr>
-                <ns0:b ns0:val="0"/>
-              </ns0:rPr>
-              <ns0:t>Flexible grades 7 to 12. Computer science, AI literacy, digital citizenship, math and science connection, advisory or interdisciplinary seminar.</ns0:t>
-            </ns0:r>
-          </ns0:p>
-        </ns0:tc>
-      </ns0:tr>
-      <ns0:tr>
-        <ns0:tc>
-          <ns0:tcPr>
-            <ns0:tcW ns0:type="dxa" ns0:w="2448"/>
-            <ns0:vAlign ns0:val="top"/>
-          </ns0:tcPr>
-          <ns0:p>
-            <ns0:pPr>
-              <ns0:spacing ns0:after="0"/>
-            </ns0:pPr>
-            <ns0:r/>
-            <ns0:r>
-              <ns0:rPr>
-                <ns0:b ns0:val="0"/>
-              </ns0:rPr>
-              <ns0:t>Length</ns0:t>
-            </ns0:r>
-          </ns0:p>
-        </ns0:tc>
-        <ns0:tc>
-          <ns0:tcPr>
-            <ns0:tcW ns0:type="dxa" ns0:w="8352"/>
-            <ns0:vAlign ns0:val="top"/>
-          </ns0:tcPr>
-          <ns0:p>
-            <ns0:pPr>
-              <ns0:spacing ns0:after="0"/>
-            </ns0:pPr>
-            <ns0:r/>
-            <ns0:r>
-              <ns0:rPr>
-                <ns0:b ns0:val="0"/>
-              </ns0:rPr>
-              <ns0:t>20 minutes. The lesson is intentionally a sample and not a full AI unit.</ns0:t>
-            </ns0:r>
-          </ns0:p>
-        </ns0:tc>
-      </ns0:tr>
-      <ns0:tr>
-        <ns0:tc>
-          <ns0:tcPr>
-            <ns0:tcW ns0:type="dxa" ns0:w="2448"/>
-            <ns0:vAlign ns0:val="top"/>
-          </ns0:tcPr>
-          <ns0:p>
-            <ns0:pPr>
-              <ns0:spacing ns0:after="0"/>
-            </ns0:pPr>
-            <ns0:r/>
-            <ns0:r>
-              <ns0:rPr>
-                <ns0:b ns0:val="0"/>
-              </ns0:rPr>
-              <ns0:t>Audience</ns0:t>
-            </ns0:r>
-          </ns0:p>
-        </ns0:tc>
-        <ns0:tc>
-          <ns0:tcPr>
-            <ns0:tcW ns0:type="dxa" ns0:w="8352"/>
-            <ns0:vAlign ns0:val="top"/>
-          </ns0:tcPr>
-          <ns0:p>
-            <ns0:pPr>
-              <ns0:spacing ns0:after="0"/>
-            </ns0:pPr>
-            <ns0:r/>
-            <ns0:r>
-              <ns0:rPr>
-                <ns0:b ns0:val="0"/>
-              </ns0:rPr>
-              <ns0:t>Student-facing lesson for Ursuline girls in grades 7 to 12 with built-in differentiation.</ns0:t>
-            </ns0:r>
-          </ns0:p>
-        </ns0:tc>
-      </ns0:tr>
-      <ns0:tr>
-        <ns0:tc>
-          <ns0:tcPr>
-            <ns0:tcW ns0:type="dxa" ns0:w="2448"/>
-            <ns0:vAlign ns0:val="top"/>
-          </ns0:tcPr>
-          <ns0:p>
-            <ns0:pPr>
-              <ns0:spacing ns0:after="0"/>
-            </ns0:pPr>
-            <ns0:r/>
-            <ns0:r>
-              <ns0:rPr>
-                <ns0:b ns0:val="0"/>
-              </ns0:rPr>
-              <ns0:t>Essential question</ns0:t>
-            </ns0:r>
-          </ns0:p>
-        </ns0:tc>
-        <ns0:tc>
-          <ns0:tcPr>
-            <ns0:tcW ns0:type="dxa" ns0:w="8352"/>
-            <ns0:vAlign ns0:val="top"/>
-          </ns0:tcPr>
-          <ns0:p>
-            <ns0:pPr>
-              <ns0:spacing ns0:after="0"/>
-            </ns0:pPr>
-            <ns0:r/>
-            <ns0:r>
-              <ns0:rPr>
-                <ns0:b ns0:val="0"/>
-              </ns0:rPr>
-              <ns0:t>How can we understand AI well enough to use it wisely, truthfully, and in service of others?</ns0:t>
-            </ns0:r>
-          </ns0:p>
-        </ns0:tc>
-      </ns0:tr>
-      <ns0:tr>
-        <ns0:tc>
-          <ns0:tcPr>
-            <ns0:tcW ns0:type="dxa" ns0:w="2448"/>
-            <ns0:vAlign ns0:val="top"/>
-          </ns0:tcPr>
-          <ns0:p>
-            <ns0:pPr>
-              <ns0:spacing ns0:after="0"/>
-            </ns0:pPr>
-            <ns0:r/>
-            <ns0:r>
-              <ns0:rPr>
-                <ns0:b ns0:val="0"/>
-              </ns0:rPr>
-              <ns0:t>Core thesis</ns0:t>
-            </ns0:r>
-          </ns0:p>
-        </ns0:tc>
-        <ns0:tc>
-          <ns0:tcPr>
-            <ns0:tcW ns0:type="dxa" ns0:w="8352"/>
-            <ns0:vAlign ns0:val="top"/>
-          </ns0:tcPr>
-          <ns0:p>
-            <ns0:pPr>
-              <ns0:spacing ns0:after="0"/>
-            </ns0:pPr>
-            <ns0:r/>
-            <ns0:r>
-              <ns0:rPr>
-                <ns0:b ns0:val="0"/>
-              </ns0:rPr>
-              <ns0:t>AI is not magic. It is math trained on patterns. Human wisdom decides whether, when, and how to use it.</ns0:t>
-            </ns0:r>
-          </ns0:p>
-        </ns0:tc>
-      </ns0:tr>
-      <ns0:tr>
-        <ns0:tc>
-          <ns0:tcPr>
-            <ns0:tcW ns0:type="dxa" ns0:w="2448"/>
-            <ns0:vAlign ns0:val="top"/>
-          </ns0:tcPr>
-          <ns0:p>
-            <ns0:pPr>
-              <ns0:spacing ns0:after="0"/>
-            </ns0:pPr>
-            <ns0:r/>
-            <ns0:r>
-              <ns0:rPr>
-                <ns0:b ns0:val="0"/>
-              </ns0:rPr>
-              <ns0:t>Mission fit</ns0:t>
-            </ns0:r>
-          </ns0:p>
-        </ns0:tc>
-        <ns0:tc>
-          <ns0:tcPr>
-            <ns0:tcW ns0:type="dxa" ns0:w="8352"/>
-            <ns0:vAlign ns0:val="top"/>
-          </ns0:tcPr>
-          <ns0:p>
-            <ns0:pPr>
-              <ns0:spacing ns0:after="0"/>
-            </ns0:pPr>
-            <ns0:r/>
-            <ns0:r>
-              <ns0:rPr>
-                <ns0:b ns0:val="0"/>
-              </ns0:rPr>
-              <ns0:t>Serviam, intellectual curiosity, respect, compassion, integrity, purpose, presence, whole-person education, and young women as thoughtful leaders of technology.</ns0:t>
-            </ns0:r>
-          </ns0:p>
-        </ns0:tc>
-      </ns0:tr>
-    </ns0:tbl>
-    <ns0:p/>
-    <ns0:p>
-      <ns0:pPr>
-        <ns0:pStyle ns0:val="Heading1"/>
-      </ns0:pPr>
-      <ns0:r>
-        <ns0:t>Learning targets</ns0:t>
-      </ns0:r>
-    </ns0:p>
-    <ns0:p>
-      <ns0:pPr>
-        <ns0:pStyle ns0:val="ListBullet"/>
-        <ns0:spacing ns0:after="40"/>
-      </ns0:pPr>
-      <ns0:r>
-        <ns0:t>I can explain AI as a system that uses data and math to find patterns, make predictions, generate content, or support decisions.</ns0:t>
-      </ns0:r>
-    </ns0:p>
-    <ns0:p>
-      <ns0:pPr>
-        <ns0:pStyle ns0:val="ListBullet"/>
-        <ns0:spacing ns0:after="40"/>
-      </ns0:pPr>
-      <ns0:r>
-        <ns0:t>I can describe how a language model uses tokens, numerical patterns, probability, attention, and human review.</ns0:t>
-      </ns0:r>
-    </ns0:p>
-    <ns0:p>
-      <ns0:pPr>
-        <ns0:pStyle ns0:val="ListBullet"/>
-        <ns0:spacing ns0:after="40"/>
-      </ns0:pPr>
-      <ns0:r>
-        <ns0:t>I can compare human learning with AI prediction without confusing the two.</ns0:t>
-      </ns0:r>
-    </ns0:p>
-    <ns0:p>
-      <ns0:pPr>
-        <ns0:pStyle ns0:val="ListBullet"/>
-        <ns0:spacing ns0:after="40"/>
-      </ns0:pPr>
-      <ns0:r>
-        <ns0:t>I can critique an AI answer by identifying what is accurate, vague, or needs verification.</ns0:t>
-      </ns0:r>
-    </ns0:p>
-    <ns0:p>
-      <ns0:pPr>
-        <ns0:pStyle ns0:val="ListBullet"/>
-        <ns0:spacing ns0:after="40"/>
-      </ns0:pPr>
-      <ns0:r>
-        <ns0:t>I can use the SERVIAM AI Protocol to decide whether AI use supports learning, integrity, and service.</ns0:t>
-      </ns0:r>
-    </ns0:p>
-    <ns0:p>
-      <ns0:pPr>
-        <ns0:pStyle ns0:val="Heading1"/>
-      </ns0:pPr>
-      <ns0:r>
-        <ns0:t>Success criteria</ns0:t>
-      </ns0:r>
-    </ns0:p>
-    <ns0:p>
-      <ns0:pPr>
-        <ns0:pStyle ns0:val="ListBullet"/>
-        <ns0:spacing ns0:after="40"/>
-      </ns0:pPr>
-      <ns0:r>
-        <ns0:t>Students can say that AI predicts likely outputs from patterns, not guaranteed truth.</ns0:t>
-      </ns0:r>
-    </ns0:p>
-    <ns0:p>
-      <ns0:pPr>
-        <ns0:pStyle ns0:val="ListBullet"/>
-        <ns0:spacing ns0:after="40"/>
-      </ns0:pPr>
-      <ns0:r>
-        <ns0:t>Students can name at least two internal steps, such as tokens, probability, or attention.</ns0:t>
-      </ns0:r>
-    </ns0:p>
-    <ns0:p>
-      <ns0:pPr>
-        <ns0:pStyle ns0:val="ListBullet"/>
-        <ns0:spacing ns0:after="40"/>
-      </ns0:pPr>
-      <ns0:r>
-        <ns0:t>Students can explain one way AI helps learning and one way it can weaken learning.</ns0:t>
-      </ns0:r>
-    </ns0:p>
-    <ns0:p>
-      <ns0:pPr>
-        <ns0:pStyle ns0:val="ListBullet"/>
-        <ns0:spacing ns0:after="40"/>
-      </ns0:pPr>
-      <ns0:r>
-        <ns0:t>Students can apply at least one part of the SERVIAM protocol to a realistic AI use case.</ns0:t>
-      </ns0:r>
-    </ns0:p>
-    <ns0:p>
-      <ns0:pPr>
-        <ns0:pStyle ns0:val="Heading1"/>
-      </ns0:pPr>
-      <ns0:r>
-        <ns0:t>Materials</ns0:t>
-      </ns0:r>
-    </ns0:p>
-    <ns0:p>
-      <ns0:pPr>
-        <ns0:pStyle ns0:val="ListBullet"/>
-        <ns0:spacing ns0:after="40"/>
-      </ns0:pPr>
-      <ns0:r>
-        <ns0:t>Student-facing Gamma deck: AI, the Brain, and Serviam, 20 slides max.</ns0:t>
-      </ns0:r>
-    </ns0:p>
-    <ns0:p>
-      <ns0:pPr>
-        <ns0:pStyle ns0:val="ListBullet"/>
-        <ns0:spacing ns0:after="40"/>
-      </ns0:pPr>
-      <ns0:r>
-        <ns0:t>Prepared flawed AI response for audit activity.</ns0:t>
-      </ns0:r>
-    </ns0:p>
-    <ns0:p>
-      <ns0:pPr>
-        <ns0:pStyle ns0:val="ListBullet"/>
-        <ns0:spacing ns0:after="40"/>
-      </ns0:pPr>
-      <ns0:r>
-        <ns0:t>Optional live AI tool for one short prompt surgery example. Prepared examples should remain available as backup.</ns0:t>
-      </ns0:r>
-    </ns0:p>
-    <ns0:p>
-      <ns0:pPr>
-        <ns0:pStyle ns0:val="ListBullet"/>
-        <ns0:spacing ns0:after="40"/>
-      </ns0:pPr>
-      <ns0:r>
-        <ns0:t>Student SERVIAM AI Use Card or exit ticket.</ns0:t>
-      </ns0:r>
-    </ns0:p>
-    <ns0:p>
-      <ns0:pPr>
-        <ns0:pStyle ns0:val="Heading1"/>
-      </ns0:pPr>
-      <ns0:r>
-        <ns0:t>20-minute instructional flow</ns0:t>
-      </ns0:r>
-    </ns0:p>
-    <ns0:tbl>
-      <ns0:tblPr>
-        <ns0:tblStyle ns0:val="TableGrid"/>
-        <ns0:tblW ns0:type="auto" ns0:w="0"/>
-        <ns0:jc ns0:val="center"/>
-        <ns0:tblLook ns0:firstColumn="1" ns0:firstRow="1" ns0:lastColumn="0" ns0:lastRow="0" ns0:noHBand="0" ns0:noVBand="1" ns0:val="04A0"/>
-      </ns0:tblPr>
-      <ns0:tblGrid>
-        <ns0:gridCol ns0:w="2556"/>
-        <ns0:gridCol ns0:w="2556"/>
-        <ns0:gridCol ns0:w="2556"/>
-        <ns0:gridCol ns0:w="2556"/>
-      </ns0:tblGrid>
-      <ns0:tr>
-        <ns0:tc>
-          <ns0:tcPr>
-            <ns0:tcW ns0:type="dxa" ns0:w="1440"/>
-            <ns0:shd ns0:fill="1d4a32"/>
-            <ns0:vAlign ns0:val="top"/>
-          </ns0:tcPr>
-          <ns0:p>
-            <ns0:pPr>
-              <ns0:spacing ns0:after="0"/>
-            </ns0:pPr>
-            <ns0:r/>
-            <ns0:r>
-              <ns0:rPr>
-                <ns0:b/>
-                <ns0:color ns0:val="FFFFFF"/>
-              </ns0:rPr>
-              <ns0:t>Time</ns0:t>
-            </ns0:r>
-          </ns0:p>
-        </ns0:tc>
-        <ns0:tc>
-          <ns0:tcPr>
-            <ns0:tcW ns0:type="dxa" ns0:w="1440"/>
-            <ns0:shd ns0:fill="1d4a32"/>
-            <ns0:vAlign ns0:val="top"/>
-          </ns0:tcPr>
-          <ns0:p>
-            <ns0:pPr>
-              <ns0:spacing ns0:after="0"/>
-            </ns0:pPr>
-            <ns0:r/>
-            <ns0:r>
-              <ns0:rPr>
-                <ns0:b/>
-                <ns0:color ns0:val="FFFFFF"/>
-              </ns0:rPr>
-              <ns0:t>Slides</ns0:t>
-            </ns0:r>
-          </ns0:p>
-        </ns0:tc>
-        <ns0:tc>
-          <ns0:tcPr>
-            <ns0:tcW ns0:type="dxa" ns0:w="3312"/>
-            <ns0:shd ns0:fill="1d4a32"/>
-            <ns0:vAlign ns0:val="top"/>
-          </ns0:tcPr>
-          <ns0:p>
-            <ns0:pPr>
-              <ns0:spacing ns0:after="0"/>
-            </ns0:pPr>
-            <ns0:r/>
-            <ns0:r>
-              <ns0:rPr>
-                <ns0:b/>
-                <ns0:color ns0:val="FFFFFF"/>
-              </ns0:rPr>
-              <ns0:t>Teacher move</ns0:t>
-            </ns0:r>
-          </ns0:p>
-        </ns0:tc>
-        <ns0:tc>
-          <ns0:tcPr>
-            <ns0:tcW ns0:type="dxa" ns0:w="4608"/>
-            <ns0:shd ns0:fill="1d4a32"/>
-            <ns0:vAlign ns0:val="top"/>
-          </ns0:tcPr>
-          <ns0:p>
-            <ns0:pPr>
-              <ns0:spacing ns0:after="0"/>
-            </ns0:pPr>
-            <ns0:r/>
-            <ns0:r>
-              <ns0:rPr>
-                <ns0:b/>
-                <ns0:color ns0:val="FFFFFF"/>
-              </ns0:rPr>
-              <ns0:t>Student evidence</ns0:t>
-            </ns0:r>
-          </ns0:p>
-        </ns0:tc>
-      </ns0:tr>
-      <ns0:tr>
-        <ns0:tc>
-          <ns0:tcPr>
-            <ns0:tcW ns0:type="dxa" ns0:w="1440"/>
-            <ns0:vAlign ns0:val="top"/>
-          </ns0:tcPr>
-          <ns0:p>
-            <ns0:pPr>
-              <ns0:spacing ns0:after="0"/>
-            </ns0:pPr>
-            <ns0:r/>
-            <ns0:r>
-              <ns0:rPr>
-                <ns0:b ns0:val="0"/>
-              </ns0:rPr>
-              <ns0:t>0:00 to 1:00</ns0:t>
-            </ns0:r>
-          </ns0:p>
-        </ns0:tc>
-        <ns0:tc>
-          <ns0:tcPr>
-            <ns0:tcW ns0:type="dxa" ns0:w="1440"/>
-            <ns0:vAlign ns0:val="top"/>
-          </ns0:tcPr>
-          <ns0:p>
-            <ns0:pPr>
-              <ns0:spacing ns0:after="0"/>
-            </ns0:pPr>
-            <ns0:r/>
-            <ns0:r>
-              <ns0:rPr>
-                <ns0:b ns0:val="0"/>
-              </ns0:rPr>
-              <ns0:t>Slide 1 to 2</ns0:t>
-            </ns0:r>
-          </ns0:p>
-        </ns0:tc>
-        <ns0:tc>
-          <ns0:tcPr>
-            <ns0:tcW ns0:type="dxa" ns0:w="3312"/>
-            <ns0:vAlign ns0:val="top"/>
-          </ns0:tcPr>
-          <ns0:p>
-            <ns0:pPr>
-              <ns0:spacing ns0:after="0"/>
-            </ns0:pPr>
-            <ns0:r/>
-            <ns0:r>
-              <ns0:rPr>
-                <ns0:b ns0:val="0"/>
-              </ns0:rPr>
-              <ns0:t>Purpose and essential question</ns0:t>
-            </ns0:r>
-          </ns0:p>
-        </ns0:tc>
-        <ns0:tc>
-          <ns0:tcPr>
-            <ns0:tcW ns0:type="dxa" ns0:w="4608"/>
-            <ns0:vAlign ns0:val="top"/>
-          </ns0:tcPr>
-          <ns0:p>
-            <ns0:pPr>
-              <ns0:spacing ns0:after="0"/>
-            </ns0:pPr>
-            <ns0:r/>
-            <ns0:r>
-              <ns0:rPr>
-                <ns0:b ns0:val="0"/>
-              </ns0:rPr>
-              <ns0:t>Students understand the lesson arc: what AI is, how it works, and how to use it wisely.</ns0:t>
-            </ns0:r>
-          </ns0:p>
-        </ns0:tc>
-      </ns0:tr>
-      <ns0:tr>
-        <ns0:tc>
-          <ns0:tcPr>
-            <ns0:tcW ns0:type="dxa" ns0:w="1440"/>
-            <ns0:vAlign ns0:val="top"/>
-          </ns0:tcPr>
-          <ns0:p>
-            <ns0:pPr>
-              <ns0:spacing ns0:after="0"/>
-            </ns0:pPr>
-            <ns0:r/>
-            <ns0:r>
-              <ns0:rPr>
-                <ns0:b ns0:val="0"/>
-              </ns0:rPr>
-              <ns0:t>1:00 to 3:30</ns0:t>
-            </ns0:r>
-          </ns0:p>
-        </ns0:tc>
-        <ns0:tc>
-          <ns0:tcPr>
-            <ns0:tcW ns0:type="dxa" ns0:w="1440"/>
-            <ns0:vAlign ns0:val="top"/>
-          </ns0:tcPr>
-          <ns0:p>
-            <ns0:pPr>
-              <ns0:spacing ns0:after="0"/>
-            </ns0:pPr>
-            <ns0:r/>
-            <ns0:r>
-              <ns0:rPr>
-                <ns0:b ns0:val="0"/>
-              </ns0:rPr>
-              <ns0:t>Slide 3 to 5</ns0:t>
-            </ns0:r>
-          </ns0:p>
-        </ns0:tc>
-        <ns0:tc>
-          <ns0:tcPr>
-            <ns0:tcW ns0:type="dxa" ns0:w="3312"/>
-            <ns0:vAlign ns0:val="top"/>
-          </ns0:tcPr>
-          <ns0:p>
-            <ns0:pPr>
-              <ns0:spacing ns0:after="0"/>
-            </ns0:pPr>
-            <ns0:r/>
-            <ns0:r>
-              <ns0:rPr>
-                <ns0:b ns0:val="0"/>
-              </ns0:rPr>
-              <ns0:t>Brain prediction hook</ns0:t>
-            </ns0:r>
-          </ns0:p>
-        </ns0:tc>
-        <ns0:tc>
-          <ns0:tcPr>
-            <ns0:tcW ns0:type="dxa" ns0:w="4608"/>
-            <ns0:vAlign ns0:val="top"/>
-          </ns0:tcPr>
-          <ns0:p>
-            <ns0:pPr>
-              <ns0:spacing ns0:after="0"/>
-            </ns0:pPr>
-            <ns0:r/>
-            <ns0:r>
-              <ns0:rPr>
-                <ns0:b ns0:val="0"/>
-              </ns0:rPr>
-              <ns0:t>Students predict a missing word, discuss context clues, and compare brain prediction with AI prediction.</ns0:t>
-            </ns0:r>
-          </ns0:p>
-        </ns0:tc>
-      </ns0:tr>
-      <ns0:tr>
-        <ns0:tc>
-          <ns0:tcPr>
-            <ns0:tcW ns0:type="dxa" ns0:w="1440"/>
-            <ns0:vAlign ns0:val="top"/>
-          </ns0:tcPr>
-          <ns0:p>
-            <ns0:pPr>
-              <ns0:spacing ns0:after="0"/>
-            </ns0:pPr>
-            <ns0:r/>
-            <ns0:r>
-              <ns0:rPr>
-                <ns0:b ns0:val="0"/>
-              </ns0:rPr>
-              <ns0:t>3:30 to 5:30</ns0:t>
-            </ns0:r>
-          </ns0:p>
-        </ns0:tc>
-        <ns0:tc>
-          <ns0:tcPr>
-            <ns0:tcW ns0:type="dxa" ns0:w="1440"/>
-            <ns0:vAlign ns0:val="top"/>
-          </ns0:tcPr>
-          <ns0:p>
-            <ns0:pPr>
-              <ns0:spacing ns0:after="0"/>
-            </ns0:pPr>
-            <ns0:r/>
-            <ns0:r>
-              <ns0:rPr>
-                <ns0:b ns0:val="0"/>
-              </ns0:rPr>
-              <ns0:t>Slide 6 to 7</ns0:t>
-            </ns0:r>
-          </ns0:p>
-        </ns0:tc>
-        <ns0:tc>
-          <ns0:tcPr>
-            <ns0:tcW ns0:type="dxa" ns0:w="3312"/>
-            <ns0:vAlign ns0:val="top"/>
-          </ns0:tcPr>
-          <ns0:p>
-            <ns0:pPr>
-              <ns0:spacing ns0:after="0"/>
-            </ns0:pPr>
-            <ns0:r/>
-            <ns0:r>
-              <ns0:rPr>
-                <ns0:b ns0:val="0"/>
-              </ns0:rPr>
-              <ns0:t>What AI is</ns0:t>
-            </ns0:r>
-          </ns0:p>
-        </ns0:tc>
-        <ns0:tc>
-          <ns0:tcPr>
-            <ns0:tcW ns0:type="dxa" ns0:w="4608"/>
-            <ns0:vAlign ns0:val="top"/>
-          </ns0:tcPr>
-          <ns0:p>
-            <ns0:pPr>
-              <ns0:spacing ns0:after="0"/>
-            </ns0:pPr>
-            <ns0:r/>
-            <ns0:r>
-              <ns0:rPr>
-                <ns0:b ns0:val="0"/>
-              </ns0:rPr>
-              <ns0:t>Students write a seven-word definition and broaden AI beyond chatbots.</ns0:t>
-            </ns0:r>
-          </ns0:p>
-        </ns0:tc>
-      </ns0:tr>
-      <ns0:tr>
-        <ns0:tc>
-          <ns0:tcPr>
-            <ns0:tcW ns0:type="dxa" ns0:w="1440"/>
-            <ns0:vAlign ns0:val="top"/>
-          </ns0:tcPr>
-          <ns0:p>
-            <ns0:pPr>
-              <ns0:spacing ns0:after="0"/>
-            </ns0:pPr>
-            <ns0:r/>
-            <ns0:r>
-              <ns0:rPr>
-                <ns0:b ns0:val="0"/>
-              </ns0:rPr>
-              <ns0:t>5:30 to 10:30</ns0:t>
-            </ns0:r>
-          </ns0:p>
-        </ns0:tc>
-        <ns0:tc>
-          <ns0:tcPr>
-            <ns0:tcW ns0:type="dxa" ns0:w="1440"/>
-            <ns0:vAlign ns0:val="top"/>
-          </ns0:tcPr>
-          <ns0:p>
-            <ns0:pPr>
-              <ns0:spacing ns0:after="0"/>
-            </ns0:pPr>
-            <ns0:r/>
-            <ns0:r>
-              <ns0:rPr>
-                <ns0:b ns0:val="0"/>
-              </ns0:rPr>
-              <ns0:t>Slide 8 to 12</ns0:t>
-            </ns0:r>
-          </ns0:p>
-        </ns0:tc>
-        <ns0:tc>
-          <ns0:tcPr>
-            <ns0:tcW ns0:type="dxa" ns0:w="3312"/>
-            <ns0:vAlign ns0:val="top"/>
-          </ns0:tcPr>
-          <ns0:p>
-            <ns0:pPr>
-              <ns0:spacing ns0:after="0"/>
-            </ns0:pPr>
-            <ns0:r/>
-            <ns0:r>
-              <ns0:rPr>
-                <ns0:b ns0:val="0"/>
-              </ns0:rPr>
-              <ns0:t>Prompt-to-response pathway</ns0:t>
-            </ns0:r>
-          </ns0:p>
-        </ns0:tc>
-        <ns0:tc>
-          <ns0:tcPr>
-            <ns0:tcW ns0:type="dxa" ns0:w="4608"/>
-            <ns0:vAlign ns0:val="top"/>
-          </ns0:tcPr>
-          <ns0:p>
-            <ns0:pPr>
-              <ns0:spacing ns0:after="0"/>
-            </ns0:pPr>
-            <ns0:r/>
-            <ns0:r>
-              <ns0:rPr>
-                <ns0:b ns0:val="0"/>
-              </ns0:rPr>
-              <ns0:t>Teacher models tokens, probability, attention, and why answers vary using simple examples.</ns0:t>
-            </ns0:r>
-          </ns0:p>
-        </ns0:tc>
-      </ns0:tr>
-      <ns0:tr>
-        <ns0:tc>
-          <ns0:tcPr>
-            <ns0:tcW ns0:type="dxa" ns0:w="1440"/>
-            <ns0:vAlign ns0:val="top"/>
-          </ns0:tcPr>
-          <ns0:p>
-            <ns0:pPr>
-              <ns0:spacing ns0:after="0"/>
-            </ns0:pPr>
-            <ns0:r/>
-            <ns0:r>
-              <ns0:rPr>
-                <ns0:b ns0:val="0"/>
-              </ns0:rPr>
-              <ns0:t>10:30 to 12:30</ns0:t>
-            </ns0:r>
-          </ns0:p>
-        </ns0:tc>
-        <ns0:tc>
-          <ns0:tcPr>
-            <ns0:tcW ns0:type="dxa" ns0:w="1440"/>
-            <ns0:vAlign ns0:val="top"/>
-          </ns0:tcPr>
-          <ns0:p>
-            <ns0:pPr>
-              <ns0:spacing ns0:after="0"/>
-            </ns0:pPr>
-            <ns0:r/>
-            <ns0:r>
-              <ns0:rPr>
-                <ns0:b ns0:val="0"/>
-              </ns0:rPr>
-              <ns0:t>Slide 13 to 14</ns0:t>
-            </ns0:r>
-          </ns0:p>
-        </ns0:tc>
-        <ns0:tc>
-          <ns0:tcPr>
-            <ns0:tcW ns0:type="dxa" ns0:w="3312"/>
-            <ns0:vAlign ns0:val="top"/>
-          </ns0:tcPr>
-          <ns0:p>
-            <ns0:pPr>
-              <ns0:spacing ns0:after="0"/>
-            </ns0:pPr>
-            <ns0:r/>
-            <ns0:r>
-              <ns0:rPr>
-                <ns0:b ns0:val="0"/>
-              </ns0:rPr>
-              <ns0:t>Brain science and trust</ns0:t>
-            </ns0:r>
-          </ns0:p>
-        </ns0:tc>
-        <ns0:tc>
-          <ns0:tcPr>
-            <ns0:tcW ns0:type="dxa" ns0:w="4608"/>
-            <ns0:vAlign ns0:val="top"/>
-          </ns0:tcPr>
-          <ns0:p>
-            <ns0:pPr>
-              <ns0:spacing ns0:after="0"/>
-            </ns0:pPr>
-            <ns0:r/>
-            <ns0:r>
-              <ns0:rPr>
-                <ns0:b ns0:val="0"/>
-              </ns0:rPr>
-              <ns0:t>Students learn that polished output is not the same as understanding or truth.</ns0:t>
-            </ns0:r>
-          </ns0:p>
-        </ns0:tc>
-      </ns0:tr>
-      <ns0:tr>
-        <ns0:tc>
-          <ns0:tcPr>
-            <ns0:tcW ns0:type="dxa" ns0:w="1440"/>
-            <ns0:vAlign ns0:val="top"/>
-          </ns0:tcPr>
-          <ns0:p>
-            <ns0:pPr>
-              <ns0:spacing ns0:after="0"/>
-            </ns0:pPr>
-            <ns0:r/>
-            <ns0:r>
-              <ns0:rPr>
-                <ns0:b ns0:val="0"/>
-              </ns0:rPr>
-              <ns0:t>12:30 to 16:00</ns0:t>
-            </ns0:r>
-          </ns0:p>
-        </ns0:tc>
-        <ns0:tc>
-          <ns0:tcPr>
-            <ns0:tcW ns0:type="dxa" ns0:w="1440"/>
-            <ns0:vAlign ns0:val="top"/>
-          </ns0:tcPr>
-          <ns0:p>
-            <ns0:pPr>
-              <ns0:spacing ns0:after="0"/>
-            </ns0:pPr>
-            <ns0:r/>
-            <ns0:r>
-              <ns0:rPr>
-                <ns0:b ns0:val="0"/>
-              </ns0:rPr>
-              <ns0:t>Slide 15 to 16</ns0:t>
-            </ns0:r>
-          </ns0:p>
-        </ns0:tc>
-        <ns0:tc>
-          <ns0:tcPr>
-            <ns0:tcW ns0:type="dxa" ns0:w="3312"/>
-            <ns0:vAlign ns0:val="top"/>
-          </ns0:tcPr>
-          <ns0:p>
-            <ns0:pPr>
-              <ns0:spacing ns0:after="0"/>
-            </ns0:pPr>
-            <ns0:r/>
-            <ns0:r>
-              <ns0:rPr>
-                <ns0:b ns0:val="0"/>
-              </ns0:rPr>
-              <ns0:t>AI audit and prompt surgery</ns0:t>
-            </ns0:r>
-          </ns0:p>
-        </ns0:tc>
-        <ns0:tc>
-          <ns0:tcPr>
-            <ns0:tcW ns0:type="dxa" ns0:w="4608"/>
-            <ns0:vAlign ns0:val="top"/>
-          </ns0:tcPr>
-          <ns0:p>
-            <ns0:pPr>
-              <ns0:spacing ns0:after="0"/>
-            </ns0:pPr>
-            <ns0:r/>
-            <ns0:r>
-              <ns0:rPr>
-                <ns0:b ns0:val="0"/>
-              </ns0:rPr>
-              <ns0:t>Students mark a flawed answer as accurate, vague, or needing verification, then revise the prompt.</ns0:t>
-            </ns0:r>
-          </ns0:p>
-        </ns0:tc>
-      </ns0:tr>
-      <ns0:tr>
-        <ns0:tc>
-          <ns0:tcPr>
-            <ns0:tcW ns0:type="dxa" ns0:w="1440"/>
-            <ns0:vAlign ns0:val="top"/>
-          </ns0:tcPr>
-          <ns0:p>
-            <ns0:pPr>
-              <ns0:spacing ns0:after="0"/>
-            </ns0:pPr>
-            <ns0:r/>
-            <ns0:r>
-              <ns0:rPr>
-                <ns0:b ns0:val="0"/>
-              </ns0:rPr>
-              <ns0:t>16:00 to 18:30</ns0:t>
-            </ns0:r>
-          </ns0:p>
-        </ns0:tc>
-        <ns0:tc>
-          <ns0:tcPr>
-            <ns0:tcW ns0:type="dxa" ns0:w="1440"/>
-            <ns0:vAlign ns0:val="top"/>
-          </ns0:tcPr>
-          <ns0:p>
-            <ns0:pPr>
-              <ns0:spacing ns0:after="0"/>
-            </ns0:pPr>
-            <ns0:r/>
-            <ns0:r>
-              <ns0:rPr>
-                <ns0:b ns0:val="0"/>
-              </ns0:rPr>
-              <ns0:t>Slide 17 to 18</ns0:t>
-            </ns0:r>
-          </ns0:p>
-        </ns0:tc>
-        <ns0:tc>
-          <ns0:tcPr>
-            <ns0:tcW ns0:type="dxa" ns0:w="3312"/>
-            <ns0:vAlign ns0:val="top"/>
-          </ns0:tcPr>
-          <ns0:p>
-            <ns0:pPr>
-              <ns0:spacing ns0:after="0"/>
-            </ns0:pPr>
-            <ns0:r/>
-            <ns0:r>
-              <ns0:rPr>
-                <ns0:b ns0:val="0"/>
-              </ns0:rPr>
-              <ns0:t>SERVIAM and judicious use</ns0:t>
-            </ns0:r>
-          </ns0:p>
-        </ns0:tc>
-        <ns0:tc>
-          <ns0:tcPr>
-            <ns0:tcW ns0:type="dxa" ns0:w="4608"/>
-            <ns0:vAlign ns0:val="top"/>
-          </ns0:tcPr>
-          <ns0:p>
-            <ns0:pPr>
-              <ns0:spacing ns0:after="0"/>
-            </ns0:pPr>
-            <ns0:r/>
-            <ns0:r>
-              <ns0:rPr>
-                <ns0:b ns0:val="0"/>
-              </ns0:rPr>
-              <ns0:t>Students apply the protocol to realistic green, yellow, red scenarios.</ns0:t>
-            </ns0:r>
-          </ns0:p>
-        </ns0:tc>
-      </ns0:tr>
-      <ns0:tr>
-        <ns0:tc>
-          <ns0:tcPr>
-            <ns0:tcW ns0:type="dxa" ns0:w="1440"/>
-            <ns0:vAlign ns0:val="top"/>
-          </ns0:tcPr>
-          <ns0:p>
-            <ns0:pPr>
-              <ns0:spacing ns0:after="0"/>
-            </ns0:pPr>
-            <ns0:r/>
-            <ns0:r>
-              <ns0:rPr>
-                <ns0:b ns0:val="0"/>
-              </ns0:rPr>
-              <ns0:t>18:30 to 20:00</ns0:t>
-            </ns0:r>
-          </ns0:p>
-        </ns0:tc>
-        <ns0:tc>
-          <ns0:tcPr>
-            <ns0:tcW ns0:type="dxa" ns0:w="1440"/>
-            <ns0:vAlign ns0:val="top"/>
-          </ns0:tcPr>
-          <ns0:p>
-            <ns0:pPr>
-              <ns0:spacing ns0:after="0"/>
-            </ns0:pPr>
-            <ns0:r/>
-            <ns0:r>
-              <ns0:rPr>
-                <ns0:b ns0:val="0"/>
-              </ns0:rPr>
-              <ns0:t>Slide 19</ns0:t>
-            </ns0:r>
-          </ns0:p>
-        </ns0:tc>
-        <ns0:tc>
-          <ns0:tcPr>
-            <ns0:tcW ns0:type="dxa" ns0:w="3312"/>
-            <ns0:vAlign ns0:val="top"/>
-          </ns0:tcPr>
-          <ns0:p>
-            <ns0:pPr>
-              <ns0:spacing ns0:after="0"/>
-            </ns0:pPr>
-            <ns0:r/>
-            <ns0:r>
-              <ns0:rPr>
-                <ns0:b ns0:val="0"/>
-              </ns0:rPr>
-              <ns0:t>Exit ticket</ns0:t>
-            </ns0:r>
-          </ns0:p>
-        </ns0:tc>
-        <ns0:tc>
-          <ns0:tcPr>
-            <ns0:tcW ns0:type="dxa" ns0:w="4608"/>
-            <ns0:vAlign ns0:val="top"/>
-          </ns0:tcPr>
-          <ns0:p>
-            <ns0:pPr>
-              <ns0:spacing ns0:after="0"/>
-            </ns0:pPr>
-            <ns0:r/>
-            <ns0:r>
-              <ns0:rPr>
-                <ns0:b ns0:val="0"/>
-              </ns0:rPr>
-              <ns0:t>Students write one power, one limit, and one promise.</ns0:t>
-            </ns0:r>
-          </ns0:p>
-        </ns0:tc>
-      </ns0:tr>
-    </ns0:tbl>
-    <ns0:p/>
-    <ns0:p>
-      <ns0:pPr>
-        <ns0:pStyle ns0:val="Heading1"/>
-      </ns0:pPr>
-      <ns0:r>
-        <ns0:t>Main student activity: audit the AI</ns0:t>
-      </ns0:r>
-    </ns0:p>
-    <ns0:p>
-      <ns0:r>
-        <ns0:t>Prepared AI answer to show students:</ns0:t>
-      </ns0:r>
-    </ns0:p>
-    <ns0:p>
-      <ns0:pPr>
-        <ns0:pStyle ns0:val="IntenseQuote"/>
-      </ns0:pPr>
-      <ns0:r>
-        <ns0:t>Artificial intelligence works like a human brain. It understands words, remembers facts, and always chooses the best answer. Large language models read a sentence, think about what it means, and then give the correct response based on everything they know.</ns0:t>
-      </ns0:r>
-    </ns0:p>
-    <ns0:p>
-      <ns0:r>
-        <ns0:t>Student task: mark one part green for accurate or partly accurate, one part yellow for vague or incomplete, and one part red for needing verification or correction.</ns0:t>
-      </ns0:r>
-    </ns0:p>
-    <ns0:p>
-      <ns0:pPr>
-        <ns0:pStyle ns0:val="ListBullet"/>
-        <ns0:spacing ns0:after="40"/>
-      </ns0:pPr>
-      <ns0:r>
-        <ns0:t>Green or partly accurate: a language model receives text and generates a response.</ns0:t>
-      </ns0:r>
-    </ns0:p>
-    <ns0:p>
-      <ns0:pPr>
-        <ns0:pStyle ns0:val="ListBullet"/>
-        <ns0:spacing ns0:after="40"/>
-      </ns0:pPr>
-      <ns0:r>
-        <ns0:t>Yellow: 'works like a human brain' is a useful analogy, but it is not technically accurate.</ns0:t>
-      </ns0:r>
-    </ns0:p>
-    <ns0:p>
-      <ns0:pPr>
-        <ns0:pStyle ns0:val="ListBullet"/>
-        <ns0:spacing ns0:after="40"/>
-      </ns0:pPr>
-      <ns0:r>
-        <ns0:t>Red: 'always chooses the best answer' and 'correct response' are false. AI can be plausible and wrong.</ns0:t>
-      </ns0:r>
-    </ns0:p>
-    <ns0:p>
-      <ns0:pPr>
-        <ns0:pStyle ns0:val="Heading1"/>
-      </ns0:pPr>
-      <ns0:r>
-        <ns0:t>SERVIAM AI Protocol</ns0:t>
-      </ns0:r>
-    </ns0:p>
-    <ns0:tbl>
-      <ns0:tblPr>
-        <ns0:tblStyle ns0:val="TableGrid"/>
-        <ns0:tblW ns0:type="auto" ns0:w="0"/>
-        <ns0:jc ns0:val="center"/>
-        <ns0:tblLook ns0:firstColumn="1" ns0:firstRow="1" ns0:lastColumn="0" ns0:lastRow="0" ns0:noHBand="0" ns0:noVBand="1" ns0:val="04A0"/>
-      </ns0:tblPr>
-      <ns0:tblGrid>
-        <ns0:gridCol ns0:w="3408"/>
-        <ns0:gridCol ns0:w="3408"/>
-        <ns0:gridCol ns0:w="3408"/>
-      </ns0:tblGrid>
-      <ns0:tr>
-        <ns0:tc>
-          <ns0:tcPr>
-            <ns0:tcW ns0:type="dxa" ns0:w="864"/>
-            <ns0:shd ns0:fill="1d4a32"/>
-            <ns0:vAlign ns0:val="top"/>
-          </ns0:tcPr>
-          <ns0:p>
-            <ns0:pPr>
-              <ns0:spacing ns0:after="0"/>
-            </ns0:pPr>
-            <ns0:r/>
-            <ns0:r>
-              <ns0:rPr>
-                <ns0:b/>
-                <ns0:color ns0:val="FFFFFF"/>
-              </ns0:rPr>
-              <ns0:t>Letter</ns0:t>
-            </ns0:r>
-          </ns0:p>
-        </ns0:tc>
-        <ns0:tc>
-          <ns0:tcPr>
-            <ns0:tcW ns0:type="dxa" ns0:w="2880"/>
-            <ns0:shd ns0:fill="1d4a32"/>
-            <ns0:vAlign ns0:val="top"/>
-          </ns0:tcPr>
-          <ns0:p>
-            <ns0:pPr>
-              <ns0:spacing ns0:after="0"/>
-            </ns0:pPr>
-            <ns0:r/>
-            <ns0:r>
-              <ns0:rPr>
-                <ns0:b/>
-                <ns0:color ns0:val="FFFFFF"/>
-              </ns0:rPr>
-              <ns0:t>Move</ns0:t>
-            </ns0:r>
-          </ns0:p>
-        </ns0:tc>
-        <ns0:tc>
-          <ns0:tcPr>
-            <ns0:tcW ns0:type="dxa" ns0:w="7056"/>
-            <ns0:shd ns0:fill="1d4a32"/>
-            <ns0:vAlign ns0:val="top"/>
-          </ns0:tcPr>
-          <ns0:p>
-            <ns0:pPr>
-              <ns0:spacing ns0:after="0"/>
-            </ns0:pPr>
-            <ns0:r/>
-            <ns0:r>
-              <ns0:rPr>
-                <ns0:b/>
-                <ns0:color ns0:val="FFFFFF"/>
-              </ns0:rPr>
-              <ns0:t>Student question</ns0:t>
-            </ns0:r>
-          </ns0:p>
-        </ns0:tc>
-      </ns0:tr>
-      <ns0:tr>
-        <ns0:tc>
-          <ns0:tcPr>
-            <ns0:tcW ns0:type="dxa" ns0:w="864"/>
-            <ns0:vAlign ns0:val="top"/>
-          </ns0:tcPr>
-          <ns0:p>
-            <ns0:pPr>
-              <ns0:spacing ns0:after="0"/>
-            </ns0:pPr>
-            <ns0:r/>
-            <ns0:r>
-              <ns0:rPr>
-                <ns0:b ns0:val="0"/>
-              </ns0:rPr>
-              <ns0:t>S</ns0:t>
-            </ns0:r>
-          </ns0:p>
-        </ns0:tc>
-        <ns0:tc>
-          <ns0:tcPr>
-            <ns0:tcW ns0:type="dxa" ns0:w="2880"/>
-            <ns0:vAlign ns0:val="top"/>
-          </ns0:tcPr>
-          <ns0:p>
-            <ns0:pPr>
-              <ns0:spacing ns0:after="0"/>
-            </ns0:pPr>
-            <ns0:r/>
-            <ns0:r>
-              <ns0:rPr>
-                <ns0:b ns0:val="0"/>
-              </ns0:rPr>
-              <ns0:t>Start with your brain</ns0:t>
-            </ns0:r>
-          </ns0:p>
-        </ns0:tc>
-        <ns0:tc>
-          <ns0:tcPr>
-            <ns0:tcW ns0:type="dxa" ns0:w="7056"/>
-            <ns0:vAlign ns0:val="top"/>
-          </ns0:tcPr>
-          <ns0:p>
-            <ns0:pPr>
-              <ns0:spacing ns0:after="0"/>
-            </ns0:pPr>
-            <ns0:r/>
-            <ns0:r>
-              <ns0:rPr>
-                <ns0:b ns0:val="0"/>
-              </ns0:rPr>
-              <ns0:t>What do I already think, know, predict, or wonder?</ns0:t>
-            </ns0:r>
-          </ns0:p>
-        </ns0:tc>
-      </ns0:tr>
-      <ns0:tr>
-        <ns0:tc>
-          <ns0:tcPr>
-            <ns0:tcW ns0:type="dxa" ns0:w="864"/>
-            <ns0:vAlign ns0:val="top"/>
-          </ns0:tcPr>
-          <ns0:p>
-            <ns0:pPr>
-              <ns0:spacing ns0:after="0"/>
-            </ns0:pPr>
-            <ns0:r/>
-            <ns0:r>
-              <ns0:rPr>
-                <ns0:b ns0:val="0"/>
-              </ns0:rPr>
-              <ns0:t>E</ns0:t>
-            </ns0:r>
-          </ns0:p>
-        </ns0:tc>
-        <ns0:tc>
-          <ns0:tcPr>
-            <ns0:tcW ns0:type="dxa" ns0:w="2880"/>
-            <ns0:vAlign ns0:val="top"/>
-          </ns0:tcPr>
-          <ns0:p>
-            <ns0:pPr>
-              <ns0:spacing ns0:after="0"/>
-            </ns0:pPr>
-            <ns0:r/>
-            <ns0:r>
-              <ns0:rPr>
-                <ns0:b ns0:val="0"/>
-              </ns0:rPr>
-              <ns0:t>Examine the purpose</ns0:t>
-            </ns0:r>
-          </ns0:p>
-        </ns0:tc>
-        <ns0:tc>
-          <ns0:tcPr>
-            <ns0:tcW ns0:type="dxa" ns0:w="7056"/>
-            <ns0:vAlign ns0:val="top"/>
-          </ns0:tcPr>
-          <ns0:p>
-            <ns0:pPr>
-              <ns0:spacing ns0:after="0"/>
-            </ns0:pPr>
-            <ns0:r/>
-            <ns0:r>
-              <ns0:rPr>
-                <ns0:b ns0:val="0"/>
-              </ns0:rPr>
-              <ns0:t>Am I learning, creating, clarifying, or avoiding effort?</ns0:t>
-            </ns0:r>
-          </ns0:p>
-        </ns0:tc>
-      </ns0:tr>
-      <ns0:tr>
-        <ns0:tc>
-          <ns0:tcPr>
-            <ns0:tcW ns0:type="dxa" ns0:w="864"/>
-            <ns0:vAlign ns0:val="top"/>
-          </ns0:tcPr>
-          <ns0:p>
-            <ns0:pPr>
-              <ns0:spacing ns0:after="0"/>
-            </ns0:pPr>
-            <ns0:r/>
-            <ns0:r>
-              <ns0:rPr>
-                <ns0:b ns0:val="0"/>
-              </ns0:rPr>
-              <ns0:t>R</ns0:t>
-            </ns0:r>
-          </ns0:p>
-        </ns0:tc>
-        <ns0:tc>
-          <ns0:tcPr>
-            <ns0:tcW ns0:type="dxa" ns0:w="2880"/>
-            <ns0:vAlign ns0:val="top"/>
-          </ns0:tcPr>
-          <ns0:p>
-            <ns0:pPr>
-              <ns0:spacing ns0:after="0"/>
-            </ns0:pPr>
-            <ns0:r/>
-            <ns0:r>
-              <ns0:rPr>
-                <ns0:b ns0:val="0"/>
-              </ns0:rPr>
-              <ns0:t>Require reasoning</ns0:t>
-            </ns0:r>
-          </ns0:p>
-        </ns0:tc>
-        <ns0:tc>
-          <ns0:tcPr>
-            <ns0:tcW ns0:type="dxa" ns0:w="7056"/>
-            <ns0:vAlign ns0:val="top"/>
-          </ns0:tcPr>
-          <ns0:p>
-            <ns0:pPr>
-              <ns0:spacing ns0:after="0"/>
-            </ns0:pPr>
-            <ns0:r/>
-            <ns0:r>
-              <ns0:rPr>
-                <ns0:b ns0:val="0"/>
-              </ns0:rPr>
-              <ns0:t>Can the tool explain steps, assumptions, limits, and uncertainty?</ns0:t>
-            </ns0:r>
-          </ns0:p>
-        </ns0:tc>
-      </ns0:tr>
-      <ns0:tr>
-        <ns0:tc>
-          <ns0:tcPr>
-            <ns0:tcW ns0:type="dxa" ns0:w="864"/>
-            <ns0:vAlign ns0:val="top"/>
-          </ns0:tcPr>
-          <ns0:p>
-            <ns0:pPr>
-              <ns0:spacing ns0:after="0"/>
-            </ns0:pPr>
-            <ns0:r/>
-            <ns0:r>
-              <ns0:rPr>
-                <ns0:b ns0:val="0"/>
-              </ns0:rPr>
-              <ns0:t>V</ns0:t>
-            </ns0:r>
-          </ns0:p>
-        </ns0:tc>
-        <ns0:tc>
-          <ns0:tcPr>
-            <ns0:tcW ns0:type="dxa" ns0:w="2880"/>
-            <ns0:vAlign ns0:val="top"/>
-          </ns0:tcPr>
-          <ns0:p>
-            <ns0:pPr>
-              <ns0:spacing ns0:after="0"/>
-            </ns0:pPr>
-            <ns0:r/>
-            <ns0:r>
-              <ns0:rPr>
-                <ns0:b ns0:val="0"/>
-              </ns0:rPr>
-              <ns0:t>Verify claims</ns0:t>
-            </ns0:r>
-          </ns0:p>
-        </ns0:tc>
-        <ns0:tc>
-          <ns0:tcPr>
-            <ns0:tcW ns0:type="dxa" ns0:w="7056"/>
-            <ns0:vAlign ns0:val="top"/>
-          </ns0:tcPr>
-          <ns0:p>
-            <ns0:pPr>
-              <ns0:spacing ns0:after="0"/>
-            </ns0:pPr>
-            <ns0:r/>
-            <ns0:r>
-              <ns0:rPr>
-                <ns0:b ns0:val="0"/>
-              </ns0:rPr>
-              <ns0:t>What facts, sources, dates, or quotes need checking?</ns0:t>
-            </ns0:r>
-          </ns0:p>
-        </ns0:tc>
-      </ns0:tr>
-      <ns0:tr>
-        <ns0:tc>
-          <ns0:tcPr>
-            <ns0:tcW ns0:type="dxa" ns0:w="864"/>
-            <ns0:vAlign ns0:val="top"/>
-          </ns0:tcPr>
-          <ns0:p>
-            <ns0:pPr>
-              <ns0:spacing ns0:after="0"/>
-            </ns0:pPr>
-            <ns0:r/>
-            <ns0:r>
-              <ns0:rPr>
-                <ns0:b ns0:val="0"/>
-              </ns0:rPr>
-              <ns0:t>I</ns0:t>
-            </ns0:r>
-          </ns0:p>
-        </ns0:tc>
-        <ns0:tc>
-          <ns0:tcPr>
-            <ns0:tcW ns0:type="dxa" ns0:w="2880"/>
-            <ns0:vAlign ns0:val="top"/>
-          </ns0:tcPr>
-          <ns0:p>
-            <ns0:pPr>
-              <ns0:spacing ns0:after="0"/>
-            </ns0:pPr>
-            <ns0:r/>
-            <ns0:r>
-              <ns0:rPr>
-                <ns0:b ns0:val="0"/>
-              </ns0:rPr>
-              <ns0:t>Identify risk</ns0:t>
-            </ns0:r>
-          </ns0:p>
-        </ns0:tc>
-        <ns0:tc>
-          <ns0:tcPr>
-            <ns0:tcW ns0:type="dxa" ns0:w="7056"/>
-            <ns0:vAlign ns0:val="top"/>
-          </ns0:tcPr>
-          <ns0:p>
-            <ns0:pPr>
-              <ns0:spacing ns0:after="0"/>
-            </ns0:pPr>
-            <ns0:r/>
-            <ns0:r>
-              <ns0:rPr>
-                <ns0:b ns0:val="0"/>
-              </ns0:rPr>
-              <ns0:t>Could this include bias, privacy concerns, misinformation, or harm?</ns0:t>
-            </ns0:r>
-          </ns0:p>
-        </ns0:tc>
-      </ns0:tr>
-      <ns0:tr>
-        <ns0:tc>
-          <ns0:tcPr>
-            <ns0:tcW ns0:type="dxa" ns0:w="864"/>
-            <ns0:vAlign ns0:val="top"/>
-          </ns0:tcPr>
-          <ns0:p>
-            <ns0:pPr>
-              <ns0:spacing ns0:after="0"/>
-            </ns0:pPr>
-            <ns0:r/>
-            <ns0:r>
-              <ns0:rPr>
-                <ns0:b ns0:val="0"/>
-              </ns0:rPr>
-              <ns0:t>A</ns0:t>
-            </ns0:r>
-          </ns0:p>
-        </ns0:tc>
-        <ns0:tc>
-          <ns0:tcPr>
-            <ns0:tcW ns0:type="dxa" ns0:w="2880"/>
-            <ns0:vAlign ns0:val="top"/>
-          </ns0:tcPr>
-          <ns0:p>
-            <ns0:pPr>
-              <ns0:spacing ns0:after="0"/>
-            </ns0:pPr>
-            <ns0:r/>
-            <ns0:r>
-              <ns0:rPr>
-                <ns0:b ns0:val="0"/>
-              </ns0:rPr>
-              <ns0:t>Attribute assistance</ns0:t>
-            </ns0:r>
-          </ns0:p>
-        </ns0:tc>
-        <ns0:tc>
-          <ns0:tcPr>
-            <ns0:tcW ns0:type="dxa" ns0:w="7056"/>
-            <ns0:vAlign ns0:val="top"/>
-          </ns0:tcPr>
-          <ns0:p>
-            <ns0:pPr>
-              <ns0:spacing ns0:after="0"/>
-            </ns0:pPr>
-            <ns0:r/>
-            <ns0:r>
-              <ns0:rPr>
-                <ns0:b ns0:val="0"/>
-              </ns0:rPr>
-              <ns0:t>How should I honestly disclose AI help?</ns0:t>
-            </ns0:r>
-          </ns0:p>
-        </ns0:tc>
-      </ns0:tr>
-      <ns0:tr>
-        <ns0:tc>
-          <ns0:tcPr>
-            <ns0:tcW ns0:type="dxa" ns0:w="864"/>
-            <ns0:vAlign ns0:val="top"/>
-          </ns0:tcPr>
-          <ns0:p>
-            <ns0:pPr>
-              <ns0:spacing ns0:after="0"/>
-            </ns0:pPr>
-            <ns0:r/>
-            <ns0:r>
-              <ns0:rPr>
-                <ns0:b ns0:val="0"/>
-              </ns0:rPr>
-              <ns0:t>M</ns0:t>
-            </ns0:r>
-          </ns0:p>
-        </ns0:tc>
-        <ns0:tc>
-          <ns0:tcPr>
-            <ns0:tcW ns0:type="dxa" ns0:w="2880"/>
-            <ns0:vAlign ns0:val="top"/>
-          </ns0:tcPr>
-          <ns0:p>
-            <ns0:pPr>
-              <ns0:spacing ns0:after="0"/>
-            </ns0:pPr>
-            <ns0:r/>
-            <ns0:r>
-              <ns0:rPr>
-                <ns0:b ns0:val="0"/>
-              </ns0:rPr>
-              <ns0:t>Make it serve</ns0:t>
-            </ns0:r>
-          </ns0:p>
-        </ns0:tc>
-        <ns0:tc>
-          <ns0:tcPr>
-            <ns0:tcW ns0:type="dxa" ns0:w="7056"/>
-            <ns0:vAlign ns0:val="top"/>
-          </ns0:tcPr>
-          <ns0:p>
-            <ns0:pPr>
-              <ns0:spacing ns0:after="0"/>
-            </ns0:pPr>
-            <ns0:r/>
-            <ns0:r>
-              <ns0:rPr>
-                <ns0:b ns0:val="0"/>
-              </ns0:rPr>
-              <ns0:t>Does this help me learn, create, contribute, or serve others?</ns0:t>
-            </ns0:r>
-          </ns0:p>
-        </ns0:tc>
-      </ns0:tr>
-    </ns0:tbl>
-    <ns0:p/>
-    <ns0:p>
-      <ns0:pPr>
-        <ns0:pStyle ns0:val="Heading1"/>
-      </ns0:pPr>
-      <ns0:r>
-        <ns0:t>Differentiation across grades 7 to 12</ns0:t>
-      </ns0:r>
-    </ns0:p>
-    <ns0:tbl>
-      <ns0:tblPr>
-        <ns0:tblStyle ns0:val="TableGrid"/>
-        <ns0:tblW ns0:type="auto" ns0:w="0"/>
-        <ns0:jc ns0:val="center"/>
-        <ns0:tblLook ns0:firstColumn="1" ns0:firstRow="1" ns0:lastColumn="0" ns0:lastRow="0" ns0:noHBand="0" ns0:noVBand="1" ns0:val="04A0"/>
-      </ns0:tblPr>
-      <ns0:tblGrid>
-        <ns0:gridCol ns0:w="5112"/>
-        <ns0:gridCol ns0:w="5112"/>
-      </ns0:tblGrid>
-      <ns0:tr>
-        <ns0:tc>
-          <ns0:tcPr>
-            <ns0:tcW ns0:type="dxa" ns0:w="2016"/>
-            <ns0:shd ns0:fill="1d4a32"/>
-            <ns0:vAlign ns0:val="top"/>
-          </ns0:tcPr>
-          <ns0:p>
-            <ns0:pPr>
-              <ns0:spacing ns0:after="0"/>
-            </ns0:pPr>
-            <ns0:r/>
-            <ns0:r>
-              <ns0:rPr>
-                <ns0:b/>
-                <ns0:color ns0:val="FFFFFF"/>
-              </ns0:rPr>
-              <ns0:t>Band</ns0:t>
-            </ns0:r>
-          </ns0:p>
-        </ns0:tc>
-        <ns0:tc>
-          <ns0:tcPr>
-            <ns0:tcW ns0:type="dxa" ns0:w="8784"/>
-            <ns0:shd ns0:fill="1d4a32"/>
-            <ns0:vAlign ns0:val="top"/>
-          </ns0:tcPr>
-          <ns0:p>
-            <ns0:pPr>
-              <ns0:spacing ns0:after="0"/>
-            </ns0:pPr>
-            <ns0:r/>
-            <ns0:r>
-              <ns0:rPr>
-                <ns0:b/>
-                <ns0:color ns0:val="FFFFFF"/>
-              </ns0:rPr>
-              <ns0:t>Adjustment</ns0:t>
-            </ns0:r>
-          </ns0:p>
-        </ns0:tc>
-      </ns0:tr>
-      <ns0:tr>
-        <ns0:tc>
-          <ns0:tcPr>
-            <ns0:tcW ns0:type="dxa" ns0:w="2016"/>
-            <ns0:vAlign ns0:val="top"/>
-          </ns0:tcPr>
-          <ns0:p>
-            <ns0:pPr>
-              <ns0:spacing ns0:after="0"/>
-            </ns0:pPr>
-            <ns0:r/>
-            <ns0:r>
-              <ns0:rPr>
-                <ns0:b ns0:val="0"/>
-              </ns0:rPr>
-              <ns0:t>Grades 7 to 8</ns0:t>
-            </ns0:r>
-          </ns0:p>
-        </ns0:tc>
-        <ns0:tc>
-          <ns0:tcPr>
-            <ns0:tcW ns0:type="dxa" ns0:w="8784"/>
-            <ns0:vAlign ns0:val="top"/>
-          </ns0:tcPr>
-          <ns0:p>
-            <ns0:pPr>
-              <ns0:spacing ns0:after="0"/>
-            </ns0:pPr>
-            <ns0:r/>
-            <ns0:r>
-              <ns0:rPr>
-                <ns0:b ns0:val="0"/>
-              </ns0:rPr>
-              <ns0:t>Use no formulas. Emphasize pattern detection, tokens as word pieces, probability as likely next choices, and verification.</ns0:t>
-            </ns0:r>
-          </ns0:p>
-        </ns0:tc>
-      </ns0:tr>
-      <ns0:tr>
-        <ns0:tc>
-          <ns0:tcPr>
-            <ns0:tcW ns0:type="dxa" ns0:w="2016"/>
-            <ns0:vAlign ns0:val="top"/>
-          </ns0:tcPr>
-          <ns0:p>
-            <ns0:pPr>
-              <ns0:spacing ns0:after="0"/>
-            </ns0:pPr>
-            <ns0:r/>
-            <ns0:r>
-              <ns0:rPr>
-                <ns0:b ns0:val="0"/>
-              </ns0:rPr>
-              <ns0:t>Grades 9 to 10</ns0:t>
-            </ns0:r>
-          </ns0:p>
-        </ns0:tc>
-        <ns0:tc>
-          <ns0:tcPr>
-            <ns0:tcW ns0:type="dxa" ns0:w="8784"/>
-            <ns0:vAlign ns0:val="top"/>
-          </ns0:tcPr>
-          <ns0:p>
-            <ns0:pPr>
-              <ns0:spacing ns0:after="0"/>
-            </ns0:pPr>
-            <ns0:r/>
-            <ns0:r>
-              <ns0:rPr>
-                <ns0:b ns0:val="0"/>
-              </ns0:rPr>
-              <ns0:t>Add training data, bias, privacy, model variation, prompt revision, and a stronger math and science connection.</ns0:t>
-            </ns0:r>
-          </ns0:p>
-        </ns0:tc>
-      </ns0:tr>
-      <ns0:tr>
-        <ns0:tc>
-          <ns0:tcPr>
-            <ns0:tcW ns0:type="dxa" ns0:w="2016"/>
-            <ns0:vAlign ns0:val="top"/>
-          </ns0:tcPr>
-          <ns0:p>
-            <ns0:pPr>
-              <ns0:spacing ns0:after="0"/>
-            </ns0:pPr>
-            <ns0:r/>
-            <ns0:r>
-              <ns0:rPr>
-                <ns0:b ns0:val="0"/>
-              </ns0:rPr>
-              <ns0:t>AP CSP</ns0:t>
-            </ns0:r>
-          </ns0:p>
-        </ns0:tc>
-        <ns0:tc>
-          <ns0:tcPr>
-            <ns0:tcW ns0:type="dxa" ns0:w="8784"/>
-            <ns0:vAlign ns0:val="top"/>
-          </ns0:tcPr>
-          <ns0:p>
-            <ns0:pPr>
-              <ns0:spacing ns0:after="0"/>
-            </ns0:pPr>
-            <ns0:r/>
-            <ns0:r>
-              <ns0:rPr>
-                <ns0:b ns0:val="0"/>
-              </ns0:rPr>
-              <ns0:t>Connect to data, algorithms, abstraction, computing impacts, responsible innovation, and human-centered design.</ns0:t>
-            </ns0:r>
-          </ns0:p>
-        </ns0:tc>
-      </ns0:tr>
-      <ns0:tr>
-        <ns0:tc>
-          <ns0:tcPr>
-            <ns0:tcW ns0:type="dxa" ns0:w="2016"/>
-            <ns0:vAlign ns0:val="top"/>
-          </ns0:tcPr>
-          <ns0:p>
-            <ns0:pPr>
-              <ns0:spacing ns0:after="0"/>
-            </ns0:pPr>
-            <ns0:r/>
-            <ns0:r>
-              <ns0:rPr>
-                <ns0:b ns0:val="0"/>
-              </ns0:rPr>
-              <ns0:t>AP CSA or advanced CS</ns0:t>
-            </ns0:r>
-          </ns0:p>
-        </ns0:tc>
-        <ns0:tc>
-          <ns0:tcPr>
-            <ns0:tcW ns0:type="dxa" ns0:w="8784"/>
-            <ns0:vAlign ns0:val="top"/>
-          </ns0:tcPr>
-          <ns0:p>
-            <ns0:pPr>
-              <ns0:spacing ns0:after="0"/>
-            </ns0:pPr>
-            <ns0:r/>
-            <ns0:r>
-              <ns0:rPr>
-                <ns0:b ns0:val="0"/>
-              </ns0:rPr>
-              <ns0:t>Extend to vectors, embeddings, matrices, attention weights, error reduction, evaluation, and model limitations.</ns0:t>
-            </ns0:r>
-          </ns0:p>
-        </ns0:tc>
-      </ns0:tr>
-    </ns0:tbl>
-    <ns0:p/>
-    <ns0:p>
-      <ns0:pPr>
-        <ns0:pStyle ns0:val="Heading1"/>
-      </ns0:pPr>
-      <ns0:r>
-        <ns0:t>Assessment</ns0:t>
-      </ns0:r>
-    </ns0:p>
-    <ns0:p>
-      <ns0:pPr>
-        <ns0:pStyle ns0:val="ListBullet"/>
-        <ns0:spacing ns0:after="40"/>
-      </ns0:pPr>
-      <ns0:r>
-        <ns0:t>Exit ticket: One power, one limit, one promise.</ns0:t>
-      </ns0:r>
-    </ns0:p>
-    <ns0:p>
-      <ns0:pPr>
-        <ns0:pStyle ns0:val="ListBullet"/>
-        <ns0:spacing ns0:after="40"/>
-      </ns0:pPr>
-      <ns0:r>
-        <ns0:t>Teacher observation: Did students explain why an AI output needed verification?</ns0:t>
-      </ns0:r>
-    </ns0:p>
-    <ns0:p>
-      <ns0:pPr>
-        <ns0:pStyle ns0:val="ListBullet"/>
-        <ns0:spacing ns0:after="40"/>
-      </ns0:pPr>
-      <ns0:r>
-        <ns0:t>Prompt surgery: Did students improve the prompt in ways that asked for audience, steps, limits, and uncertainty?</ns0:t>
-      </ns0:r>
-    </ns0:p>
-    <ns0:p>
-      <ns0:pPr>
-        <ns0:pStyle ns0:val="ListBullet"/>
-        <ns0:spacing ns0:after="40"/>
-      </ns0:pPr>
-      <ns0:r>
-        <ns0:t>SERVIAM application: Did students distinguish learning support from integrity replacement?</ns0:t>
-      </ns0:r>
-    </ns0:p>
-    <ns0:p>
-      <ns0:pPr>
-        <ns0:pStyle ns0:val="Heading1"/>
-      </ns0:pPr>
-      <ns0:r>
-        <ns0:t>Standards and framework alignment</ns0:t>
-      </ns0:r>
-    </ns0:p>
-    <ns0:p>
-      <ns0:pPr>
-        <ns0:pStyle ns0:val="ListBullet"/>
-        <ns0:spacing ns0:after="40"/>
-      </ns0:pPr>
-      <ns0:r>
-        <ns0:t>CSTA AI Learning Priorities: Humans and AI, representation and reasoning, machine learning, ethical AI system design and programming, societal impacts.</ns0:t>
-      </ns0:r>
-    </ns0:p>
-    <ns0:p>
-      <ns0:pPr>
-        <ns0:pStyle ns0:val="ListBullet"/>
-        <ns0:spacing ns0:after="40"/>
-      </ns0:pPr>
-      <ns0:r>
-        <ns0:t>AI4K12 Five Big Ideas: perception, representation and reasoning, learning, natural interaction, societal impact.</ns0:t>
-      </ns0:r>
-    </ns0:p>
-    <ns0:p>
-      <ns0:pPr>
-        <ns0:pStyle ns0:val="ListBullet"/>
-        <ns0:spacing ns0:after="40"/>
-      </ns0:pPr>
-      <ns0:r>
-        <ns0:t>AP CSP alignment: data, algorithms, computing impacts, abstraction, digital responsibility.</ns0:t>
-      </ns0:r>
-    </ns0:p>
-    <ns0:p>
-      <ns0:pPr>
-        <ns0:pStyle ns0:val="ListBullet"/>
-        <ns0:spacing ns0:after="40"/>
-      </ns0:pPr>
-      <ns0:r>
-        <ns0:t>AP CSA extension: algorithmic thinking, program analysis, debugging, abstraction, ethical tool use.</ns0:t>
-      </ns0:r>
-    </ns0:p>
-    <ns0:p>
-      <ns0:pPr>
-        <ns0:pStyle ns0:val="ListBullet"/>
-        <ns0:spacing ns0:after="40"/>
-      </ns0:pPr>
-      <ns0:r>
-        <ns0:t>Ursuline alignment: Serviam, intellectual curiosity, integrity, active learning, I.D.E.A. Hub, coding, robotics, empowered digital citizenship.</ns0:t>
-      </ns0:r>
-    </ns0:p>
-    <ns0:sectPr ns0:rsidR="00FC693F" ns0:rsidRPr="0006063C" ns0:rsidSect="00034616">
-      <ns0:pgSz ns0:w="12240" ns0:h="15840"/>
-      <ns0:pgMar ns0:top="936" ns0:right="1008" ns0:bottom="936" ns0:left="1008" ns0:header="720" ns0:footer="720" ns0:gutter="0"/>
-      <ns0:cols ns0:space="720"/>
-      <ns0:docGrid ns0:linePitch="360"/>
-    </ns0:sectPr>
-  </ns0:body>
-</ns0:document>
+<w:document xmlns:wpc="http://schemas.microsoft.com/office/word/2010/wordprocessingCanvas" xmlns:mo="http://schemas.microsoft.com/office/mac/office/2008/main" xmlns:mc="http://schemas.openxmlformats.org/markup-compatibility/2006" xmlns:mv="urn:schemas-microsoft-com:mac:vml" xmlns:o="urn:schemas-microsoft-com:office:office" xmlns:r="http://schemas.openxmlformats.org/officeDocument/2006/relationships" xmlns:m="http://schemas.openxmlformats.org/officeDocument/2006/math" xmlns:v="urn:schemas-microsoft-com:vml" xmlns:wp14="http://schemas.microsoft.com/office/word/2010/wordprocessingDrawing" xmlns:wp="http://schemas.openxmlformats.org/drawingml/2006/wordprocessingDrawing" xmlns:w10="urn:schemas-microsoft-com:office:word" xmlns:w="http://schemas.openxmlformats.org/wordprocessingml/2006/main" xmlns:w14="http://schemas.microsoft.com/office/word/2010/wordml" xmlns:wpg="http://schemas.microsoft.com/office/word/2010/wordprocessingGroup" xmlns:wpi="http://schemas.microsoft.com/office/word/2010/wordprocessingInk" xmlns:wne="http://schemas.microsoft.com/office/word/2006/wordml" xmlns:wps="http://schemas.microsoft.com/office/word/2010/wordprocessingShape" mc:Ignorable="w14 wp14">
+  <w:body>
+    <w:p>
+      <w:pPr>
+        <w:spacing w:before="80" w:after="40"/>
+      </w:pPr>
+      <w:r>
+        <w:rPr>
+          <w:rFonts w:ascii="Georgia" w:hAnsi="Georgia"/>
+          <w:b/>
+          <w:color w:val="003F35"/>
+          <w:sz w:val="44"/>
+        </w:rPr>
+        <w:t>AI, the Brain, and Serviam</w:t>
+      </w:r>
+    </w:p>
+    <w:p>
+      <w:pPr>
+        <w:spacing w:after="160"/>
+      </w:pPr>
+      <w:r>
+        <w:rPr>
+          <w:rFonts w:ascii="Aptos" w:hAnsi="Aptos"/>
+          <w:i/>
+          <w:color w:val="616E69"/>
+          <w:sz w:val="20"/>
+        </w:rPr>
+        <w:t>20-Minute Student-Facing Lesson Plan for Ursuline Academy, Dedham</w:t>
+      </w:r>
+    </w:p>
+    <w:p>
+      <w:pPr>
+        <w:spacing w:before="0" w:after="120"/>
+        <w:pBdr>
+          <w:bottom w:val="single" w:sz="10" w:space="1" w:color="005C49"/>
+        </w:pBdr>
+      </w:pPr>
+    </w:p>
+    <w:p>
+      <w:pPr>
+        <w:spacing w:before="160" w:after="60"/>
+      </w:pPr>
+      <w:r>
+        <w:rPr>
+          <w:rFonts w:ascii="Aptos" w:hAnsi="Aptos"/>
+          <w:b/>
+          <w:color w:val="B68A3A"/>
+          <w:sz w:val="17"/>
+        </w:rPr>
+        <w:t>LESSON SNAPSHOT</w:t>
+      </w:r>
+    </w:p>
+    <w:tbl>
+      <w:tblPr>
+        <w:tblW w:type="auto" w:w="0"/>
+        <w:jc w:val="center"/>
+        <w:tblLayout w:type="autofit"/>
+        <w:tblLook w:firstColumn="1" w:firstRow="1" w:lastColumn="0" w:lastRow="0" w:noHBand="0" w:noVBand="1" w:val="04A0"/>
+      </w:tblPr>
+      <w:tblGrid>
+        <w:gridCol w:w="5256"/>
+        <w:gridCol w:w="5256"/>
+      </w:tblGrid>
+      <w:tr>
+        <w:tc>
+          <w:tcPr>
+            <w:tcW w:type="dxa" w:w="2304"/>
+            <w:shd w:fill="005C49"/>
+            <w:tcBorders>
+              <w:top w:val="single" w:sz="6" w:space="0" w:color="005C49"/>
+              <w:left w:val="single" w:sz="6" w:space="0" w:color="005C49"/>
+              <w:bottom w:val="single" w:sz="6" w:space="0" w:color="005C49"/>
+              <w:right w:val="single" w:sz="6" w:space="0" w:color="005C49"/>
+            </w:tcBorders>
+            <w:tcMar>
+              <w:top w:w="80" w:type="dxa"/>
+              <w:bottom w:w="80" w:type="dxa"/>
+              <w:left w:w="100" w:type="dxa"/>
+              <w:right w:w="100" w:type="dxa"/>
+            </w:tcMar>
+          </w:tcPr>
+          <w:p>
+            <w:pPr>
+              <w:spacing w:after="40" w:line="252" w:lineRule="auto"/>
+            </w:pPr>
+            <w:r>
+              <w:rPr>
+                <w:rFonts w:ascii="Aptos" w:hAnsi="Aptos"/>
+                <w:b/>
+                <w:i w:val="0"/>
+                <w:color w:val="FFFFFF"/>
+                <w:sz w:val="16"/>
+              </w:rPr>
+              <w:t>Category</w:t>
+            </w:r>
+          </w:p>
+        </w:tc>
+        <w:tc>
+          <w:tcPr>
+            <w:tcW w:type="dxa" w:w="7920"/>
+            <w:shd w:fill="005C49"/>
+            <w:tcBorders>
+              <w:top w:val="single" w:sz="6" w:space="0" w:color="005C49"/>
+              <w:left w:val="single" w:sz="6" w:space="0" w:color="005C49"/>
+              <w:bottom w:val="single" w:sz="6" w:space="0" w:color="005C49"/>
+              <w:right w:val="single" w:sz="6" w:space="0" w:color="005C49"/>
+            </w:tcBorders>
+            <w:tcMar>
+              <w:top w:w="80" w:type="dxa"/>
+              <w:bottom w:w="80" w:type="dxa"/>
+              <w:left w:w="100" w:type="dxa"/>
+              <w:right w:w="100" w:type="dxa"/>
+            </w:tcMar>
+          </w:tcPr>
+          <w:p>
+            <w:pPr>
+              <w:spacing w:after="40" w:line="252" w:lineRule="auto"/>
+            </w:pPr>
+            <w:r>
+              <w:rPr>
+                <w:rFonts w:ascii="Aptos" w:hAnsi="Aptos"/>
+                <w:b/>
+                <w:i w:val="0"/>
+                <w:color w:val="FFFFFF"/>
+                <w:sz w:val="16"/>
+              </w:rPr>
+              <w:t>Plan</w:t>
+            </w:r>
+          </w:p>
+        </w:tc>
+      </w:tr>
+      <w:tr>
+        <w:tc>
+          <w:tcPr>
+            <w:tcW w:type="dxa" w:w="5256"/>
+            <w:shd w:fill="FFFFFF"/>
+            <w:tcBorders>
+              <w:top w:val="single" w:sz="6" w:space="0" w:color="D8E1DD"/>
+              <w:left w:val="single" w:sz="6" w:space="0" w:color="D8E1DD"/>
+              <w:bottom w:val="single" w:sz="6" w:space="0" w:color="D8E1DD"/>
+              <w:right w:val="single" w:sz="6" w:space="0" w:color="D8E1DD"/>
+            </w:tcBorders>
+            <w:tcMar>
+              <w:top w:w="80" w:type="dxa"/>
+              <w:bottom w:w="80" w:type="dxa"/>
+              <w:left w:w="100" w:type="dxa"/>
+              <w:right w:w="100" w:type="dxa"/>
+            </w:tcMar>
+          </w:tcPr>
+          <w:p>
+            <w:pPr>
+              <w:spacing w:after="40" w:line="252" w:lineRule="auto"/>
+            </w:pPr>
+            <w:r>
+              <w:rPr>
+                <w:rFonts w:ascii="Aptos" w:hAnsi="Aptos"/>
+                <w:i w:val="0"/>
+                <w:color w:val="17231F"/>
+                <w:sz w:val="16"/>
+              </w:rPr>
+              <w:t>Course or context</w:t>
+            </w:r>
+          </w:p>
+        </w:tc>
+        <w:tc>
+          <w:tcPr>
+            <w:tcW w:type="dxa" w:w="5256"/>
+            <w:shd w:fill="FFFFFF"/>
+            <w:tcBorders>
+              <w:top w:val="single" w:sz="6" w:space="0" w:color="D8E1DD"/>
+              <w:left w:val="single" w:sz="6" w:space="0" w:color="D8E1DD"/>
+              <w:bottom w:val="single" w:sz="6" w:space="0" w:color="D8E1DD"/>
+              <w:right w:val="single" w:sz="6" w:space="0" w:color="D8E1DD"/>
+            </w:tcBorders>
+            <w:tcMar>
+              <w:top w:w="80" w:type="dxa"/>
+              <w:bottom w:w="80" w:type="dxa"/>
+              <w:left w:w="100" w:type="dxa"/>
+              <w:right w:w="100" w:type="dxa"/>
+            </w:tcMar>
+          </w:tcPr>
+          <w:p>
+            <w:pPr>
+              <w:spacing w:after="40" w:line="252" w:lineRule="auto"/>
+            </w:pPr>
+            <w:r>
+              <w:rPr>
+                <w:rFonts w:ascii="Aptos" w:hAnsi="Aptos"/>
+                <w:i w:val="0"/>
+                <w:color w:val="17231F"/>
+                <w:sz w:val="16"/>
+              </w:rPr>
+              <w:t>Flexible grades 7 to 12. Computer science, AI literacy, digital citizenship, math and science connection, advisory, or interdisciplinary seminar.</w:t>
+            </w:r>
+          </w:p>
+        </w:tc>
+      </w:tr>
+      <w:tr>
+        <w:tc>
+          <w:tcPr>
+            <w:tcW w:type="dxa" w:w="5256"/>
+            <w:shd w:fill="FFFFFF"/>
+            <w:tcBorders>
+              <w:top w:val="single" w:sz="6" w:space="0" w:color="D8E1DD"/>
+              <w:left w:val="single" w:sz="6" w:space="0" w:color="D8E1DD"/>
+              <w:bottom w:val="single" w:sz="6" w:space="0" w:color="D8E1DD"/>
+              <w:right w:val="single" w:sz="6" w:space="0" w:color="D8E1DD"/>
+            </w:tcBorders>
+            <w:tcMar>
+              <w:top w:w="80" w:type="dxa"/>
+              <w:bottom w:w="80" w:type="dxa"/>
+              <w:left w:w="100" w:type="dxa"/>
+              <w:right w:w="100" w:type="dxa"/>
+            </w:tcMar>
+          </w:tcPr>
+          <w:p>
+            <w:pPr>
+              <w:spacing w:after="40" w:line="252" w:lineRule="auto"/>
+            </w:pPr>
+            <w:r>
+              <w:rPr>
+                <w:rFonts w:ascii="Aptos" w:hAnsi="Aptos"/>
+                <w:i w:val="0"/>
+                <w:color w:val="17231F"/>
+                <w:sz w:val="16"/>
+              </w:rPr>
+              <w:t>Length</w:t>
+            </w:r>
+          </w:p>
+        </w:tc>
+        <w:tc>
+          <w:tcPr>
+            <w:tcW w:type="dxa" w:w="5256"/>
+            <w:shd w:fill="FFFFFF"/>
+            <w:tcBorders>
+              <w:top w:val="single" w:sz="6" w:space="0" w:color="D8E1DD"/>
+              <w:left w:val="single" w:sz="6" w:space="0" w:color="D8E1DD"/>
+              <w:bottom w:val="single" w:sz="6" w:space="0" w:color="D8E1DD"/>
+              <w:right w:val="single" w:sz="6" w:space="0" w:color="D8E1DD"/>
+            </w:tcBorders>
+            <w:tcMar>
+              <w:top w:w="80" w:type="dxa"/>
+              <w:bottom w:w="80" w:type="dxa"/>
+              <w:left w:w="100" w:type="dxa"/>
+              <w:right w:w="100" w:type="dxa"/>
+            </w:tcMar>
+          </w:tcPr>
+          <w:p>
+            <w:pPr>
+              <w:spacing w:after="40" w:line="252" w:lineRule="auto"/>
+            </w:pPr>
+            <w:r>
+              <w:rPr>
+                <w:rFonts w:ascii="Aptos" w:hAnsi="Aptos"/>
+                <w:i w:val="0"/>
+                <w:color w:val="17231F"/>
+                <w:sz w:val="16"/>
+              </w:rPr>
+              <w:t>20 minutes. This is a sample lesson, not a full AI unit.</w:t>
+            </w:r>
+          </w:p>
+        </w:tc>
+      </w:tr>
+      <w:tr>
+        <w:tc>
+          <w:tcPr>
+            <w:tcW w:type="dxa" w:w="5256"/>
+            <w:shd w:fill="FFFFFF"/>
+            <w:tcBorders>
+              <w:top w:val="single" w:sz="6" w:space="0" w:color="D8E1DD"/>
+              <w:left w:val="single" w:sz="6" w:space="0" w:color="D8E1DD"/>
+              <w:bottom w:val="single" w:sz="6" w:space="0" w:color="D8E1DD"/>
+              <w:right w:val="single" w:sz="6" w:space="0" w:color="D8E1DD"/>
+            </w:tcBorders>
+            <w:tcMar>
+              <w:top w:w="80" w:type="dxa"/>
+              <w:bottom w:w="80" w:type="dxa"/>
+              <w:left w:w="100" w:type="dxa"/>
+              <w:right w:w="100" w:type="dxa"/>
+            </w:tcMar>
+          </w:tcPr>
+          <w:p>
+            <w:pPr>
+              <w:spacing w:after="40" w:line="252" w:lineRule="auto"/>
+            </w:pPr>
+            <w:r>
+              <w:rPr>
+                <w:rFonts w:ascii="Aptos" w:hAnsi="Aptos"/>
+                <w:i w:val="0"/>
+                <w:color w:val="17231F"/>
+                <w:sz w:val="16"/>
+              </w:rPr>
+              <w:t>Audience</w:t>
+            </w:r>
+          </w:p>
+        </w:tc>
+        <w:tc>
+          <w:tcPr>
+            <w:tcW w:type="dxa" w:w="5256"/>
+            <w:shd w:fill="FFFFFF"/>
+            <w:tcBorders>
+              <w:top w:val="single" w:sz="6" w:space="0" w:color="D8E1DD"/>
+              <w:left w:val="single" w:sz="6" w:space="0" w:color="D8E1DD"/>
+              <w:bottom w:val="single" w:sz="6" w:space="0" w:color="D8E1DD"/>
+              <w:right w:val="single" w:sz="6" w:space="0" w:color="D8E1DD"/>
+            </w:tcBorders>
+            <w:tcMar>
+              <w:top w:w="80" w:type="dxa"/>
+              <w:bottom w:w="80" w:type="dxa"/>
+              <w:left w:w="100" w:type="dxa"/>
+              <w:right w:w="100" w:type="dxa"/>
+            </w:tcMar>
+          </w:tcPr>
+          <w:p>
+            <w:pPr>
+              <w:spacing w:after="40" w:line="252" w:lineRule="auto"/>
+            </w:pPr>
+            <w:r>
+              <w:rPr>
+                <w:rFonts w:ascii="Aptos" w:hAnsi="Aptos"/>
+                <w:i w:val="0"/>
+                <w:color w:val="17231F"/>
+                <w:sz w:val="16"/>
+              </w:rPr>
+              <w:t>Student-facing, reviewed by school leaders. Designed for Ursuline girls in grades 7 to 12 with built-in differentiation.</w:t>
+            </w:r>
+          </w:p>
+        </w:tc>
+      </w:tr>
+      <w:tr>
+        <w:tc>
+          <w:tcPr>
+            <w:tcW w:type="dxa" w:w="5256"/>
+            <w:shd w:fill="FFFFFF"/>
+            <w:tcBorders>
+              <w:top w:val="single" w:sz="6" w:space="0" w:color="D8E1DD"/>
+              <w:left w:val="single" w:sz="6" w:space="0" w:color="D8E1DD"/>
+              <w:bottom w:val="single" w:sz="6" w:space="0" w:color="D8E1DD"/>
+              <w:right w:val="single" w:sz="6" w:space="0" w:color="D8E1DD"/>
+            </w:tcBorders>
+            <w:tcMar>
+              <w:top w:w="80" w:type="dxa"/>
+              <w:bottom w:w="80" w:type="dxa"/>
+              <w:left w:w="100" w:type="dxa"/>
+              <w:right w:w="100" w:type="dxa"/>
+            </w:tcMar>
+          </w:tcPr>
+          <w:p>
+            <w:pPr>
+              <w:spacing w:after="40" w:line="252" w:lineRule="auto"/>
+            </w:pPr>
+            <w:r>
+              <w:rPr>
+                <w:rFonts w:ascii="Aptos" w:hAnsi="Aptos"/>
+                <w:i w:val="0"/>
+                <w:color w:val="17231F"/>
+                <w:sz w:val="16"/>
+              </w:rPr>
+              <w:t>Essential question</w:t>
+            </w:r>
+          </w:p>
+        </w:tc>
+        <w:tc>
+          <w:tcPr>
+            <w:tcW w:type="dxa" w:w="5256"/>
+            <w:shd w:fill="FFFFFF"/>
+            <w:tcBorders>
+              <w:top w:val="single" w:sz="6" w:space="0" w:color="D8E1DD"/>
+              <w:left w:val="single" w:sz="6" w:space="0" w:color="D8E1DD"/>
+              <w:bottom w:val="single" w:sz="6" w:space="0" w:color="D8E1DD"/>
+              <w:right w:val="single" w:sz="6" w:space="0" w:color="D8E1DD"/>
+            </w:tcBorders>
+            <w:tcMar>
+              <w:top w:w="80" w:type="dxa"/>
+              <w:bottom w:w="80" w:type="dxa"/>
+              <w:left w:w="100" w:type="dxa"/>
+              <w:right w:w="100" w:type="dxa"/>
+            </w:tcMar>
+          </w:tcPr>
+          <w:p>
+            <w:pPr>
+              <w:spacing w:after="40" w:line="252" w:lineRule="auto"/>
+            </w:pPr>
+            <w:r>
+              <w:rPr>
+                <w:rFonts w:ascii="Aptos" w:hAnsi="Aptos"/>
+                <w:i w:val="0"/>
+                <w:color w:val="17231F"/>
+                <w:sz w:val="16"/>
+              </w:rPr>
+              <w:t>How can we understand AI well enough to use it wisely, truthfully, and in service of others?</w:t>
+            </w:r>
+          </w:p>
+        </w:tc>
+      </w:tr>
+      <w:tr>
+        <w:tc>
+          <w:tcPr>
+            <w:tcW w:type="dxa" w:w="5256"/>
+            <w:shd w:fill="FFFFFF"/>
+            <w:tcBorders>
+              <w:top w:val="single" w:sz="6" w:space="0" w:color="D8E1DD"/>
+              <w:left w:val="single" w:sz="6" w:space="0" w:color="D8E1DD"/>
+              <w:bottom w:val="single" w:sz="6" w:space="0" w:color="D8E1DD"/>
+              <w:right w:val="single" w:sz="6" w:space="0" w:color="D8E1DD"/>
+            </w:tcBorders>
+            <w:tcMar>
+              <w:top w:w="80" w:type="dxa"/>
+              <w:bottom w:w="80" w:type="dxa"/>
+              <w:left w:w="100" w:type="dxa"/>
+              <w:right w:w="100" w:type="dxa"/>
+            </w:tcMar>
+          </w:tcPr>
+          <w:p>
+            <w:pPr>
+              <w:spacing w:after="40" w:line="252" w:lineRule="auto"/>
+            </w:pPr>
+            <w:r>
+              <w:rPr>
+                <w:rFonts w:ascii="Aptos" w:hAnsi="Aptos"/>
+                <w:i w:val="0"/>
+                <w:color w:val="17231F"/>
+                <w:sz w:val="16"/>
+              </w:rPr>
+              <w:t>Core thesis</w:t>
+            </w:r>
+          </w:p>
+        </w:tc>
+        <w:tc>
+          <w:tcPr>
+            <w:tcW w:type="dxa" w:w="5256"/>
+            <w:shd w:fill="FFFFFF"/>
+            <w:tcBorders>
+              <w:top w:val="single" w:sz="6" w:space="0" w:color="D8E1DD"/>
+              <w:left w:val="single" w:sz="6" w:space="0" w:color="D8E1DD"/>
+              <w:bottom w:val="single" w:sz="6" w:space="0" w:color="D8E1DD"/>
+              <w:right w:val="single" w:sz="6" w:space="0" w:color="D8E1DD"/>
+            </w:tcBorders>
+            <w:tcMar>
+              <w:top w:w="80" w:type="dxa"/>
+              <w:bottom w:w="80" w:type="dxa"/>
+              <w:left w:w="100" w:type="dxa"/>
+              <w:right w:w="100" w:type="dxa"/>
+            </w:tcMar>
+          </w:tcPr>
+          <w:p>
+            <w:pPr>
+              <w:spacing w:after="40" w:line="252" w:lineRule="auto"/>
+            </w:pPr>
+            <w:r>
+              <w:rPr>
+                <w:rFonts w:ascii="Aptos" w:hAnsi="Aptos"/>
+                <w:i w:val="0"/>
+                <w:color w:val="17231F"/>
+                <w:sz w:val="16"/>
+              </w:rPr>
+              <w:t>AI is not magic. It is math trained on patterns. Human wisdom decides whether, when, and how to use it.</w:t>
+            </w:r>
+          </w:p>
+        </w:tc>
+      </w:tr>
+      <w:tr>
+        <w:tc>
+          <w:tcPr>
+            <w:tcW w:type="dxa" w:w="5256"/>
+            <w:shd w:fill="FFFFFF"/>
+            <w:tcBorders>
+              <w:top w:val="single" w:sz="6" w:space="0" w:color="D8E1DD"/>
+              <w:left w:val="single" w:sz="6" w:space="0" w:color="D8E1DD"/>
+              <w:bottom w:val="single" w:sz="6" w:space="0" w:color="D8E1DD"/>
+              <w:right w:val="single" w:sz="6" w:space="0" w:color="D8E1DD"/>
+            </w:tcBorders>
+            <w:tcMar>
+              <w:top w:w="80" w:type="dxa"/>
+              <w:bottom w:w="80" w:type="dxa"/>
+              <w:left w:w="100" w:type="dxa"/>
+              <w:right w:w="100" w:type="dxa"/>
+            </w:tcMar>
+          </w:tcPr>
+          <w:p>
+            <w:pPr>
+              <w:spacing w:after="40" w:line="252" w:lineRule="auto"/>
+            </w:pPr>
+            <w:r>
+              <w:rPr>
+                <w:rFonts w:ascii="Aptos" w:hAnsi="Aptos"/>
+                <w:i w:val="0"/>
+                <w:color w:val="17231F"/>
+                <w:sz w:val="16"/>
+              </w:rPr>
+              <w:t>Mission fit</w:t>
+            </w:r>
+          </w:p>
+        </w:tc>
+        <w:tc>
+          <w:tcPr>
+            <w:tcW w:type="dxa" w:w="5256"/>
+            <w:shd w:fill="FFFFFF"/>
+            <w:tcBorders>
+              <w:top w:val="single" w:sz="6" w:space="0" w:color="D8E1DD"/>
+              <w:left w:val="single" w:sz="6" w:space="0" w:color="D8E1DD"/>
+              <w:bottom w:val="single" w:sz="6" w:space="0" w:color="D8E1DD"/>
+              <w:right w:val="single" w:sz="6" w:space="0" w:color="D8E1DD"/>
+            </w:tcBorders>
+            <w:tcMar>
+              <w:top w:w="80" w:type="dxa"/>
+              <w:bottom w:w="80" w:type="dxa"/>
+              <w:left w:w="100" w:type="dxa"/>
+              <w:right w:w="100" w:type="dxa"/>
+            </w:tcMar>
+          </w:tcPr>
+          <w:p>
+            <w:pPr>
+              <w:spacing w:after="40" w:line="252" w:lineRule="auto"/>
+            </w:pPr>
+            <w:r>
+              <w:rPr>
+                <w:rFonts w:ascii="Aptos" w:hAnsi="Aptos"/>
+                <w:i w:val="0"/>
+                <w:color w:val="17231F"/>
+                <w:sz w:val="16"/>
+              </w:rPr>
+              <w:t>Serviam, intellectual curiosity, respect, compassion, integrity, purpose, presence, whole-person education, and young women as thoughtful leaders of technology.</w:t>
+            </w:r>
+          </w:p>
+        </w:tc>
+      </w:tr>
+    </w:tbl>
+    <w:p>
+      <w:pPr>
+        <w:pStyle w:val="Heading2"/>
+        <w:spacing w:before="120" w:after="80"/>
+      </w:pPr>
+      <w:r>
+        <w:rPr>
+          <w:rFonts w:ascii="Georgia" w:hAnsi="Georgia"/>
+          <w:b/>
+          <w:color w:val="005C49"/>
+          <w:sz w:val="26"/>
+        </w:rPr>
+        <w:t>Learning targets</w:t>
+      </w:r>
+    </w:p>
+    <w:p>
+      <w:pPr>
+        <w:pStyle w:val="ListBullet"/>
+        <w:spacing w:after="20"/>
+      </w:pPr>
+      <w:r>
+        <w:rPr>
+          <w:rFonts w:ascii="Aptos" w:hAnsi="Aptos"/>
+          <w:color w:val="17231F"/>
+          <w:sz w:val="19"/>
+        </w:rPr>
+        <w:t>I can explain AI as a system that uses data and math to find patterns, make predictions, generate content, or support decisions.</w:t>
+      </w:r>
+    </w:p>
+    <w:p>
+      <w:pPr>
+        <w:pStyle w:val="ListBullet"/>
+        <w:spacing w:after="20"/>
+      </w:pPr>
+      <w:r>
+        <w:rPr>
+          <w:rFonts w:ascii="Aptos" w:hAnsi="Aptos"/>
+          <w:color w:val="17231F"/>
+          <w:sz w:val="19"/>
+        </w:rPr>
+        <w:t>I can describe how a language model uses tokens, numerical patterns, probability, attention, and human review.</w:t>
+      </w:r>
+    </w:p>
+    <w:p>
+      <w:pPr>
+        <w:pStyle w:val="ListBullet"/>
+        <w:spacing w:after="20"/>
+      </w:pPr>
+      <w:r>
+        <w:rPr>
+          <w:rFonts w:ascii="Aptos" w:hAnsi="Aptos"/>
+          <w:color w:val="17231F"/>
+          <w:sz w:val="19"/>
+        </w:rPr>
+        <w:t>I can compare human learning with AI prediction without confusing the two.</w:t>
+      </w:r>
+    </w:p>
+    <w:p>
+      <w:pPr>
+        <w:pStyle w:val="ListBullet"/>
+        <w:spacing w:after="20"/>
+      </w:pPr>
+      <w:r>
+        <w:rPr>
+          <w:rFonts w:ascii="Aptos" w:hAnsi="Aptos"/>
+          <w:color w:val="17231F"/>
+          <w:sz w:val="19"/>
+        </w:rPr>
+        <w:t>I can critique an AI answer by identifying what is accurate, vague, or needs verification.</w:t>
+      </w:r>
+    </w:p>
+    <w:p>
+      <w:pPr>
+        <w:pStyle w:val="ListBullet"/>
+        <w:spacing w:after="20"/>
+      </w:pPr>
+      <w:r>
+        <w:rPr>
+          <w:rFonts w:ascii="Aptos" w:hAnsi="Aptos"/>
+          <w:color w:val="17231F"/>
+          <w:sz w:val="19"/>
+        </w:rPr>
+        <w:t>I can use the SERVIAM AI Protocol to decide whether AI use supports learning, integrity, and service.</w:t>
+      </w:r>
+    </w:p>
+    <w:p>
+      <w:pPr>
+        <w:pStyle w:val="Heading2"/>
+        <w:spacing w:before="120" w:after="80"/>
+      </w:pPr>
+      <w:r>
+        <w:rPr>
+          <w:rFonts w:ascii="Georgia" w:hAnsi="Georgia"/>
+          <w:b/>
+          <w:color w:val="005C49"/>
+          <w:sz w:val="26"/>
+        </w:rPr>
+        <w:t>Success criteria</w:t>
+      </w:r>
+    </w:p>
+    <w:p>
+      <w:pPr>
+        <w:pStyle w:val="ListBullet"/>
+        <w:spacing w:after="20"/>
+      </w:pPr>
+      <w:r>
+        <w:rPr>
+          <w:rFonts w:ascii="Aptos" w:hAnsi="Aptos"/>
+          <w:color w:val="17231F"/>
+          <w:sz w:val="19"/>
+        </w:rPr>
+        <w:t>Students can say that AI predicts likely outputs from patterns, not guaranteed truth.</w:t>
+      </w:r>
+    </w:p>
+    <w:p>
+      <w:pPr>
+        <w:pStyle w:val="ListBullet"/>
+        <w:spacing w:after="20"/>
+      </w:pPr>
+      <w:r>
+        <w:rPr>
+          <w:rFonts w:ascii="Aptos" w:hAnsi="Aptos"/>
+          <w:color w:val="17231F"/>
+          <w:sz w:val="19"/>
+        </w:rPr>
+        <w:t>Students can name at least two internal steps, such as tokens, probability, or attention.</w:t>
+      </w:r>
+    </w:p>
+    <w:p>
+      <w:pPr>
+        <w:pStyle w:val="ListBullet"/>
+        <w:spacing w:after="20"/>
+      </w:pPr>
+      <w:r>
+        <w:rPr>
+          <w:rFonts w:ascii="Aptos" w:hAnsi="Aptos"/>
+          <w:color w:val="17231F"/>
+          <w:sz w:val="19"/>
+        </w:rPr>
+        <w:t>Students can explain one way AI helps learning and one way it can weaken learning.</w:t>
+      </w:r>
+    </w:p>
+    <w:p>
+      <w:pPr>
+        <w:pStyle w:val="ListBullet"/>
+        <w:spacing w:after="20"/>
+      </w:pPr>
+      <w:r>
+        <w:rPr>
+          <w:rFonts w:ascii="Aptos" w:hAnsi="Aptos"/>
+          <w:color w:val="17231F"/>
+          <w:sz w:val="19"/>
+        </w:rPr>
+        <w:t>Students can apply at least one part of the SERVIAM protocol to a realistic AI use case.</w:t>
+      </w:r>
+    </w:p>
+    <w:p>
+      <w:pPr>
+        <w:pStyle w:val="Heading2"/>
+        <w:spacing w:before="120" w:after="80"/>
+      </w:pPr>
+      <w:r>
+        <w:rPr>
+          <w:rFonts w:ascii="Georgia" w:hAnsi="Georgia"/>
+          <w:b/>
+          <w:color w:val="005C49"/>
+          <w:sz w:val="26"/>
+        </w:rPr>
+        <w:t>Materials</w:t>
+      </w:r>
+    </w:p>
+    <w:p>
+      <w:pPr>
+        <w:pStyle w:val="ListBullet"/>
+        <w:spacing w:after="20"/>
+      </w:pPr>
+      <w:r>
+        <w:rPr>
+          <w:rFonts w:ascii="Aptos" w:hAnsi="Aptos"/>
+          <w:color w:val="17231F"/>
+          <w:sz w:val="19"/>
+        </w:rPr>
+        <w:t>Student-facing Gamma deck: AI, the Brain, and Serviam, 20 slides max.</w:t>
+      </w:r>
+    </w:p>
+    <w:p>
+      <w:pPr>
+        <w:pStyle w:val="ListBullet"/>
+        <w:spacing w:after="20"/>
+      </w:pPr>
+      <w:r>
+        <w:rPr>
+          <w:rFonts w:ascii="Aptos" w:hAnsi="Aptos"/>
+          <w:color w:val="17231F"/>
+          <w:sz w:val="19"/>
+        </w:rPr>
+        <w:t>Prepared flawed AI response for the audit activity.</w:t>
+      </w:r>
+    </w:p>
+    <w:p>
+      <w:pPr>
+        <w:pStyle w:val="ListBullet"/>
+        <w:spacing w:after="20"/>
+      </w:pPr>
+      <w:r>
+        <w:rPr>
+          <w:rFonts w:ascii="Aptos" w:hAnsi="Aptos"/>
+          <w:color w:val="17231F"/>
+          <w:sz w:val="19"/>
+        </w:rPr>
+        <w:t>Optional live AI tool for one short prompt surgery example. Prepared examples should remain available as backup.</w:t>
+      </w:r>
+    </w:p>
+    <w:p>
+      <w:pPr>
+        <w:pStyle w:val="ListBullet"/>
+        <w:spacing w:after="20"/>
+      </w:pPr>
+      <w:r>
+        <w:rPr>
+          <w:rFonts w:ascii="Aptos" w:hAnsi="Aptos"/>
+          <w:color w:val="17231F"/>
+          <w:sz w:val="19"/>
+        </w:rPr>
+        <w:t>Student SERVIAM AI Use Card or exit ticket.</w:t>
+      </w:r>
+    </w:p>
+    <w:p>
+      <w:pPr>
+        <w:pStyle w:val="Heading2"/>
+        <w:spacing w:before="120" w:after="80"/>
+      </w:pPr>
+      <w:r>
+        <w:rPr>
+          <w:rFonts w:ascii="Georgia" w:hAnsi="Georgia"/>
+          <w:b/>
+          <w:color w:val="005C49"/>
+          <w:sz w:val="26"/>
+        </w:rPr>
+        <w:t>20-minute instructional flow</w:t>
+      </w:r>
+    </w:p>
+    <w:tbl>
+      <w:tblPr>
+        <w:tblW w:type="auto" w:w="0"/>
+        <w:jc w:val="center"/>
+        <w:tblLayout w:type="autofit"/>
+        <w:tblLook w:firstColumn="1" w:firstRow="1" w:lastColumn="0" w:lastRow="0" w:noHBand="0" w:noVBand="1" w:val="04A0"/>
+      </w:tblPr>
+      <w:tblGrid>
+        <w:gridCol w:w="2628"/>
+        <w:gridCol w:w="2628"/>
+        <w:gridCol w:w="2628"/>
+        <w:gridCol w:w="2628"/>
+      </w:tblGrid>
+      <w:tr>
+        <w:tc>
+          <w:tcPr>
+            <w:tcW w:type="dxa" w:w="1440"/>
+            <w:shd w:fill="005C49"/>
+            <w:tcBorders>
+              <w:top w:val="single" w:sz="6" w:space="0" w:color="005C49"/>
+              <w:left w:val="single" w:sz="6" w:space="0" w:color="005C49"/>
+              <w:bottom w:val="single" w:sz="6" w:space="0" w:color="005C49"/>
+              <w:right w:val="single" w:sz="6" w:space="0" w:color="005C49"/>
+            </w:tcBorders>
+            <w:tcMar>
+              <w:top w:w="80" w:type="dxa"/>
+              <w:bottom w:w="80" w:type="dxa"/>
+              <w:left w:w="100" w:type="dxa"/>
+              <w:right w:w="100" w:type="dxa"/>
+            </w:tcMar>
+          </w:tcPr>
+          <w:p>
+            <w:pPr>
+              <w:spacing w:after="40" w:line="252" w:lineRule="auto"/>
+            </w:pPr>
+            <w:r>
+              <w:rPr>
+                <w:rFonts w:ascii="Aptos" w:hAnsi="Aptos"/>
+                <w:b/>
+                <w:i w:val="0"/>
+                <w:color w:val="FFFFFF"/>
+                <w:sz w:val="14"/>
+              </w:rPr>
+              <w:t>Time</w:t>
+            </w:r>
+          </w:p>
+        </w:tc>
+        <w:tc>
+          <w:tcPr>
+            <w:tcW w:type="dxa" w:w="1440"/>
+            <w:shd w:fill="005C49"/>
+            <w:tcBorders>
+              <w:top w:val="single" w:sz="6" w:space="0" w:color="005C49"/>
+              <w:left w:val="single" w:sz="6" w:space="0" w:color="005C49"/>
+              <w:bottom w:val="single" w:sz="6" w:space="0" w:color="005C49"/>
+              <w:right w:val="single" w:sz="6" w:space="0" w:color="005C49"/>
+            </w:tcBorders>
+            <w:tcMar>
+              <w:top w:w="80" w:type="dxa"/>
+              <w:bottom w:w="80" w:type="dxa"/>
+              <w:left w:w="100" w:type="dxa"/>
+              <w:right w:w="100" w:type="dxa"/>
+            </w:tcMar>
+          </w:tcPr>
+          <w:p>
+            <w:pPr>
+              <w:spacing w:after="40" w:line="252" w:lineRule="auto"/>
+            </w:pPr>
+            <w:r>
+              <w:rPr>
+                <w:rFonts w:ascii="Aptos" w:hAnsi="Aptos"/>
+                <w:b/>
+                <w:i w:val="0"/>
+                <w:color w:val="FFFFFF"/>
+                <w:sz w:val="14"/>
+              </w:rPr>
+              <w:t>Slides</w:t>
+            </w:r>
+          </w:p>
+        </w:tc>
+        <w:tc>
+          <w:tcPr>
+            <w:tcW w:type="dxa" w:w="2880"/>
+            <w:shd w:fill="005C49"/>
+            <w:tcBorders>
+              <w:top w:val="single" w:sz="6" w:space="0" w:color="005C49"/>
+              <w:left w:val="single" w:sz="6" w:space="0" w:color="005C49"/>
+              <w:bottom w:val="single" w:sz="6" w:space="0" w:color="005C49"/>
+              <w:right w:val="single" w:sz="6" w:space="0" w:color="005C49"/>
+            </w:tcBorders>
+            <w:tcMar>
+              <w:top w:w="80" w:type="dxa"/>
+              <w:bottom w:w="80" w:type="dxa"/>
+              <w:left w:w="100" w:type="dxa"/>
+              <w:right w:w="100" w:type="dxa"/>
+            </w:tcMar>
+          </w:tcPr>
+          <w:p>
+            <w:pPr>
+              <w:spacing w:after="40" w:line="252" w:lineRule="auto"/>
+            </w:pPr>
+            <w:r>
+              <w:rPr>
+                <w:rFonts w:ascii="Aptos" w:hAnsi="Aptos"/>
+                <w:b/>
+                <w:i w:val="0"/>
+                <w:color w:val="FFFFFF"/>
+                <w:sz w:val="14"/>
+              </w:rPr>
+              <w:t>Teacher move</w:t>
+            </w:r>
+          </w:p>
+        </w:tc>
+        <w:tc>
+          <w:tcPr>
+            <w:tcW w:type="dxa" w:w="4464"/>
+            <w:shd w:fill="005C49"/>
+            <w:tcBorders>
+              <w:top w:val="single" w:sz="6" w:space="0" w:color="005C49"/>
+              <w:left w:val="single" w:sz="6" w:space="0" w:color="005C49"/>
+              <w:bottom w:val="single" w:sz="6" w:space="0" w:color="005C49"/>
+              <w:right w:val="single" w:sz="6" w:space="0" w:color="005C49"/>
+            </w:tcBorders>
+            <w:tcMar>
+              <w:top w:w="80" w:type="dxa"/>
+              <w:bottom w:w="80" w:type="dxa"/>
+              <w:left w:w="100" w:type="dxa"/>
+              <w:right w:w="100" w:type="dxa"/>
+            </w:tcMar>
+          </w:tcPr>
+          <w:p>
+            <w:pPr>
+              <w:spacing w:after="40" w:line="252" w:lineRule="auto"/>
+            </w:pPr>
+            <w:r>
+              <w:rPr>
+                <w:rFonts w:ascii="Aptos" w:hAnsi="Aptos"/>
+                <w:b/>
+                <w:i w:val="0"/>
+                <w:color w:val="FFFFFF"/>
+                <w:sz w:val="14"/>
+              </w:rPr>
+              <w:t>Student evidence</w:t>
+            </w:r>
+          </w:p>
+        </w:tc>
+      </w:tr>
+      <w:tr>
+        <w:tc>
+          <w:tcPr>
+            <w:tcW w:type="dxa" w:w="2628"/>
+            <w:shd w:fill="FFFFFF"/>
+            <w:tcBorders>
+              <w:top w:val="single" w:sz="6" w:space="0" w:color="D8E1DD"/>
+              <w:left w:val="single" w:sz="6" w:space="0" w:color="D8E1DD"/>
+              <w:bottom w:val="single" w:sz="6" w:space="0" w:color="D8E1DD"/>
+              <w:right w:val="single" w:sz="6" w:space="0" w:color="D8E1DD"/>
+            </w:tcBorders>
+            <w:tcMar>
+              <w:top w:w="80" w:type="dxa"/>
+              <w:bottom w:w="80" w:type="dxa"/>
+              <w:left w:w="100" w:type="dxa"/>
+              <w:right w:w="100" w:type="dxa"/>
+            </w:tcMar>
+          </w:tcPr>
+          <w:p>
+            <w:pPr>
+              <w:spacing w:after="40" w:line="252" w:lineRule="auto"/>
+            </w:pPr>
+            <w:r>
+              <w:rPr>
+                <w:rFonts w:ascii="Aptos" w:hAnsi="Aptos"/>
+                <w:i w:val="0"/>
+                <w:color w:val="17231F"/>
+                <w:sz w:val="14"/>
+              </w:rPr>
+              <w:t>0:00 to 1:00</w:t>
+            </w:r>
+          </w:p>
+        </w:tc>
+        <w:tc>
+          <w:tcPr>
+            <w:tcW w:type="dxa" w:w="2628"/>
+            <w:shd w:fill="FFFFFF"/>
+            <w:tcBorders>
+              <w:top w:val="single" w:sz="6" w:space="0" w:color="D8E1DD"/>
+              <w:left w:val="single" w:sz="6" w:space="0" w:color="D8E1DD"/>
+              <w:bottom w:val="single" w:sz="6" w:space="0" w:color="D8E1DD"/>
+              <w:right w:val="single" w:sz="6" w:space="0" w:color="D8E1DD"/>
+            </w:tcBorders>
+            <w:tcMar>
+              <w:top w:w="80" w:type="dxa"/>
+              <w:bottom w:w="80" w:type="dxa"/>
+              <w:left w:w="100" w:type="dxa"/>
+              <w:right w:w="100" w:type="dxa"/>
+            </w:tcMar>
+          </w:tcPr>
+          <w:p>
+            <w:pPr>
+              <w:spacing w:after="40" w:line="252" w:lineRule="auto"/>
+            </w:pPr>
+            <w:r>
+              <w:rPr>
+                <w:rFonts w:ascii="Aptos" w:hAnsi="Aptos"/>
+                <w:i w:val="0"/>
+                <w:color w:val="17231F"/>
+                <w:sz w:val="14"/>
+              </w:rPr>
+              <w:t>Slides 1 to 2</w:t>
+            </w:r>
+          </w:p>
+        </w:tc>
+        <w:tc>
+          <w:tcPr>
+            <w:tcW w:type="dxa" w:w="2628"/>
+            <w:shd w:fill="FFFFFF"/>
+            <w:tcBorders>
+              <w:top w:val="single" w:sz="6" w:space="0" w:color="D8E1DD"/>
+              <w:left w:val="single" w:sz="6" w:space="0" w:color="D8E1DD"/>
+              <w:bottom w:val="single" w:sz="6" w:space="0" w:color="D8E1DD"/>
+              <w:right w:val="single" w:sz="6" w:space="0" w:color="D8E1DD"/>
+            </w:tcBorders>
+            <w:tcMar>
+              <w:top w:w="80" w:type="dxa"/>
+              <w:bottom w:w="80" w:type="dxa"/>
+              <w:left w:w="100" w:type="dxa"/>
+              <w:right w:w="100" w:type="dxa"/>
+            </w:tcMar>
+          </w:tcPr>
+          <w:p>
+            <w:pPr>
+              <w:spacing w:after="40" w:line="252" w:lineRule="auto"/>
+            </w:pPr>
+            <w:r>
+              <w:rPr>
+                <w:rFonts w:ascii="Aptos" w:hAnsi="Aptos"/>
+                <w:i w:val="0"/>
+                <w:color w:val="17231F"/>
+                <w:sz w:val="14"/>
+              </w:rPr>
+              <w:t>Purpose and essential question</w:t>
+            </w:r>
+          </w:p>
+        </w:tc>
+        <w:tc>
+          <w:tcPr>
+            <w:tcW w:type="dxa" w:w="2628"/>
+            <w:shd w:fill="FFFFFF"/>
+            <w:tcBorders>
+              <w:top w:val="single" w:sz="6" w:space="0" w:color="D8E1DD"/>
+              <w:left w:val="single" w:sz="6" w:space="0" w:color="D8E1DD"/>
+              <w:bottom w:val="single" w:sz="6" w:space="0" w:color="D8E1DD"/>
+              <w:right w:val="single" w:sz="6" w:space="0" w:color="D8E1DD"/>
+            </w:tcBorders>
+            <w:tcMar>
+              <w:top w:w="80" w:type="dxa"/>
+              <w:bottom w:w="80" w:type="dxa"/>
+              <w:left w:w="100" w:type="dxa"/>
+              <w:right w:w="100" w:type="dxa"/>
+            </w:tcMar>
+          </w:tcPr>
+          <w:p>
+            <w:pPr>
+              <w:spacing w:after="40" w:line="252" w:lineRule="auto"/>
+            </w:pPr>
+            <w:r>
+              <w:rPr>
+                <w:rFonts w:ascii="Aptos" w:hAnsi="Aptos"/>
+                <w:i w:val="0"/>
+                <w:color w:val="17231F"/>
+                <w:sz w:val="14"/>
+              </w:rPr>
+              <w:t>Students understand the lesson arc: what AI is, how it works, and how to use it wisely.</w:t>
+            </w:r>
+          </w:p>
+        </w:tc>
+      </w:tr>
+      <w:tr>
+        <w:tc>
+          <w:tcPr>
+            <w:tcW w:type="dxa" w:w="2628"/>
+            <w:shd w:fill="FFFFFF"/>
+            <w:tcBorders>
+              <w:top w:val="single" w:sz="6" w:space="0" w:color="D8E1DD"/>
+              <w:left w:val="single" w:sz="6" w:space="0" w:color="D8E1DD"/>
+              <w:bottom w:val="single" w:sz="6" w:space="0" w:color="D8E1DD"/>
+              <w:right w:val="single" w:sz="6" w:space="0" w:color="D8E1DD"/>
+            </w:tcBorders>
+            <w:tcMar>
+              <w:top w:w="80" w:type="dxa"/>
+              <w:bottom w:w="80" w:type="dxa"/>
+              <w:left w:w="100" w:type="dxa"/>
+              <w:right w:w="100" w:type="dxa"/>
+            </w:tcMar>
+          </w:tcPr>
+          <w:p>
+            <w:pPr>
+              <w:spacing w:after="40" w:line="252" w:lineRule="auto"/>
+            </w:pPr>
+            <w:r>
+              <w:rPr>
+                <w:rFonts w:ascii="Aptos" w:hAnsi="Aptos"/>
+                <w:i w:val="0"/>
+                <w:color w:val="17231F"/>
+                <w:sz w:val="14"/>
+              </w:rPr>
+              <w:t>1:00 to 3:30</w:t>
+            </w:r>
+          </w:p>
+        </w:tc>
+        <w:tc>
+          <w:tcPr>
+            <w:tcW w:type="dxa" w:w="2628"/>
+            <w:shd w:fill="FFFFFF"/>
+            <w:tcBorders>
+              <w:top w:val="single" w:sz="6" w:space="0" w:color="D8E1DD"/>
+              <w:left w:val="single" w:sz="6" w:space="0" w:color="D8E1DD"/>
+              <w:bottom w:val="single" w:sz="6" w:space="0" w:color="D8E1DD"/>
+              <w:right w:val="single" w:sz="6" w:space="0" w:color="D8E1DD"/>
+            </w:tcBorders>
+            <w:tcMar>
+              <w:top w:w="80" w:type="dxa"/>
+              <w:bottom w:w="80" w:type="dxa"/>
+              <w:left w:w="100" w:type="dxa"/>
+              <w:right w:w="100" w:type="dxa"/>
+            </w:tcMar>
+          </w:tcPr>
+          <w:p>
+            <w:pPr>
+              <w:spacing w:after="40" w:line="252" w:lineRule="auto"/>
+            </w:pPr>
+            <w:r>
+              <w:rPr>
+                <w:rFonts w:ascii="Aptos" w:hAnsi="Aptos"/>
+                <w:i w:val="0"/>
+                <w:color w:val="17231F"/>
+                <w:sz w:val="14"/>
+              </w:rPr>
+              <w:t>Slides 3 to 5</w:t>
+            </w:r>
+          </w:p>
+        </w:tc>
+        <w:tc>
+          <w:tcPr>
+            <w:tcW w:type="dxa" w:w="2628"/>
+            <w:shd w:fill="FFFFFF"/>
+            <w:tcBorders>
+              <w:top w:val="single" w:sz="6" w:space="0" w:color="D8E1DD"/>
+              <w:left w:val="single" w:sz="6" w:space="0" w:color="D8E1DD"/>
+              <w:bottom w:val="single" w:sz="6" w:space="0" w:color="D8E1DD"/>
+              <w:right w:val="single" w:sz="6" w:space="0" w:color="D8E1DD"/>
+            </w:tcBorders>
+            <w:tcMar>
+              <w:top w:w="80" w:type="dxa"/>
+              <w:bottom w:w="80" w:type="dxa"/>
+              <w:left w:w="100" w:type="dxa"/>
+              <w:right w:w="100" w:type="dxa"/>
+            </w:tcMar>
+          </w:tcPr>
+          <w:p>
+            <w:pPr>
+              <w:spacing w:after="40" w:line="252" w:lineRule="auto"/>
+            </w:pPr>
+            <w:r>
+              <w:rPr>
+                <w:rFonts w:ascii="Aptos" w:hAnsi="Aptos"/>
+                <w:i w:val="0"/>
+                <w:color w:val="17231F"/>
+                <w:sz w:val="14"/>
+              </w:rPr>
+              <w:t>Brain prediction hook</w:t>
+            </w:r>
+          </w:p>
+        </w:tc>
+        <w:tc>
+          <w:tcPr>
+            <w:tcW w:type="dxa" w:w="2628"/>
+            <w:shd w:fill="FFFFFF"/>
+            <w:tcBorders>
+              <w:top w:val="single" w:sz="6" w:space="0" w:color="D8E1DD"/>
+              <w:left w:val="single" w:sz="6" w:space="0" w:color="D8E1DD"/>
+              <w:bottom w:val="single" w:sz="6" w:space="0" w:color="D8E1DD"/>
+              <w:right w:val="single" w:sz="6" w:space="0" w:color="D8E1DD"/>
+            </w:tcBorders>
+            <w:tcMar>
+              <w:top w:w="80" w:type="dxa"/>
+              <w:bottom w:w="80" w:type="dxa"/>
+              <w:left w:w="100" w:type="dxa"/>
+              <w:right w:w="100" w:type="dxa"/>
+            </w:tcMar>
+          </w:tcPr>
+          <w:p>
+            <w:pPr>
+              <w:spacing w:after="40" w:line="252" w:lineRule="auto"/>
+            </w:pPr>
+            <w:r>
+              <w:rPr>
+                <w:rFonts w:ascii="Aptos" w:hAnsi="Aptos"/>
+                <w:i w:val="0"/>
+                <w:color w:val="17231F"/>
+                <w:sz w:val="14"/>
+              </w:rPr>
+              <w:t>Students predict a missing word, discuss context clues, and compare brain prediction with AI prediction.</w:t>
+            </w:r>
+          </w:p>
+        </w:tc>
+      </w:tr>
+      <w:tr>
+        <w:tc>
+          <w:tcPr>
+            <w:tcW w:type="dxa" w:w="2628"/>
+            <w:shd w:fill="FFFFFF"/>
+            <w:tcBorders>
+              <w:top w:val="single" w:sz="6" w:space="0" w:color="D8E1DD"/>
+              <w:left w:val="single" w:sz="6" w:space="0" w:color="D8E1DD"/>
+              <w:bottom w:val="single" w:sz="6" w:space="0" w:color="D8E1DD"/>
+              <w:right w:val="single" w:sz="6" w:space="0" w:color="D8E1DD"/>
+            </w:tcBorders>
+            <w:tcMar>
+              <w:top w:w="80" w:type="dxa"/>
+              <w:bottom w:w="80" w:type="dxa"/>
+              <w:left w:w="100" w:type="dxa"/>
+              <w:right w:w="100" w:type="dxa"/>
+            </w:tcMar>
+          </w:tcPr>
+          <w:p>
+            <w:pPr>
+              <w:spacing w:after="40" w:line="252" w:lineRule="auto"/>
+            </w:pPr>
+            <w:r>
+              <w:rPr>
+                <w:rFonts w:ascii="Aptos" w:hAnsi="Aptos"/>
+                <w:i w:val="0"/>
+                <w:color w:val="17231F"/>
+                <w:sz w:val="14"/>
+              </w:rPr>
+              <w:t>3:30 to 5:30</w:t>
+            </w:r>
+          </w:p>
+        </w:tc>
+        <w:tc>
+          <w:tcPr>
+            <w:tcW w:type="dxa" w:w="2628"/>
+            <w:shd w:fill="FFFFFF"/>
+            <w:tcBorders>
+              <w:top w:val="single" w:sz="6" w:space="0" w:color="D8E1DD"/>
+              <w:left w:val="single" w:sz="6" w:space="0" w:color="D8E1DD"/>
+              <w:bottom w:val="single" w:sz="6" w:space="0" w:color="D8E1DD"/>
+              <w:right w:val="single" w:sz="6" w:space="0" w:color="D8E1DD"/>
+            </w:tcBorders>
+            <w:tcMar>
+              <w:top w:w="80" w:type="dxa"/>
+              <w:bottom w:w="80" w:type="dxa"/>
+              <w:left w:w="100" w:type="dxa"/>
+              <w:right w:w="100" w:type="dxa"/>
+            </w:tcMar>
+          </w:tcPr>
+          <w:p>
+            <w:pPr>
+              <w:spacing w:after="40" w:line="252" w:lineRule="auto"/>
+            </w:pPr>
+            <w:r>
+              <w:rPr>
+                <w:rFonts w:ascii="Aptos" w:hAnsi="Aptos"/>
+                <w:i w:val="0"/>
+                <w:color w:val="17231F"/>
+                <w:sz w:val="14"/>
+              </w:rPr>
+              <w:t>Slides 6 to 7</w:t>
+            </w:r>
+          </w:p>
+        </w:tc>
+        <w:tc>
+          <w:tcPr>
+            <w:tcW w:type="dxa" w:w="2628"/>
+            <w:shd w:fill="FFFFFF"/>
+            <w:tcBorders>
+              <w:top w:val="single" w:sz="6" w:space="0" w:color="D8E1DD"/>
+              <w:left w:val="single" w:sz="6" w:space="0" w:color="D8E1DD"/>
+              <w:bottom w:val="single" w:sz="6" w:space="0" w:color="D8E1DD"/>
+              <w:right w:val="single" w:sz="6" w:space="0" w:color="D8E1DD"/>
+            </w:tcBorders>
+            <w:tcMar>
+              <w:top w:w="80" w:type="dxa"/>
+              <w:bottom w:w="80" w:type="dxa"/>
+              <w:left w:w="100" w:type="dxa"/>
+              <w:right w:w="100" w:type="dxa"/>
+            </w:tcMar>
+          </w:tcPr>
+          <w:p>
+            <w:pPr>
+              <w:spacing w:after="40" w:line="252" w:lineRule="auto"/>
+            </w:pPr>
+            <w:r>
+              <w:rPr>
+                <w:rFonts w:ascii="Aptos" w:hAnsi="Aptos"/>
+                <w:i w:val="0"/>
+                <w:color w:val="17231F"/>
+                <w:sz w:val="14"/>
+              </w:rPr>
+              <w:t>What AI is</w:t>
+            </w:r>
+          </w:p>
+        </w:tc>
+        <w:tc>
+          <w:tcPr>
+            <w:tcW w:type="dxa" w:w="2628"/>
+            <w:shd w:fill="FFFFFF"/>
+            <w:tcBorders>
+              <w:top w:val="single" w:sz="6" w:space="0" w:color="D8E1DD"/>
+              <w:left w:val="single" w:sz="6" w:space="0" w:color="D8E1DD"/>
+              <w:bottom w:val="single" w:sz="6" w:space="0" w:color="D8E1DD"/>
+              <w:right w:val="single" w:sz="6" w:space="0" w:color="D8E1DD"/>
+            </w:tcBorders>
+            <w:tcMar>
+              <w:top w:w="80" w:type="dxa"/>
+              <w:bottom w:w="80" w:type="dxa"/>
+              <w:left w:w="100" w:type="dxa"/>
+              <w:right w:w="100" w:type="dxa"/>
+            </w:tcMar>
+          </w:tcPr>
+          <w:p>
+            <w:pPr>
+              <w:spacing w:after="40" w:line="252" w:lineRule="auto"/>
+            </w:pPr>
+            <w:r>
+              <w:rPr>
+                <w:rFonts w:ascii="Aptos" w:hAnsi="Aptos"/>
+                <w:i w:val="0"/>
+                <w:color w:val="17231F"/>
+                <w:sz w:val="14"/>
+              </w:rPr>
+              <w:t>Students write a seven-word definition and broaden AI beyond chatbots.</w:t>
+            </w:r>
+          </w:p>
+        </w:tc>
+      </w:tr>
+      <w:tr>
+        <w:tc>
+          <w:tcPr>
+            <w:tcW w:type="dxa" w:w="2628"/>
+            <w:shd w:fill="FFFFFF"/>
+            <w:tcBorders>
+              <w:top w:val="single" w:sz="6" w:space="0" w:color="D8E1DD"/>
+              <w:left w:val="single" w:sz="6" w:space="0" w:color="D8E1DD"/>
+              <w:bottom w:val="single" w:sz="6" w:space="0" w:color="D8E1DD"/>
+              <w:right w:val="single" w:sz="6" w:space="0" w:color="D8E1DD"/>
+            </w:tcBorders>
+            <w:tcMar>
+              <w:top w:w="80" w:type="dxa"/>
+              <w:bottom w:w="80" w:type="dxa"/>
+              <w:left w:w="100" w:type="dxa"/>
+              <w:right w:w="100" w:type="dxa"/>
+            </w:tcMar>
+          </w:tcPr>
+          <w:p>
+            <w:pPr>
+              <w:spacing w:after="40" w:line="252" w:lineRule="auto"/>
+            </w:pPr>
+            <w:r>
+              <w:rPr>
+                <w:rFonts w:ascii="Aptos" w:hAnsi="Aptos"/>
+                <w:i w:val="0"/>
+                <w:color w:val="17231F"/>
+                <w:sz w:val="14"/>
+              </w:rPr>
+              <w:t>5:30 to 10:30</w:t>
+            </w:r>
+          </w:p>
+        </w:tc>
+        <w:tc>
+          <w:tcPr>
+            <w:tcW w:type="dxa" w:w="2628"/>
+            <w:shd w:fill="FFFFFF"/>
+            <w:tcBorders>
+              <w:top w:val="single" w:sz="6" w:space="0" w:color="D8E1DD"/>
+              <w:left w:val="single" w:sz="6" w:space="0" w:color="D8E1DD"/>
+              <w:bottom w:val="single" w:sz="6" w:space="0" w:color="D8E1DD"/>
+              <w:right w:val="single" w:sz="6" w:space="0" w:color="D8E1DD"/>
+            </w:tcBorders>
+            <w:tcMar>
+              <w:top w:w="80" w:type="dxa"/>
+              <w:bottom w:w="80" w:type="dxa"/>
+              <w:left w:w="100" w:type="dxa"/>
+              <w:right w:w="100" w:type="dxa"/>
+            </w:tcMar>
+          </w:tcPr>
+          <w:p>
+            <w:pPr>
+              <w:spacing w:after="40" w:line="252" w:lineRule="auto"/>
+            </w:pPr>
+            <w:r>
+              <w:rPr>
+                <w:rFonts w:ascii="Aptos" w:hAnsi="Aptos"/>
+                <w:i w:val="0"/>
+                <w:color w:val="17231F"/>
+                <w:sz w:val="14"/>
+              </w:rPr>
+              <w:t>Slides 8 to 12</w:t>
+            </w:r>
+          </w:p>
+        </w:tc>
+        <w:tc>
+          <w:tcPr>
+            <w:tcW w:type="dxa" w:w="2628"/>
+            <w:shd w:fill="FFFFFF"/>
+            <w:tcBorders>
+              <w:top w:val="single" w:sz="6" w:space="0" w:color="D8E1DD"/>
+              <w:left w:val="single" w:sz="6" w:space="0" w:color="D8E1DD"/>
+              <w:bottom w:val="single" w:sz="6" w:space="0" w:color="D8E1DD"/>
+              <w:right w:val="single" w:sz="6" w:space="0" w:color="D8E1DD"/>
+            </w:tcBorders>
+            <w:tcMar>
+              <w:top w:w="80" w:type="dxa"/>
+              <w:bottom w:w="80" w:type="dxa"/>
+              <w:left w:w="100" w:type="dxa"/>
+              <w:right w:w="100" w:type="dxa"/>
+            </w:tcMar>
+          </w:tcPr>
+          <w:p>
+            <w:pPr>
+              <w:spacing w:after="40" w:line="252" w:lineRule="auto"/>
+            </w:pPr>
+            <w:r>
+              <w:rPr>
+                <w:rFonts w:ascii="Aptos" w:hAnsi="Aptos"/>
+                <w:i w:val="0"/>
+                <w:color w:val="17231F"/>
+                <w:sz w:val="14"/>
+              </w:rPr>
+              <w:t>Prompt-to-response pathway</w:t>
+            </w:r>
+          </w:p>
+        </w:tc>
+        <w:tc>
+          <w:tcPr>
+            <w:tcW w:type="dxa" w:w="2628"/>
+            <w:shd w:fill="FFFFFF"/>
+            <w:tcBorders>
+              <w:top w:val="single" w:sz="6" w:space="0" w:color="D8E1DD"/>
+              <w:left w:val="single" w:sz="6" w:space="0" w:color="D8E1DD"/>
+              <w:bottom w:val="single" w:sz="6" w:space="0" w:color="D8E1DD"/>
+              <w:right w:val="single" w:sz="6" w:space="0" w:color="D8E1DD"/>
+            </w:tcBorders>
+            <w:tcMar>
+              <w:top w:w="80" w:type="dxa"/>
+              <w:bottom w:w="80" w:type="dxa"/>
+              <w:left w:w="100" w:type="dxa"/>
+              <w:right w:w="100" w:type="dxa"/>
+            </w:tcMar>
+          </w:tcPr>
+          <w:p>
+            <w:pPr>
+              <w:spacing w:after="40" w:line="252" w:lineRule="auto"/>
+            </w:pPr>
+            <w:r>
+              <w:rPr>
+                <w:rFonts w:ascii="Aptos" w:hAnsi="Aptos"/>
+                <w:i w:val="0"/>
+                <w:color w:val="17231F"/>
+                <w:sz w:val="14"/>
+              </w:rPr>
+              <w:t>Teacher models tokens, probability, attention, and why answers vary using simple examples.</w:t>
+            </w:r>
+          </w:p>
+        </w:tc>
+      </w:tr>
+      <w:tr>
+        <w:tc>
+          <w:tcPr>
+            <w:tcW w:type="dxa" w:w="2628"/>
+            <w:shd w:fill="FFFFFF"/>
+            <w:tcBorders>
+              <w:top w:val="single" w:sz="6" w:space="0" w:color="D8E1DD"/>
+              <w:left w:val="single" w:sz="6" w:space="0" w:color="D8E1DD"/>
+              <w:bottom w:val="single" w:sz="6" w:space="0" w:color="D8E1DD"/>
+              <w:right w:val="single" w:sz="6" w:space="0" w:color="D8E1DD"/>
+            </w:tcBorders>
+            <w:tcMar>
+              <w:top w:w="80" w:type="dxa"/>
+              <w:bottom w:w="80" w:type="dxa"/>
+              <w:left w:w="100" w:type="dxa"/>
+              <w:right w:w="100" w:type="dxa"/>
+            </w:tcMar>
+          </w:tcPr>
+          <w:p>
+            <w:pPr>
+              <w:spacing w:after="40" w:line="252" w:lineRule="auto"/>
+            </w:pPr>
+            <w:r>
+              <w:rPr>
+                <w:rFonts w:ascii="Aptos" w:hAnsi="Aptos"/>
+                <w:i w:val="0"/>
+                <w:color w:val="17231F"/>
+                <w:sz w:val="14"/>
+              </w:rPr>
+              <w:t>10:30 to 12:30</w:t>
+            </w:r>
+          </w:p>
+        </w:tc>
+        <w:tc>
+          <w:tcPr>
+            <w:tcW w:type="dxa" w:w="2628"/>
+            <w:shd w:fill="FFFFFF"/>
+            <w:tcBorders>
+              <w:top w:val="single" w:sz="6" w:space="0" w:color="D8E1DD"/>
+              <w:left w:val="single" w:sz="6" w:space="0" w:color="D8E1DD"/>
+              <w:bottom w:val="single" w:sz="6" w:space="0" w:color="D8E1DD"/>
+              <w:right w:val="single" w:sz="6" w:space="0" w:color="D8E1DD"/>
+            </w:tcBorders>
+            <w:tcMar>
+              <w:top w:w="80" w:type="dxa"/>
+              <w:bottom w:w="80" w:type="dxa"/>
+              <w:left w:w="100" w:type="dxa"/>
+              <w:right w:w="100" w:type="dxa"/>
+            </w:tcMar>
+          </w:tcPr>
+          <w:p>
+            <w:pPr>
+              <w:spacing w:after="40" w:line="252" w:lineRule="auto"/>
+            </w:pPr>
+            <w:r>
+              <w:rPr>
+                <w:rFonts w:ascii="Aptos" w:hAnsi="Aptos"/>
+                <w:i w:val="0"/>
+                <w:color w:val="17231F"/>
+                <w:sz w:val="14"/>
+              </w:rPr>
+              <w:t>Slides 13 to 14</w:t>
+            </w:r>
+          </w:p>
+        </w:tc>
+        <w:tc>
+          <w:tcPr>
+            <w:tcW w:type="dxa" w:w="2628"/>
+            <w:shd w:fill="FFFFFF"/>
+            <w:tcBorders>
+              <w:top w:val="single" w:sz="6" w:space="0" w:color="D8E1DD"/>
+              <w:left w:val="single" w:sz="6" w:space="0" w:color="D8E1DD"/>
+              <w:bottom w:val="single" w:sz="6" w:space="0" w:color="D8E1DD"/>
+              <w:right w:val="single" w:sz="6" w:space="0" w:color="D8E1DD"/>
+            </w:tcBorders>
+            <w:tcMar>
+              <w:top w:w="80" w:type="dxa"/>
+              <w:bottom w:w="80" w:type="dxa"/>
+              <w:left w:w="100" w:type="dxa"/>
+              <w:right w:w="100" w:type="dxa"/>
+            </w:tcMar>
+          </w:tcPr>
+          <w:p>
+            <w:pPr>
+              <w:spacing w:after="40" w:line="252" w:lineRule="auto"/>
+            </w:pPr>
+            <w:r>
+              <w:rPr>
+                <w:rFonts w:ascii="Aptos" w:hAnsi="Aptos"/>
+                <w:i w:val="0"/>
+                <w:color w:val="17231F"/>
+                <w:sz w:val="14"/>
+              </w:rPr>
+              <w:t>Brain science and trust</w:t>
+            </w:r>
+          </w:p>
+        </w:tc>
+        <w:tc>
+          <w:tcPr>
+            <w:tcW w:type="dxa" w:w="2628"/>
+            <w:shd w:fill="FFFFFF"/>
+            <w:tcBorders>
+              <w:top w:val="single" w:sz="6" w:space="0" w:color="D8E1DD"/>
+              <w:left w:val="single" w:sz="6" w:space="0" w:color="D8E1DD"/>
+              <w:bottom w:val="single" w:sz="6" w:space="0" w:color="D8E1DD"/>
+              <w:right w:val="single" w:sz="6" w:space="0" w:color="D8E1DD"/>
+            </w:tcBorders>
+            <w:tcMar>
+              <w:top w:w="80" w:type="dxa"/>
+              <w:bottom w:w="80" w:type="dxa"/>
+              <w:left w:w="100" w:type="dxa"/>
+              <w:right w:w="100" w:type="dxa"/>
+            </w:tcMar>
+          </w:tcPr>
+          <w:p>
+            <w:pPr>
+              <w:spacing w:after="40" w:line="252" w:lineRule="auto"/>
+            </w:pPr>
+            <w:r>
+              <w:rPr>
+                <w:rFonts w:ascii="Aptos" w:hAnsi="Aptos"/>
+                <w:i w:val="0"/>
+                <w:color w:val="17231F"/>
+                <w:sz w:val="14"/>
+              </w:rPr>
+              <w:t>Students learn that polished output is not the same as understanding or truth.</w:t>
+            </w:r>
+          </w:p>
+        </w:tc>
+      </w:tr>
+      <w:tr>
+        <w:tc>
+          <w:tcPr>
+            <w:tcW w:type="dxa" w:w="2628"/>
+            <w:shd w:fill="FFFFFF"/>
+            <w:tcBorders>
+              <w:top w:val="single" w:sz="6" w:space="0" w:color="D8E1DD"/>
+              <w:left w:val="single" w:sz="6" w:space="0" w:color="D8E1DD"/>
+              <w:bottom w:val="single" w:sz="6" w:space="0" w:color="D8E1DD"/>
+              <w:right w:val="single" w:sz="6" w:space="0" w:color="D8E1DD"/>
+            </w:tcBorders>
+            <w:tcMar>
+              <w:top w:w="80" w:type="dxa"/>
+              <w:bottom w:w="80" w:type="dxa"/>
+              <w:left w:w="100" w:type="dxa"/>
+              <w:right w:w="100" w:type="dxa"/>
+            </w:tcMar>
+          </w:tcPr>
+          <w:p>
+            <w:pPr>
+              <w:spacing w:after="40" w:line="252" w:lineRule="auto"/>
+            </w:pPr>
+            <w:r>
+              <w:rPr>
+                <w:rFonts w:ascii="Aptos" w:hAnsi="Aptos"/>
+                <w:i w:val="0"/>
+                <w:color w:val="17231F"/>
+                <w:sz w:val="14"/>
+              </w:rPr>
+              <w:t>12:30 to 16:00</w:t>
+            </w:r>
+          </w:p>
+        </w:tc>
+        <w:tc>
+          <w:tcPr>
+            <w:tcW w:type="dxa" w:w="2628"/>
+            <w:shd w:fill="FFFFFF"/>
+            <w:tcBorders>
+              <w:top w:val="single" w:sz="6" w:space="0" w:color="D8E1DD"/>
+              <w:left w:val="single" w:sz="6" w:space="0" w:color="D8E1DD"/>
+              <w:bottom w:val="single" w:sz="6" w:space="0" w:color="D8E1DD"/>
+              <w:right w:val="single" w:sz="6" w:space="0" w:color="D8E1DD"/>
+            </w:tcBorders>
+            <w:tcMar>
+              <w:top w:w="80" w:type="dxa"/>
+              <w:bottom w:w="80" w:type="dxa"/>
+              <w:left w:w="100" w:type="dxa"/>
+              <w:right w:w="100" w:type="dxa"/>
+            </w:tcMar>
+          </w:tcPr>
+          <w:p>
+            <w:pPr>
+              <w:spacing w:after="40" w:line="252" w:lineRule="auto"/>
+            </w:pPr>
+            <w:r>
+              <w:rPr>
+                <w:rFonts w:ascii="Aptos" w:hAnsi="Aptos"/>
+                <w:i w:val="0"/>
+                <w:color w:val="17231F"/>
+                <w:sz w:val="14"/>
+              </w:rPr>
+              <w:t>Slides 15 to 16</w:t>
+            </w:r>
+          </w:p>
+        </w:tc>
+        <w:tc>
+          <w:tcPr>
+            <w:tcW w:type="dxa" w:w="2628"/>
+            <w:shd w:fill="FFFFFF"/>
+            <w:tcBorders>
+              <w:top w:val="single" w:sz="6" w:space="0" w:color="D8E1DD"/>
+              <w:left w:val="single" w:sz="6" w:space="0" w:color="D8E1DD"/>
+              <w:bottom w:val="single" w:sz="6" w:space="0" w:color="D8E1DD"/>
+              <w:right w:val="single" w:sz="6" w:space="0" w:color="D8E1DD"/>
+            </w:tcBorders>
+            <w:tcMar>
+              <w:top w:w="80" w:type="dxa"/>
+              <w:bottom w:w="80" w:type="dxa"/>
+              <w:left w:w="100" w:type="dxa"/>
+              <w:right w:w="100" w:type="dxa"/>
+            </w:tcMar>
+          </w:tcPr>
+          <w:p>
+            <w:pPr>
+              <w:spacing w:after="40" w:line="252" w:lineRule="auto"/>
+            </w:pPr>
+            <w:r>
+              <w:rPr>
+                <w:rFonts w:ascii="Aptos" w:hAnsi="Aptos"/>
+                <w:i w:val="0"/>
+                <w:color w:val="17231F"/>
+                <w:sz w:val="14"/>
+              </w:rPr>
+              <w:t>AI audit and prompt surgery</w:t>
+            </w:r>
+          </w:p>
+        </w:tc>
+        <w:tc>
+          <w:tcPr>
+            <w:tcW w:type="dxa" w:w="2628"/>
+            <w:shd w:fill="FFFFFF"/>
+            <w:tcBorders>
+              <w:top w:val="single" w:sz="6" w:space="0" w:color="D8E1DD"/>
+              <w:left w:val="single" w:sz="6" w:space="0" w:color="D8E1DD"/>
+              <w:bottom w:val="single" w:sz="6" w:space="0" w:color="D8E1DD"/>
+              <w:right w:val="single" w:sz="6" w:space="0" w:color="D8E1DD"/>
+            </w:tcBorders>
+            <w:tcMar>
+              <w:top w:w="80" w:type="dxa"/>
+              <w:bottom w:w="80" w:type="dxa"/>
+              <w:left w:w="100" w:type="dxa"/>
+              <w:right w:w="100" w:type="dxa"/>
+            </w:tcMar>
+          </w:tcPr>
+          <w:p>
+            <w:pPr>
+              <w:spacing w:after="40" w:line="252" w:lineRule="auto"/>
+            </w:pPr>
+            <w:r>
+              <w:rPr>
+                <w:rFonts w:ascii="Aptos" w:hAnsi="Aptos"/>
+                <w:i w:val="0"/>
+                <w:color w:val="17231F"/>
+                <w:sz w:val="14"/>
+              </w:rPr>
+              <w:t>Students mark a flawed answer as accurate, vague, or needing verification, then revise the prompt.</w:t>
+            </w:r>
+          </w:p>
+        </w:tc>
+      </w:tr>
+      <w:tr>
+        <w:tc>
+          <w:tcPr>
+            <w:tcW w:type="dxa" w:w="2628"/>
+            <w:shd w:fill="FFFFFF"/>
+            <w:tcBorders>
+              <w:top w:val="single" w:sz="6" w:space="0" w:color="D8E1DD"/>
+              <w:left w:val="single" w:sz="6" w:space="0" w:color="D8E1DD"/>
+              <w:bottom w:val="single" w:sz="6" w:space="0" w:color="D8E1DD"/>
+              <w:right w:val="single" w:sz="6" w:space="0" w:color="D8E1DD"/>
+            </w:tcBorders>
+            <w:tcMar>
+              <w:top w:w="80" w:type="dxa"/>
+              <w:bottom w:w="80" w:type="dxa"/>
+              <w:left w:w="100" w:type="dxa"/>
+              <w:right w:w="100" w:type="dxa"/>
+            </w:tcMar>
+          </w:tcPr>
+          <w:p>
+            <w:pPr>
+              <w:spacing w:after="40" w:line="252" w:lineRule="auto"/>
+            </w:pPr>
+            <w:r>
+              <w:rPr>
+                <w:rFonts w:ascii="Aptos" w:hAnsi="Aptos"/>
+                <w:i w:val="0"/>
+                <w:color w:val="17231F"/>
+                <w:sz w:val="14"/>
+              </w:rPr>
+              <w:t>16:00 to 18:30</w:t>
+            </w:r>
+          </w:p>
+        </w:tc>
+        <w:tc>
+          <w:tcPr>
+            <w:tcW w:type="dxa" w:w="2628"/>
+            <w:shd w:fill="FFFFFF"/>
+            <w:tcBorders>
+              <w:top w:val="single" w:sz="6" w:space="0" w:color="D8E1DD"/>
+              <w:left w:val="single" w:sz="6" w:space="0" w:color="D8E1DD"/>
+              <w:bottom w:val="single" w:sz="6" w:space="0" w:color="D8E1DD"/>
+              <w:right w:val="single" w:sz="6" w:space="0" w:color="D8E1DD"/>
+            </w:tcBorders>
+            <w:tcMar>
+              <w:top w:w="80" w:type="dxa"/>
+              <w:bottom w:w="80" w:type="dxa"/>
+              <w:left w:w="100" w:type="dxa"/>
+              <w:right w:w="100" w:type="dxa"/>
+            </w:tcMar>
+          </w:tcPr>
+          <w:p>
+            <w:pPr>
+              <w:spacing w:after="40" w:line="252" w:lineRule="auto"/>
+            </w:pPr>
+            <w:r>
+              <w:rPr>
+                <w:rFonts w:ascii="Aptos" w:hAnsi="Aptos"/>
+                <w:i w:val="0"/>
+                <w:color w:val="17231F"/>
+                <w:sz w:val="14"/>
+              </w:rPr>
+              <w:t>Slides 17 to 18</w:t>
+            </w:r>
+          </w:p>
+        </w:tc>
+        <w:tc>
+          <w:tcPr>
+            <w:tcW w:type="dxa" w:w="2628"/>
+            <w:shd w:fill="FFFFFF"/>
+            <w:tcBorders>
+              <w:top w:val="single" w:sz="6" w:space="0" w:color="D8E1DD"/>
+              <w:left w:val="single" w:sz="6" w:space="0" w:color="D8E1DD"/>
+              <w:bottom w:val="single" w:sz="6" w:space="0" w:color="D8E1DD"/>
+              <w:right w:val="single" w:sz="6" w:space="0" w:color="D8E1DD"/>
+            </w:tcBorders>
+            <w:tcMar>
+              <w:top w:w="80" w:type="dxa"/>
+              <w:bottom w:w="80" w:type="dxa"/>
+              <w:left w:w="100" w:type="dxa"/>
+              <w:right w:w="100" w:type="dxa"/>
+            </w:tcMar>
+          </w:tcPr>
+          <w:p>
+            <w:pPr>
+              <w:spacing w:after="40" w:line="252" w:lineRule="auto"/>
+            </w:pPr>
+            <w:r>
+              <w:rPr>
+                <w:rFonts w:ascii="Aptos" w:hAnsi="Aptos"/>
+                <w:i w:val="0"/>
+                <w:color w:val="17231F"/>
+                <w:sz w:val="14"/>
+              </w:rPr>
+              <w:t>SERVIAM and judicious use</w:t>
+            </w:r>
+          </w:p>
+        </w:tc>
+        <w:tc>
+          <w:tcPr>
+            <w:tcW w:type="dxa" w:w="2628"/>
+            <w:shd w:fill="FFFFFF"/>
+            <w:tcBorders>
+              <w:top w:val="single" w:sz="6" w:space="0" w:color="D8E1DD"/>
+              <w:left w:val="single" w:sz="6" w:space="0" w:color="D8E1DD"/>
+              <w:bottom w:val="single" w:sz="6" w:space="0" w:color="D8E1DD"/>
+              <w:right w:val="single" w:sz="6" w:space="0" w:color="D8E1DD"/>
+            </w:tcBorders>
+            <w:tcMar>
+              <w:top w:w="80" w:type="dxa"/>
+              <w:bottom w:w="80" w:type="dxa"/>
+              <w:left w:w="100" w:type="dxa"/>
+              <w:right w:w="100" w:type="dxa"/>
+            </w:tcMar>
+          </w:tcPr>
+          <w:p>
+            <w:pPr>
+              <w:spacing w:after="40" w:line="252" w:lineRule="auto"/>
+            </w:pPr>
+            <w:r>
+              <w:rPr>
+                <w:rFonts w:ascii="Aptos" w:hAnsi="Aptos"/>
+                <w:i w:val="0"/>
+                <w:color w:val="17231F"/>
+                <w:sz w:val="14"/>
+              </w:rPr>
+              <w:t>Students apply the protocol to realistic green, yellow, red scenarios.</w:t>
+            </w:r>
+          </w:p>
+        </w:tc>
+      </w:tr>
+      <w:tr>
+        <w:tc>
+          <w:tcPr>
+            <w:tcW w:type="dxa" w:w="2628"/>
+            <w:shd w:fill="FFFFFF"/>
+            <w:tcBorders>
+              <w:top w:val="single" w:sz="6" w:space="0" w:color="D8E1DD"/>
+              <w:left w:val="single" w:sz="6" w:space="0" w:color="D8E1DD"/>
+              <w:bottom w:val="single" w:sz="6" w:space="0" w:color="D8E1DD"/>
+              <w:right w:val="single" w:sz="6" w:space="0" w:color="D8E1DD"/>
+            </w:tcBorders>
+            <w:tcMar>
+              <w:top w:w="80" w:type="dxa"/>
+              <w:bottom w:w="80" w:type="dxa"/>
+              <w:left w:w="100" w:type="dxa"/>
+              <w:right w:w="100" w:type="dxa"/>
+            </w:tcMar>
+          </w:tcPr>
+          <w:p>
+            <w:pPr>
+              <w:spacing w:after="40" w:line="252" w:lineRule="auto"/>
+            </w:pPr>
+            <w:r>
+              <w:rPr>
+                <w:rFonts w:ascii="Aptos" w:hAnsi="Aptos"/>
+                <w:i w:val="0"/>
+                <w:color w:val="17231F"/>
+                <w:sz w:val="14"/>
+              </w:rPr>
+              <w:t>18:30 to 20:00</w:t>
+            </w:r>
+          </w:p>
+        </w:tc>
+        <w:tc>
+          <w:tcPr>
+            <w:tcW w:type="dxa" w:w="2628"/>
+            <w:shd w:fill="FFFFFF"/>
+            <w:tcBorders>
+              <w:top w:val="single" w:sz="6" w:space="0" w:color="D8E1DD"/>
+              <w:left w:val="single" w:sz="6" w:space="0" w:color="D8E1DD"/>
+              <w:bottom w:val="single" w:sz="6" w:space="0" w:color="D8E1DD"/>
+              <w:right w:val="single" w:sz="6" w:space="0" w:color="D8E1DD"/>
+            </w:tcBorders>
+            <w:tcMar>
+              <w:top w:w="80" w:type="dxa"/>
+              <w:bottom w:w="80" w:type="dxa"/>
+              <w:left w:w="100" w:type="dxa"/>
+              <w:right w:w="100" w:type="dxa"/>
+            </w:tcMar>
+          </w:tcPr>
+          <w:p>
+            <w:pPr>
+              <w:spacing w:after="40" w:line="252" w:lineRule="auto"/>
+            </w:pPr>
+            <w:r>
+              <w:rPr>
+                <w:rFonts w:ascii="Aptos" w:hAnsi="Aptos"/>
+                <w:i w:val="0"/>
+                <w:color w:val="17231F"/>
+                <w:sz w:val="14"/>
+              </w:rPr>
+              <w:t>Slide 19</w:t>
+            </w:r>
+          </w:p>
+        </w:tc>
+        <w:tc>
+          <w:tcPr>
+            <w:tcW w:type="dxa" w:w="2628"/>
+            <w:shd w:fill="FFFFFF"/>
+            <w:tcBorders>
+              <w:top w:val="single" w:sz="6" w:space="0" w:color="D8E1DD"/>
+              <w:left w:val="single" w:sz="6" w:space="0" w:color="D8E1DD"/>
+              <w:bottom w:val="single" w:sz="6" w:space="0" w:color="D8E1DD"/>
+              <w:right w:val="single" w:sz="6" w:space="0" w:color="D8E1DD"/>
+            </w:tcBorders>
+            <w:tcMar>
+              <w:top w:w="80" w:type="dxa"/>
+              <w:bottom w:w="80" w:type="dxa"/>
+              <w:left w:w="100" w:type="dxa"/>
+              <w:right w:w="100" w:type="dxa"/>
+            </w:tcMar>
+          </w:tcPr>
+          <w:p>
+            <w:pPr>
+              <w:spacing w:after="40" w:line="252" w:lineRule="auto"/>
+            </w:pPr>
+            <w:r>
+              <w:rPr>
+                <w:rFonts w:ascii="Aptos" w:hAnsi="Aptos"/>
+                <w:i w:val="0"/>
+                <w:color w:val="17231F"/>
+                <w:sz w:val="14"/>
+              </w:rPr>
+              <w:t>Exit ticket</w:t>
+            </w:r>
+          </w:p>
+        </w:tc>
+        <w:tc>
+          <w:tcPr>
+            <w:tcW w:type="dxa" w:w="2628"/>
+            <w:shd w:fill="FFFFFF"/>
+            <w:tcBorders>
+              <w:top w:val="single" w:sz="6" w:space="0" w:color="D8E1DD"/>
+              <w:left w:val="single" w:sz="6" w:space="0" w:color="D8E1DD"/>
+              <w:bottom w:val="single" w:sz="6" w:space="0" w:color="D8E1DD"/>
+              <w:right w:val="single" w:sz="6" w:space="0" w:color="D8E1DD"/>
+            </w:tcBorders>
+            <w:tcMar>
+              <w:top w:w="80" w:type="dxa"/>
+              <w:bottom w:w="80" w:type="dxa"/>
+              <w:left w:w="100" w:type="dxa"/>
+              <w:right w:w="100" w:type="dxa"/>
+            </w:tcMar>
+          </w:tcPr>
+          <w:p>
+            <w:pPr>
+              <w:spacing w:after="40" w:line="252" w:lineRule="auto"/>
+            </w:pPr>
+            <w:r>
+              <w:rPr>
+                <w:rFonts w:ascii="Aptos" w:hAnsi="Aptos"/>
+                <w:i w:val="0"/>
+                <w:color w:val="17231F"/>
+                <w:sz w:val="14"/>
+              </w:rPr>
+              <w:t>Students write one power, one limit, and one promise.</w:t>
+            </w:r>
+          </w:p>
+        </w:tc>
+      </w:tr>
+      <w:tr>
+        <w:tc>
+          <w:tcPr>
+            <w:tcW w:type="dxa" w:w="2628"/>
+            <w:shd w:fill="FFFFFF"/>
+            <w:tcBorders>
+              <w:top w:val="single" w:sz="6" w:space="0" w:color="D8E1DD"/>
+              <w:left w:val="single" w:sz="6" w:space="0" w:color="D8E1DD"/>
+              <w:bottom w:val="single" w:sz="6" w:space="0" w:color="D8E1DD"/>
+              <w:right w:val="single" w:sz="6" w:space="0" w:color="D8E1DD"/>
+            </w:tcBorders>
+            <w:tcMar>
+              <w:top w:w="80" w:type="dxa"/>
+              <w:bottom w:w="80" w:type="dxa"/>
+              <w:left w:w="100" w:type="dxa"/>
+              <w:right w:w="100" w:type="dxa"/>
+            </w:tcMar>
+          </w:tcPr>
+          <w:p>
+            <w:pPr>
+              <w:spacing w:after="40" w:line="252" w:lineRule="auto"/>
+            </w:pPr>
+            <w:r>
+              <w:rPr>
+                <w:rFonts w:ascii="Aptos" w:hAnsi="Aptos"/>
+                <w:i w:val="0"/>
+                <w:color w:val="17231F"/>
+                <w:sz w:val="14"/>
+              </w:rPr>
+              <w:t>Appendix</w:t>
+            </w:r>
+          </w:p>
+        </w:tc>
+        <w:tc>
+          <w:tcPr>
+            <w:tcW w:type="dxa" w:w="2628"/>
+            <w:shd w:fill="FFFFFF"/>
+            <w:tcBorders>
+              <w:top w:val="single" w:sz="6" w:space="0" w:color="D8E1DD"/>
+              <w:left w:val="single" w:sz="6" w:space="0" w:color="D8E1DD"/>
+              <w:bottom w:val="single" w:sz="6" w:space="0" w:color="D8E1DD"/>
+              <w:right w:val="single" w:sz="6" w:space="0" w:color="D8E1DD"/>
+            </w:tcBorders>
+            <w:tcMar>
+              <w:top w:w="80" w:type="dxa"/>
+              <w:bottom w:w="80" w:type="dxa"/>
+              <w:left w:w="100" w:type="dxa"/>
+              <w:right w:w="100" w:type="dxa"/>
+            </w:tcMar>
+          </w:tcPr>
+          <w:p>
+            <w:pPr>
+              <w:spacing w:after="40" w:line="252" w:lineRule="auto"/>
+            </w:pPr>
+            <w:r>
+              <w:rPr>
+                <w:rFonts w:ascii="Aptos" w:hAnsi="Aptos"/>
+                <w:i w:val="0"/>
+                <w:color w:val="17231F"/>
+                <w:sz w:val="14"/>
+              </w:rPr>
+              <w:t>Slide 20</w:t>
+            </w:r>
+          </w:p>
+        </w:tc>
+        <w:tc>
+          <w:tcPr>
+            <w:tcW w:type="dxa" w:w="2628"/>
+            <w:shd w:fill="FFFFFF"/>
+            <w:tcBorders>
+              <w:top w:val="single" w:sz="6" w:space="0" w:color="D8E1DD"/>
+              <w:left w:val="single" w:sz="6" w:space="0" w:color="D8E1DD"/>
+              <w:bottom w:val="single" w:sz="6" w:space="0" w:color="D8E1DD"/>
+              <w:right w:val="single" w:sz="6" w:space="0" w:color="D8E1DD"/>
+            </w:tcBorders>
+            <w:tcMar>
+              <w:top w:w="80" w:type="dxa"/>
+              <w:bottom w:w="80" w:type="dxa"/>
+              <w:left w:w="100" w:type="dxa"/>
+              <w:right w:w="100" w:type="dxa"/>
+            </w:tcMar>
+          </w:tcPr>
+          <w:p>
+            <w:pPr>
+              <w:spacing w:after="40" w:line="252" w:lineRule="auto"/>
+            </w:pPr>
+            <w:r>
+              <w:rPr>
+                <w:rFonts w:ascii="Aptos" w:hAnsi="Aptos"/>
+                <w:i w:val="0"/>
+                <w:color w:val="17231F"/>
+                <w:sz w:val="14"/>
+              </w:rPr>
+              <w:t>Research base</w:t>
+            </w:r>
+          </w:p>
+        </w:tc>
+        <w:tc>
+          <w:tcPr>
+            <w:tcW w:type="dxa" w:w="2628"/>
+            <w:shd w:fill="FFFFFF"/>
+            <w:tcBorders>
+              <w:top w:val="single" w:sz="6" w:space="0" w:color="D8E1DD"/>
+              <w:left w:val="single" w:sz="6" w:space="0" w:color="D8E1DD"/>
+              <w:bottom w:val="single" w:sz="6" w:space="0" w:color="D8E1DD"/>
+              <w:right w:val="single" w:sz="6" w:space="0" w:color="D8E1DD"/>
+            </w:tcBorders>
+            <w:tcMar>
+              <w:top w:w="80" w:type="dxa"/>
+              <w:bottom w:w="80" w:type="dxa"/>
+              <w:left w:w="100" w:type="dxa"/>
+              <w:right w:w="100" w:type="dxa"/>
+            </w:tcMar>
+          </w:tcPr>
+          <w:p>
+            <w:pPr>
+              <w:spacing w:after="40" w:line="252" w:lineRule="auto"/>
+            </w:pPr>
+            <w:r>
+              <w:rPr>
+                <w:rFonts w:ascii="Aptos" w:hAnsi="Aptos"/>
+                <w:i w:val="0"/>
+                <w:color w:val="17231F"/>
+                <w:sz w:val="14"/>
+              </w:rPr>
+              <w:t>Use for reviewers, not for the timed student lesson unless asked.</w:t>
+            </w:r>
+          </w:p>
+        </w:tc>
+      </w:tr>
+    </w:tbl>
+    <w:p>
+      <w:pPr>
+        <w:pStyle w:val="Heading2"/>
+        <w:spacing w:before="120" w:after="80"/>
+      </w:pPr>
+      <w:r>
+        <w:rPr>
+          <w:rFonts w:ascii="Georgia" w:hAnsi="Georgia"/>
+          <w:b/>
+          <w:color w:val="005C49"/>
+          <w:sz w:val="26"/>
+        </w:rPr>
+        <w:t>Main student activity: audit the AI</w:t>
+      </w:r>
+    </w:p>
+    <w:tbl>
+      <w:tblPr>
+        <w:tblW w:type="auto" w:w="0"/>
+        <w:jc w:val="center"/>
+        <w:tblLook w:firstColumn="1" w:firstRow="1" w:lastColumn="0" w:lastRow="0" w:noHBand="0" w:noVBand="1" w:val="04A0"/>
+      </w:tblPr>
+      <w:tblGrid>
+        <w:gridCol w:w="10512"/>
+      </w:tblGrid>
+      <w:tr>
+        <w:tc>
+          <w:tcPr>
+            <w:tcW w:type="dxa" w:w="10512"/>
+            <w:shd w:fill="F7F4EE"/>
+            <w:tcBorders>
+              <w:top w:val="single" w:sz="8" w:space="0" w:color="D8E1DD"/>
+              <w:left w:val="single" w:sz="8" w:space="0" w:color="D8E1DD"/>
+              <w:bottom w:val="single" w:sz="8" w:space="0" w:color="D8E1DD"/>
+              <w:right w:val="single" w:sz="8" w:space="0" w:color="D8E1DD"/>
+            </w:tcBorders>
+            <w:tcMar>
+              <w:top w:w="100" w:type="dxa"/>
+              <w:bottom w:w="100" w:type="dxa"/>
+              <w:left w:w="150" w:type="dxa"/>
+              <w:right w:w="150" w:type="dxa"/>
+            </w:tcMar>
+          </w:tcPr>
+          <w:p>
+            <w:pPr>
+              <w:spacing w:after="40" w:line="252" w:lineRule="auto"/>
+            </w:pPr>
+            <w:r>
+              <w:rPr>
+                <w:rFonts w:ascii="Aptos" w:hAnsi="Aptos"/>
+                <w:b/>
+                <w:i w:val="0"/>
+                <w:color w:val="003F35"/>
+                <w:sz w:val="19"/>
+              </w:rPr>
+              <w:t>Prepared AI answer</w:t>
+            </w:r>
+          </w:p>
+          <w:p>
+            <w:pPr>
+              <w:spacing w:after="40" w:line="252" w:lineRule="auto"/>
+            </w:pPr>
+            <w:r>
+              <w:rPr>
+                <w:rFonts w:ascii="Aptos" w:hAnsi="Aptos"/>
+                <w:b w:val="0"/>
+                <w:i w:val="0"/>
+                <w:color w:val="17231F"/>
+                <w:sz w:val="18"/>
+              </w:rPr>
+              <w:t>Artificial intelligence works like a human brain. It understands words, remembers facts, and always chooses the best answer. Large language models read a sentence, think about what it means, and then give the correct response based on everything they know.</w:t>
+            </w:r>
+          </w:p>
+        </w:tc>
+      </w:tr>
+    </w:tbl>
+    <w:p>
+      <w:pPr>
+        <w:spacing w:after="60" w:line="252" w:lineRule="auto"/>
+      </w:pPr>
+      <w:r>
+        <w:rPr>
+          <w:rFonts w:ascii="Aptos" w:hAnsi="Aptos"/>
+          <w:b w:val="0"/>
+          <w:i w:val="0"/>
+          <w:color w:val="17231F"/>
+          <w:sz w:val="18"/>
+        </w:rPr>
+        <w:t>Student task: mark one part green for accurate or partly accurate, one part yellow for vague or incomplete, and one part red for needing verification or correction.</w:t>
+      </w:r>
+    </w:p>
+    <w:p>
+      <w:pPr>
+        <w:pStyle w:val="ListBullet"/>
+        <w:spacing w:after="20"/>
+      </w:pPr>
+      <w:r>
+        <w:rPr>
+          <w:rFonts w:ascii="Aptos" w:hAnsi="Aptos"/>
+          <w:color w:val="17231F"/>
+          <w:sz w:val="19"/>
+        </w:rPr>
+        <w:t>Green or partly accurate: a language model receives text and generates a response.</w:t>
+      </w:r>
+    </w:p>
+    <w:p>
+      <w:pPr>
+        <w:pStyle w:val="ListBullet"/>
+        <w:spacing w:after="20"/>
+      </w:pPr>
+      <w:r>
+        <w:rPr>
+          <w:rFonts w:ascii="Aptos" w:hAnsi="Aptos"/>
+          <w:color w:val="17231F"/>
+          <w:sz w:val="19"/>
+        </w:rPr>
+        <w:t>Yellow: 'works like a human brain' is a useful analogy, but it is not technically accurate.</w:t>
+      </w:r>
+    </w:p>
+    <w:p>
+      <w:pPr>
+        <w:pStyle w:val="ListBullet"/>
+        <w:spacing w:after="20"/>
+      </w:pPr>
+      <w:r>
+        <w:rPr>
+          <w:rFonts w:ascii="Aptos" w:hAnsi="Aptos"/>
+          <w:color w:val="17231F"/>
+          <w:sz w:val="19"/>
+        </w:rPr>
+        <w:t>Red: 'always chooses the best answer' and 'correct response' are false. AI can be plausible and wrong.</w:t>
+      </w:r>
+    </w:p>
+    <w:p>
+      <w:pPr>
+        <w:pStyle w:val="Heading2"/>
+        <w:spacing w:before="120" w:after="80"/>
+      </w:pPr>
+      <w:r>
+        <w:rPr>
+          <w:rFonts w:ascii="Georgia" w:hAnsi="Georgia"/>
+          <w:b/>
+          <w:color w:val="005C49"/>
+          <w:sz w:val="26"/>
+        </w:rPr>
+        <w:t>SERVIAM AI Protocol</w:t>
+      </w:r>
+    </w:p>
+    <w:tbl>
+      <w:tblPr>
+        <w:tblW w:type="auto" w:w="0"/>
+        <w:jc w:val="center"/>
+        <w:tblLayout w:type="autofit"/>
+        <w:tblLook w:firstColumn="1" w:firstRow="1" w:lastColumn="0" w:lastRow="0" w:noHBand="0" w:noVBand="1" w:val="04A0"/>
+      </w:tblPr>
+      <w:tblGrid>
+        <w:gridCol w:w="3504"/>
+        <w:gridCol w:w="3504"/>
+        <w:gridCol w:w="3504"/>
+      </w:tblGrid>
+      <w:tr>
+        <w:tc>
+          <w:tcPr>
+            <w:tcW w:type="dxa" w:w="792"/>
+            <w:shd w:fill="005C49"/>
+            <w:tcBorders>
+              <w:top w:val="single" w:sz="6" w:space="0" w:color="005C49"/>
+              <w:left w:val="single" w:sz="6" w:space="0" w:color="005C49"/>
+              <w:bottom w:val="single" w:sz="6" w:space="0" w:color="005C49"/>
+              <w:right w:val="single" w:sz="6" w:space="0" w:color="005C49"/>
+            </w:tcBorders>
+            <w:tcMar>
+              <w:top w:w="80" w:type="dxa"/>
+              <w:bottom w:w="80" w:type="dxa"/>
+              <w:left w:w="100" w:type="dxa"/>
+              <w:right w:w="100" w:type="dxa"/>
+            </w:tcMar>
+          </w:tcPr>
+          <w:p>
+            <w:pPr>
+              <w:spacing w:after="40" w:line="252" w:lineRule="auto"/>
+            </w:pPr>
+            <w:r>
+              <w:rPr>
+                <w:rFonts w:ascii="Aptos" w:hAnsi="Aptos"/>
+                <w:b/>
+                <w:i w:val="0"/>
+                <w:color w:val="FFFFFF"/>
+                <w:sz w:val="16"/>
+              </w:rPr>
+              <w:t>Letter</w:t>
+            </w:r>
+          </w:p>
+        </w:tc>
+        <w:tc>
+          <w:tcPr>
+            <w:tcW w:type="dxa" w:w="2880"/>
+            <w:shd w:fill="005C49"/>
+            <w:tcBorders>
+              <w:top w:val="single" w:sz="6" w:space="0" w:color="005C49"/>
+              <w:left w:val="single" w:sz="6" w:space="0" w:color="005C49"/>
+              <w:bottom w:val="single" w:sz="6" w:space="0" w:color="005C49"/>
+              <w:right w:val="single" w:sz="6" w:space="0" w:color="005C49"/>
+            </w:tcBorders>
+            <w:tcMar>
+              <w:top w:w="80" w:type="dxa"/>
+              <w:bottom w:w="80" w:type="dxa"/>
+              <w:left w:w="100" w:type="dxa"/>
+              <w:right w:w="100" w:type="dxa"/>
+            </w:tcMar>
+          </w:tcPr>
+          <w:p>
+            <w:pPr>
+              <w:spacing w:after="40" w:line="252" w:lineRule="auto"/>
+            </w:pPr>
+            <w:r>
+              <w:rPr>
+                <w:rFonts w:ascii="Aptos" w:hAnsi="Aptos"/>
+                <w:b/>
+                <w:i w:val="0"/>
+                <w:color w:val="FFFFFF"/>
+                <w:sz w:val="16"/>
+              </w:rPr>
+              <w:t>Move</w:t>
+            </w:r>
+          </w:p>
+        </w:tc>
+        <w:tc>
+          <w:tcPr>
+            <w:tcW w:type="dxa" w:w="6480"/>
+            <w:shd w:fill="005C49"/>
+            <w:tcBorders>
+              <w:top w:val="single" w:sz="6" w:space="0" w:color="005C49"/>
+              <w:left w:val="single" w:sz="6" w:space="0" w:color="005C49"/>
+              <w:bottom w:val="single" w:sz="6" w:space="0" w:color="005C49"/>
+              <w:right w:val="single" w:sz="6" w:space="0" w:color="005C49"/>
+            </w:tcBorders>
+            <w:tcMar>
+              <w:top w:w="80" w:type="dxa"/>
+              <w:bottom w:w="80" w:type="dxa"/>
+              <w:left w:w="100" w:type="dxa"/>
+              <w:right w:w="100" w:type="dxa"/>
+            </w:tcMar>
+          </w:tcPr>
+          <w:p>
+            <w:pPr>
+              <w:spacing w:after="40" w:line="252" w:lineRule="auto"/>
+            </w:pPr>
+            <w:r>
+              <w:rPr>
+                <w:rFonts w:ascii="Aptos" w:hAnsi="Aptos"/>
+                <w:b/>
+                <w:i w:val="0"/>
+                <w:color w:val="FFFFFF"/>
+                <w:sz w:val="16"/>
+              </w:rPr>
+              <w:t>Student question</w:t>
+            </w:r>
+          </w:p>
+        </w:tc>
+      </w:tr>
+      <w:tr>
+        <w:tc>
+          <w:tcPr>
+            <w:tcW w:type="dxa" w:w="3504"/>
+            <w:shd w:fill="FFFFFF"/>
+            <w:tcBorders>
+              <w:top w:val="single" w:sz="6" w:space="0" w:color="D8E1DD"/>
+              <w:left w:val="single" w:sz="6" w:space="0" w:color="D8E1DD"/>
+              <w:bottom w:val="single" w:sz="6" w:space="0" w:color="D8E1DD"/>
+              <w:right w:val="single" w:sz="6" w:space="0" w:color="D8E1DD"/>
+            </w:tcBorders>
+            <w:tcMar>
+              <w:top w:w="80" w:type="dxa"/>
+              <w:bottom w:w="80" w:type="dxa"/>
+              <w:left w:w="100" w:type="dxa"/>
+              <w:right w:w="100" w:type="dxa"/>
+            </w:tcMar>
+          </w:tcPr>
+          <w:p>
+            <w:pPr>
+              <w:spacing w:after="40" w:line="252" w:lineRule="auto"/>
+            </w:pPr>
+            <w:r>
+              <w:rPr>
+                <w:rFonts w:ascii="Aptos" w:hAnsi="Aptos"/>
+                <w:i w:val="0"/>
+                <w:color w:val="17231F"/>
+                <w:sz w:val="16"/>
+              </w:rPr>
+              <w:t>S</w:t>
+            </w:r>
+          </w:p>
+        </w:tc>
+        <w:tc>
+          <w:tcPr>
+            <w:tcW w:type="dxa" w:w="3504"/>
+            <w:shd w:fill="FFFFFF"/>
+            <w:tcBorders>
+              <w:top w:val="single" w:sz="6" w:space="0" w:color="D8E1DD"/>
+              <w:left w:val="single" w:sz="6" w:space="0" w:color="D8E1DD"/>
+              <w:bottom w:val="single" w:sz="6" w:space="0" w:color="D8E1DD"/>
+              <w:right w:val="single" w:sz="6" w:space="0" w:color="D8E1DD"/>
+            </w:tcBorders>
+            <w:tcMar>
+              <w:top w:w="80" w:type="dxa"/>
+              <w:bottom w:w="80" w:type="dxa"/>
+              <w:left w:w="100" w:type="dxa"/>
+              <w:right w:w="100" w:type="dxa"/>
+            </w:tcMar>
+          </w:tcPr>
+          <w:p>
+            <w:pPr>
+              <w:spacing w:after="40" w:line="252" w:lineRule="auto"/>
+            </w:pPr>
+            <w:r>
+              <w:rPr>
+                <w:rFonts w:ascii="Aptos" w:hAnsi="Aptos"/>
+                <w:i w:val="0"/>
+                <w:color w:val="17231F"/>
+                <w:sz w:val="16"/>
+              </w:rPr>
+              <w:t>Start with your brain</w:t>
+            </w:r>
+          </w:p>
+        </w:tc>
+        <w:tc>
+          <w:tcPr>
+            <w:tcW w:type="dxa" w:w="3504"/>
+            <w:shd w:fill="FFFFFF"/>
+            <w:tcBorders>
+              <w:top w:val="single" w:sz="6" w:space="0" w:color="D8E1DD"/>
+              <w:left w:val="single" w:sz="6" w:space="0" w:color="D8E1DD"/>
+              <w:bottom w:val="single" w:sz="6" w:space="0" w:color="D8E1DD"/>
+              <w:right w:val="single" w:sz="6" w:space="0" w:color="D8E1DD"/>
+            </w:tcBorders>
+            <w:tcMar>
+              <w:top w:w="80" w:type="dxa"/>
+              <w:bottom w:w="80" w:type="dxa"/>
+              <w:left w:w="100" w:type="dxa"/>
+              <w:right w:w="100" w:type="dxa"/>
+            </w:tcMar>
+          </w:tcPr>
+          <w:p>
+            <w:pPr>
+              <w:spacing w:after="40" w:line="252" w:lineRule="auto"/>
+            </w:pPr>
+            <w:r>
+              <w:rPr>
+                <w:rFonts w:ascii="Aptos" w:hAnsi="Aptos"/>
+                <w:i w:val="0"/>
+                <w:color w:val="17231F"/>
+                <w:sz w:val="16"/>
+              </w:rPr>
+              <w:t>What do I already think, know, predict, or wonder?</w:t>
+            </w:r>
+          </w:p>
+        </w:tc>
+      </w:tr>
+      <w:tr>
+        <w:tc>
+          <w:tcPr>
+            <w:tcW w:type="dxa" w:w="3504"/>
+            <w:shd w:fill="FFFFFF"/>
+            <w:tcBorders>
+              <w:top w:val="single" w:sz="6" w:space="0" w:color="D8E1DD"/>
+              <w:left w:val="single" w:sz="6" w:space="0" w:color="D8E1DD"/>
+              <w:bottom w:val="single" w:sz="6" w:space="0" w:color="D8E1DD"/>
+              <w:right w:val="single" w:sz="6" w:space="0" w:color="D8E1DD"/>
+            </w:tcBorders>
+            <w:tcMar>
+              <w:top w:w="80" w:type="dxa"/>
+              <w:bottom w:w="80" w:type="dxa"/>
+              <w:left w:w="100" w:type="dxa"/>
+              <w:right w:w="100" w:type="dxa"/>
+            </w:tcMar>
+          </w:tcPr>
+          <w:p>
+            <w:pPr>
+              <w:spacing w:after="40" w:line="252" w:lineRule="auto"/>
+            </w:pPr>
+            <w:r>
+              <w:rPr>
+                <w:rFonts w:ascii="Aptos" w:hAnsi="Aptos"/>
+                <w:i w:val="0"/>
+                <w:color w:val="17231F"/>
+                <w:sz w:val="16"/>
+              </w:rPr>
+              <w:t>E</w:t>
+            </w:r>
+          </w:p>
+        </w:tc>
+        <w:tc>
+          <w:tcPr>
+            <w:tcW w:type="dxa" w:w="3504"/>
+            <w:shd w:fill="FFFFFF"/>
+            <w:tcBorders>
+              <w:top w:val="single" w:sz="6" w:space="0" w:color="D8E1DD"/>
+              <w:left w:val="single" w:sz="6" w:space="0" w:color="D8E1DD"/>
+              <w:bottom w:val="single" w:sz="6" w:space="0" w:color="D8E1DD"/>
+              <w:right w:val="single" w:sz="6" w:space="0" w:color="D8E1DD"/>
+            </w:tcBorders>
+            <w:tcMar>
+              <w:top w:w="80" w:type="dxa"/>
+              <w:bottom w:w="80" w:type="dxa"/>
+              <w:left w:w="100" w:type="dxa"/>
+              <w:right w:w="100" w:type="dxa"/>
+            </w:tcMar>
+          </w:tcPr>
+          <w:p>
+            <w:pPr>
+              <w:spacing w:after="40" w:line="252" w:lineRule="auto"/>
+            </w:pPr>
+            <w:r>
+              <w:rPr>
+                <w:rFonts w:ascii="Aptos" w:hAnsi="Aptos"/>
+                <w:i w:val="0"/>
+                <w:color w:val="17231F"/>
+                <w:sz w:val="16"/>
+              </w:rPr>
+              <w:t>Examine the purpose</w:t>
+            </w:r>
+          </w:p>
+        </w:tc>
+        <w:tc>
+          <w:tcPr>
+            <w:tcW w:type="dxa" w:w="3504"/>
+            <w:shd w:fill="FFFFFF"/>
+            <w:tcBorders>
+              <w:top w:val="single" w:sz="6" w:space="0" w:color="D8E1DD"/>
+              <w:left w:val="single" w:sz="6" w:space="0" w:color="D8E1DD"/>
+              <w:bottom w:val="single" w:sz="6" w:space="0" w:color="D8E1DD"/>
+              <w:right w:val="single" w:sz="6" w:space="0" w:color="D8E1DD"/>
+            </w:tcBorders>
+            <w:tcMar>
+              <w:top w:w="80" w:type="dxa"/>
+              <w:bottom w:w="80" w:type="dxa"/>
+              <w:left w:w="100" w:type="dxa"/>
+              <w:right w:w="100" w:type="dxa"/>
+            </w:tcMar>
+          </w:tcPr>
+          <w:p>
+            <w:pPr>
+              <w:spacing w:after="40" w:line="252" w:lineRule="auto"/>
+            </w:pPr>
+            <w:r>
+              <w:rPr>
+                <w:rFonts w:ascii="Aptos" w:hAnsi="Aptos"/>
+                <w:i w:val="0"/>
+                <w:color w:val="17231F"/>
+                <w:sz w:val="16"/>
+              </w:rPr>
+              <w:t>Am I learning, creating, clarifying, or avoiding effort?</w:t>
+            </w:r>
+          </w:p>
+        </w:tc>
+      </w:tr>
+      <w:tr>
+        <w:tc>
+          <w:tcPr>
+            <w:tcW w:type="dxa" w:w="3504"/>
+            <w:shd w:fill="FFFFFF"/>
+            <w:tcBorders>
+              <w:top w:val="single" w:sz="6" w:space="0" w:color="D8E1DD"/>
+              <w:left w:val="single" w:sz="6" w:space="0" w:color="D8E1DD"/>
+              <w:bottom w:val="single" w:sz="6" w:space="0" w:color="D8E1DD"/>
+              <w:right w:val="single" w:sz="6" w:space="0" w:color="D8E1DD"/>
+            </w:tcBorders>
+            <w:tcMar>
+              <w:top w:w="80" w:type="dxa"/>
+              <w:bottom w:w="80" w:type="dxa"/>
+              <w:left w:w="100" w:type="dxa"/>
+              <w:right w:w="100" w:type="dxa"/>
+            </w:tcMar>
+          </w:tcPr>
+          <w:p>
+            <w:pPr>
+              <w:spacing w:after="40" w:line="252" w:lineRule="auto"/>
+            </w:pPr>
+            <w:r>
+              <w:rPr>
+                <w:rFonts w:ascii="Aptos" w:hAnsi="Aptos"/>
+                <w:i w:val="0"/>
+                <w:color w:val="17231F"/>
+                <w:sz w:val="16"/>
+              </w:rPr>
+              <w:t>R</w:t>
+            </w:r>
+          </w:p>
+        </w:tc>
+        <w:tc>
+          <w:tcPr>
+            <w:tcW w:type="dxa" w:w="3504"/>
+            <w:shd w:fill="FFFFFF"/>
+            <w:tcBorders>
+              <w:top w:val="single" w:sz="6" w:space="0" w:color="D8E1DD"/>
+              <w:left w:val="single" w:sz="6" w:space="0" w:color="D8E1DD"/>
+              <w:bottom w:val="single" w:sz="6" w:space="0" w:color="D8E1DD"/>
+              <w:right w:val="single" w:sz="6" w:space="0" w:color="D8E1DD"/>
+            </w:tcBorders>
+            <w:tcMar>
+              <w:top w:w="80" w:type="dxa"/>
+              <w:bottom w:w="80" w:type="dxa"/>
+              <w:left w:w="100" w:type="dxa"/>
+              <w:right w:w="100" w:type="dxa"/>
+            </w:tcMar>
+          </w:tcPr>
+          <w:p>
+            <w:pPr>
+              <w:spacing w:after="40" w:line="252" w:lineRule="auto"/>
+            </w:pPr>
+            <w:r>
+              <w:rPr>
+                <w:rFonts w:ascii="Aptos" w:hAnsi="Aptos"/>
+                <w:i w:val="0"/>
+                <w:color w:val="17231F"/>
+                <w:sz w:val="16"/>
+              </w:rPr>
+              <w:t>Require reasoning</w:t>
+            </w:r>
+          </w:p>
+        </w:tc>
+        <w:tc>
+          <w:tcPr>
+            <w:tcW w:type="dxa" w:w="3504"/>
+            <w:shd w:fill="FFFFFF"/>
+            <w:tcBorders>
+              <w:top w:val="single" w:sz="6" w:space="0" w:color="D8E1DD"/>
+              <w:left w:val="single" w:sz="6" w:space="0" w:color="D8E1DD"/>
+              <w:bottom w:val="single" w:sz="6" w:space="0" w:color="D8E1DD"/>
+              <w:right w:val="single" w:sz="6" w:space="0" w:color="D8E1DD"/>
+            </w:tcBorders>
+            <w:tcMar>
+              <w:top w:w="80" w:type="dxa"/>
+              <w:bottom w:w="80" w:type="dxa"/>
+              <w:left w:w="100" w:type="dxa"/>
+              <w:right w:w="100" w:type="dxa"/>
+            </w:tcMar>
+          </w:tcPr>
+          <w:p>
+            <w:pPr>
+              <w:spacing w:after="40" w:line="252" w:lineRule="auto"/>
+            </w:pPr>
+            <w:r>
+              <w:rPr>
+                <w:rFonts w:ascii="Aptos" w:hAnsi="Aptos"/>
+                <w:i w:val="0"/>
+                <w:color w:val="17231F"/>
+                <w:sz w:val="16"/>
+              </w:rPr>
+              <w:t>Can the tool explain steps, assumptions, limits, and uncertainty?</w:t>
+            </w:r>
+          </w:p>
+        </w:tc>
+      </w:tr>
+      <w:tr>
+        <w:tc>
+          <w:tcPr>
+            <w:tcW w:type="dxa" w:w="3504"/>
+            <w:shd w:fill="FFFFFF"/>
+            <w:tcBorders>
+              <w:top w:val="single" w:sz="6" w:space="0" w:color="D8E1DD"/>
+              <w:left w:val="single" w:sz="6" w:space="0" w:color="D8E1DD"/>
+              <w:bottom w:val="single" w:sz="6" w:space="0" w:color="D8E1DD"/>
+              <w:right w:val="single" w:sz="6" w:space="0" w:color="D8E1DD"/>
+            </w:tcBorders>
+            <w:tcMar>
+              <w:top w:w="80" w:type="dxa"/>
+              <w:bottom w:w="80" w:type="dxa"/>
+              <w:left w:w="100" w:type="dxa"/>
+              <w:right w:w="100" w:type="dxa"/>
+            </w:tcMar>
+          </w:tcPr>
+          <w:p>
+            <w:pPr>
+              <w:spacing w:after="40" w:line="252" w:lineRule="auto"/>
+            </w:pPr>
+            <w:r>
+              <w:rPr>
+                <w:rFonts w:ascii="Aptos" w:hAnsi="Aptos"/>
+                <w:i w:val="0"/>
+                <w:color w:val="17231F"/>
+                <w:sz w:val="16"/>
+              </w:rPr>
+              <w:t>V</w:t>
+            </w:r>
+          </w:p>
+        </w:tc>
+        <w:tc>
+          <w:tcPr>
+            <w:tcW w:type="dxa" w:w="3504"/>
+            <w:shd w:fill="FFFFFF"/>
+            <w:tcBorders>
+              <w:top w:val="single" w:sz="6" w:space="0" w:color="D8E1DD"/>
+              <w:left w:val="single" w:sz="6" w:space="0" w:color="D8E1DD"/>
+              <w:bottom w:val="single" w:sz="6" w:space="0" w:color="D8E1DD"/>
+              <w:right w:val="single" w:sz="6" w:space="0" w:color="D8E1DD"/>
+            </w:tcBorders>
+            <w:tcMar>
+              <w:top w:w="80" w:type="dxa"/>
+              <w:bottom w:w="80" w:type="dxa"/>
+              <w:left w:w="100" w:type="dxa"/>
+              <w:right w:w="100" w:type="dxa"/>
+            </w:tcMar>
+          </w:tcPr>
+          <w:p>
+            <w:pPr>
+              <w:spacing w:after="40" w:line="252" w:lineRule="auto"/>
+            </w:pPr>
+            <w:r>
+              <w:rPr>
+                <w:rFonts w:ascii="Aptos" w:hAnsi="Aptos"/>
+                <w:i w:val="0"/>
+                <w:color w:val="17231F"/>
+                <w:sz w:val="16"/>
+              </w:rPr>
+              <w:t>Verify claims</w:t>
+            </w:r>
+          </w:p>
+        </w:tc>
+        <w:tc>
+          <w:tcPr>
+            <w:tcW w:type="dxa" w:w="3504"/>
+            <w:shd w:fill="FFFFFF"/>
+            <w:tcBorders>
+              <w:top w:val="single" w:sz="6" w:space="0" w:color="D8E1DD"/>
+              <w:left w:val="single" w:sz="6" w:space="0" w:color="D8E1DD"/>
+              <w:bottom w:val="single" w:sz="6" w:space="0" w:color="D8E1DD"/>
+              <w:right w:val="single" w:sz="6" w:space="0" w:color="D8E1DD"/>
+            </w:tcBorders>
+            <w:tcMar>
+              <w:top w:w="80" w:type="dxa"/>
+              <w:bottom w:w="80" w:type="dxa"/>
+              <w:left w:w="100" w:type="dxa"/>
+              <w:right w:w="100" w:type="dxa"/>
+            </w:tcMar>
+          </w:tcPr>
+          <w:p>
+            <w:pPr>
+              <w:spacing w:after="40" w:line="252" w:lineRule="auto"/>
+            </w:pPr>
+            <w:r>
+              <w:rPr>
+                <w:rFonts w:ascii="Aptos" w:hAnsi="Aptos"/>
+                <w:i w:val="0"/>
+                <w:color w:val="17231F"/>
+                <w:sz w:val="16"/>
+              </w:rPr>
+              <w:t>What facts, sources, dates, or quotes need checking?</w:t>
+            </w:r>
+          </w:p>
+        </w:tc>
+      </w:tr>
+      <w:tr>
+        <w:tc>
+          <w:tcPr>
+            <w:tcW w:type="dxa" w:w="3504"/>
+            <w:shd w:fill="FFFFFF"/>
+            <w:tcBorders>
+              <w:top w:val="single" w:sz="6" w:space="0" w:color="D8E1DD"/>
+              <w:left w:val="single" w:sz="6" w:space="0" w:color="D8E1DD"/>
+              <w:bottom w:val="single" w:sz="6" w:space="0" w:color="D8E1DD"/>
+              <w:right w:val="single" w:sz="6" w:space="0" w:color="D8E1DD"/>
+            </w:tcBorders>
+            <w:tcMar>
+              <w:top w:w="80" w:type="dxa"/>
+              <w:bottom w:w="80" w:type="dxa"/>
+              <w:left w:w="100" w:type="dxa"/>
+              <w:right w:w="100" w:type="dxa"/>
+            </w:tcMar>
+          </w:tcPr>
+          <w:p>
+            <w:pPr>
+              <w:spacing w:after="40" w:line="252" w:lineRule="auto"/>
+            </w:pPr>
+            <w:r>
+              <w:rPr>
+                <w:rFonts w:ascii="Aptos" w:hAnsi="Aptos"/>
+                <w:i w:val="0"/>
+                <w:color w:val="17231F"/>
+                <w:sz w:val="16"/>
+              </w:rPr>
+              <w:t>I</w:t>
+            </w:r>
+          </w:p>
+        </w:tc>
+        <w:tc>
+          <w:tcPr>
+            <w:tcW w:type="dxa" w:w="3504"/>
+            <w:shd w:fill="FFFFFF"/>
+            <w:tcBorders>
+              <w:top w:val="single" w:sz="6" w:space="0" w:color="D8E1DD"/>
+              <w:left w:val="single" w:sz="6" w:space="0" w:color="D8E1DD"/>
+              <w:bottom w:val="single" w:sz="6" w:space="0" w:color="D8E1DD"/>
+              <w:right w:val="single" w:sz="6" w:space="0" w:color="D8E1DD"/>
+            </w:tcBorders>
+            <w:tcMar>
+              <w:top w:w="80" w:type="dxa"/>
+              <w:bottom w:w="80" w:type="dxa"/>
+              <w:left w:w="100" w:type="dxa"/>
+              <w:right w:w="100" w:type="dxa"/>
+            </w:tcMar>
+          </w:tcPr>
+          <w:p>
+            <w:pPr>
+              <w:spacing w:after="40" w:line="252" w:lineRule="auto"/>
+            </w:pPr>
+            <w:r>
+              <w:rPr>
+                <w:rFonts w:ascii="Aptos" w:hAnsi="Aptos"/>
+                <w:i w:val="0"/>
+                <w:color w:val="17231F"/>
+                <w:sz w:val="16"/>
+              </w:rPr>
+              <w:t>Identify risk</w:t>
+            </w:r>
+          </w:p>
+        </w:tc>
+        <w:tc>
+          <w:tcPr>
+            <w:tcW w:type="dxa" w:w="3504"/>
+            <w:shd w:fill="FFFFFF"/>
+            <w:tcBorders>
+              <w:top w:val="single" w:sz="6" w:space="0" w:color="D8E1DD"/>
+              <w:left w:val="single" w:sz="6" w:space="0" w:color="D8E1DD"/>
+              <w:bottom w:val="single" w:sz="6" w:space="0" w:color="D8E1DD"/>
+              <w:right w:val="single" w:sz="6" w:space="0" w:color="D8E1DD"/>
+            </w:tcBorders>
+            <w:tcMar>
+              <w:top w:w="80" w:type="dxa"/>
+              <w:bottom w:w="80" w:type="dxa"/>
+              <w:left w:w="100" w:type="dxa"/>
+              <w:right w:w="100" w:type="dxa"/>
+            </w:tcMar>
+          </w:tcPr>
+          <w:p>
+            <w:pPr>
+              <w:spacing w:after="40" w:line="252" w:lineRule="auto"/>
+            </w:pPr>
+            <w:r>
+              <w:rPr>
+                <w:rFonts w:ascii="Aptos" w:hAnsi="Aptos"/>
+                <w:i w:val="0"/>
+                <w:color w:val="17231F"/>
+                <w:sz w:val="16"/>
+              </w:rPr>
+              <w:t>Could this include bias, privacy concerns, misinformation, or harm?</w:t>
+            </w:r>
+          </w:p>
+        </w:tc>
+      </w:tr>
+      <w:tr>
+        <w:tc>
+          <w:tcPr>
+            <w:tcW w:type="dxa" w:w="3504"/>
+            <w:shd w:fill="FFFFFF"/>
+            <w:tcBorders>
+              <w:top w:val="single" w:sz="6" w:space="0" w:color="D8E1DD"/>
+              <w:left w:val="single" w:sz="6" w:space="0" w:color="D8E1DD"/>
+              <w:bottom w:val="single" w:sz="6" w:space="0" w:color="D8E1DD"/>
+              <w:right w:val="single" w:sz="6" w:space="0" w:color="D8E1DD"/>
+            </w:tcBorders>
+            <w:tcMar>
+              <w:top w:w="80" w:type="dxa"/>
+              <w:bottom w:w="80" w:type="dxa"/>
+              <w:left w:w="100" w:type="dxa"/>
+              <w:right w:w="100" w:type="dxa"/>
+            </w:tcMar>
+          </w:tcPr>
+          <w:p>
+            <w:pPr>
+              <w:spacing w:after="40" w:line="252" w:lineRule="auto"/>
+            </w:pPr>
+            <w:r>
+              <w:rPr>
+                <w:rFonts w:ascii="Aptos" w:hAnsi="Aptos"/>
+                <w:i w:val="0"/>
+                <w:color w:val="17231F"/>
+                <w:sz w:val="16"/>
+              </w:rPr>
+              <w:t>A</w:t>
+            </w:r>
+          </w:p>
+        </w:tc>
+        <w:tc>
+          <w:tcPr>
+            <w:tcW w:type="dxa" w:w="3504"/>
+            <w:shd w:fill="FFFFFF"/>
+            <w:tcBorders>
+              <w:top w:val="single" w:sz="6" w:space="0" w:color="D8E1DD"/>
+              <w:left w:val="single" w:sz="6" w:space="0" w:color="D8E1DD"/>
+              <w:bottom w:val="single" w:sz="6" w:space="0" w:color="D8E1DD"/>
+              <w:right w:val="single" w:sz="6" w:space="0" w:color="D8E1DD"/>
+            </w:tcBorders>
+            <w:tcMar>
+              <w:top w:w="80" w:type="dxa"/>
+              <w:bottom w:w="80" w:type="dxa"/>
+              <w:left w:w="100" w:type="dxa"/>
+              <w:right w:w="100" w:type="dxa"/>
+            </w:tcMar>
+          </w:tcPr>
+          <w:p>
+            <w:pPr>
+              <w:spacing w:after="40" w:line="252" w:lineRule="auto"/>
+            </w:pPr>
+            <w:r>
+              <w:rPr>
+                <w:rFonts w:ascii="Aptos" w:hAnsi="Aptos"/>
+                <w:i w:val="0"/>
+                <w:color w:val="17231F"/>
+                <w:sz w:val="16"/>
+              </w:rPr>
+              <w:t>Attribute assistance</w:t>
+            </w:r>
+          </w:p>
+        </w:tc>
+        <w:tc>
+          <w:tcPr>
+            <w:tcW w:type="dxa" w:w="3504"/>
+            <w:shd w:fill="FFFFFF"/>
+            <w:tcBorders>
+              <w:top w:val="single" w:sz="6" w:space="0" w:color="D8E1DD"/>
+              <w:left w:val="single" w:sz="6" w:space="0" w:color="D8E1DD"/>
+              <w:bottom w:val="single" w:sz="6" w:space="0" w:color="D8E1DD"/>
+              <w:right w:val="single" w:sz="6" w:space="0" w:color="D8E1DD"/>
+            </w:tcBorders>
+            <w:tcMar>
+              <w:top w:w="80" w:type="dxa"/>
+              <w:bottom w:w="80" w:type="dxa"/>
+              <w:left w:w="100" w:type="dxa"/>
+              <w:right w:w="100" w:type="dxa"/>
+            </w:tcMar>
+          </w:tcPr>
+          <w:p>
+            <w:pPr>
+              <w:spacing w:after="40" w:line="252" w:lineRule="auto"/>
+            </w:pPr>
+            <w:r>
+              <w:rPr>
+                <w:rFonts w:ascii="Aptos" w:hAnsi="Aptos"/>
+                <w:i w:val="0"/>
+                <w:color w:val="17231F"/>
+                <w:sz w:val="16"/>
+              </w:rPr>
+              <w:t>How should I honestly disclose AI help?</w:t>
+            </w:r>
+          </w:p>
+        </w:tc>
+      </w:tr>
+      <w:tr>
+        <w:tc>
+          <w:tcPr>
+            <w:tcW w:type="dxa" w:w="3504"/>
+            <w:shd w:fill="FFFFFF"/>
+            <w:tcBorders>
+              <w:top w:val="single" w:sz="6" w:space="0" w:color="D8E1DD"/>
+              <w:left w:val="single" w:sz="6" w:space="0" w:color="D8E1DD"/>
+              <w:bottom w:val="single" w:sz="6" w:space="0" w:color="D8E1DD"/>
+              <w:right w:val="single" w:sz="6" w:space="0" w:color="D8E1DD"/>
+            </w:tcBorders>
+            <w:tcMar>
+              <w:top w:w="80" w:type="dxa"/>
+              <w:bottom w:w="80" w:type="dxa"/>
+              <w:left w:w="100" w:type="dxa"/>
+              <w:right w:w="100" w:type="dxa"/>
+            </w:tcMar>
+          </w:tcPr>
+          <w:p>
+            <w:pPr>
+              <w:spacing w:after="40" w:line="252" w:lineRule="auto"/>
+            </w:pPr>
+            <w:r>
+              <w:rPr>
+                <w:rFonts w:ascii="Aptos" w:hAnsi="Aptos"/>
+                <w:i w:val="0"/>
+                <w:color w:val="17231F"/>
+                <w:sz w:val="16"/>
+              </w:rPr>
+              <w:t>M</w:t>
+            </w:r>
+          </w:p>
+        </w:tc>
+        <w:tc>
+          <w:tcPr>
+            <w:tcW w:type="dxa" w:w="3504"/>
+            <w:shd w:fill="FFFFFF"/>
+            <w:tcBorders>
+              <w:top w:val="single" w:sz="6" w:space="0" w:color="D8E1DD"/>
+              <w:left w:val="single" w:sz="6" w:space="0" w:color="D8E1DD"/>
+              <w:bottom w:val="single" w:sz="6" w:space="0" w:color="D8E1DD"/>
+              <w:right w:val="single" w:sz="6" w:space="0" w:color="D8E1DD"/>
+            </w:tcBorders>
+            <w:tcMar>
+              <w:top w:w="80" w:type="dxa"/>
+              <w:bottom w:w="80" w:type="dxa"/>
+              <w:left w:w="100" w:type="dxa"/>
+              <w:right w:w="100" w:type="dxa"/>
+            </w:tcMar>
+          </w:tcPr>
+          <w:p>
+            <w:pPr>
+              <w:spacing w:after="40" w:line="252" w:lineRule="auto"/>
+            </w:pPr>
+            <w:r>
+              <w:rPr>
+                <w:rFonts w:ascii="Aptos" w:hAnsi="Aptos"/>
+                <w:i w:val="0"/>
+                <w:color w:val="17231F"/>
+                <w:sz w:val="16"/>
+              </w:rPr>
+              <w:t>Make it serve</w:t>
+            </w:r>
+          </w:p>
+        </w:tc>
+        <w:tc>
+          <w:tcPr>
+            <w:tcW w:type="dxa" w:w="3504"/>
+            <w:shd w:fill="FFFFFF"/>
+            <w:tcBorders>
+              <w:top w:val="single" w:sz="6" w:space="0" w:color="D8E1DD"/>
+              <w:left w:val="single" w:sz="6" w:space="0" w:color="D8E1DD"/>
+              <w:bottom w:val="single" w:sz="6" w:space="0" w:color="D8E1DD"/>
+              <w:right w:val="single" w:sz="6" w:space="0" w:color="D8E1DD"/>
+            </w:tcBorders>
+            <w:tcMar>
+              <w:top w:w="80" w:type="dxa"/>
+              <w:bottom w:w="80" w:type="dxa"/>
+              <w:left w:w="100" w:type="dxa"/>
+              <w:right w:w="100" w:type="dxa"/>
+            </w:tcMar>
+          </w:tcPr>
+          <w:p>
+            <w:pPr>
+              <w:spacing w:after="40" w:line="252" w:lineRule="auto"/>
+            </w:pPr>
+            <w:r>
+              <w:rPr>
+                <w:rFonts w:ascii="Aptos" w:hAnsi="Aptos"/>
+                <w:i w:val="0"/>
+                <w:color w:val="17231F"/>
+                <w:sz w:val="16"/>
+              </w:rPr>
+              <w:t>Does this help me learn, create, contribute, or serve others?</w:t>
+            </w:r>
+          </w:p>
+        </w:tc>
+      </w:tr>
+    </w:tbl>
+    <w:p>
+      <w:pPr>
+        <w:pStyle w:val="Heading2"/>
+        <w:spacing w:before="120" w:after="80"/>
+      </w:pPr>
+      <w:r>
+        <w:rPr>
+          <w:rFonts w:ascii="Georgia" w:hAnsi="Georgia"/>
+          <w:b/>
+          <w:color w:val="005C49"/>
+          <w:sz w:val="26"/>
+        </w:rPr>
+        <w:t>Differentiation across grades 7 to 12</w:t>
+      </w:r>
+    </w:p>
+    <w:tbl>
+      <w:tblPr>
+        <w:tblW w:type="auto" w:w="0"/>
+        <w:jc w:val="center"/>
+        <w:tblLayout w:type="autofit"/>
+        <w:tblLook w:firstColumn="1" w:firstRow="1" w:lastColumn="0" w:lastRow="0" w:noHBand="0" w:noVBand="1" w:val="04A0"/>
+      </w:tblPr>
+      <w:tblGrid>
+        <w:gridCol w:w="5256"/>
+        <w:gridCol w:w="5256"/>
+      </w:tblGrid>
+      <w:tr>
+        <w:tc>
+          <w:tcPr>
+            <w:tcW w:type="dxa" w:w="2448"/>
+            <w:shd w:fill="005C49"/>
+            <w:tcBorders>
+              <w:top w:val="single" w:sz="6" w:space="0" w:color="005C49"/>
+              <w:left w:val="single" w:sz="6" w:space="0" w:color="005C49"/>
+              <w:bottom w:val="single" w:sz="6" w:space="0" w:color="005C49"/>
+              <w:right w:val="single" w:sz="6" w:space="0" w:color="005C49"/>
+            </w:tcBorders>
+            <w:tcMar>
+              <w:top w:w="80" w:type="dxa"/>
+              <w:bottom w:w="80" w:type="dxa"/>
+              <w:left w:w="100" w:type="dxa"/>
+              <w:right w:w="100" w:type="dxa"/>
+            </w:tcMar>
+          </w:tcPr>
+          <w:p>
+            <w:pPr>
+              <w:spacing w:after="40" w:line="252" w:lineRule="auto"/>
+            </w:pPr>
+            <w:r>
+              <w:rPr>
+                <w:rFonts w:ascii="Aptos" w:hAnsi="Aptos"/>
+                <w:b/>
+                <w:i w:val="0"/>
+                <w:color w:val="FFFFFF"/>
+                <w:sz w:val="16"/>
+              </w:rPr>
+              <w:t>Band</w:t>
+            </w:r>
+          </w:p>
+        </w:tc>
+        <w:tc>
+          <w:tcPr>
+            <w:tcW w:type="dxa" w:w="7632"/>
+            <w:shd w:fill="005C49"/>
+            <w:tcBorders>
+              <w:top w:val="single" w:sz="6" w:space="0" w:color="005C49"/>
+              <w:left w:val="single" w:sz="6" w:space="0" w:color="005C49"/>
+              <w:bottom w:val="single" w:sz="6" w:space="0" w:color="005C49"/>
+              <w:right w:val="single" w:sz="6" w:space="0" w:color="005C49"/>
+            </w:tcBorders>
+            <w:tcMar>
+              <w:top w:w="80" w:type="dxa"/>
+              <w:bottom w:w="80" w:type="dxa"/>
+              <w:left w:w="100" w:type="dxa"/>
+              <w:right w:w="100" w:type="dxa"/>
+            </w:tcMar>
+          </w:tcPr>
+          <w:p>
+            <w:pPr>
+              <w:spacing w:after="40" w:line="252" w:lineRule="auto"/>
+            </w:pPr>
+            <w:r>
+              <w:rPr>
+                <w:rFonts w:ascii="Aptos" w:hAnsi="Aptos"/>
+                <w:b/>
+                <w:i w:val="0"/>
+                <w:color w:val="FFFFFF"/>
+                <w:sz w:val="16"/>
+              </w:rPr>
+              <w:t>Adjustment</w:t>
+            </w:r>
+          </w:p>
+        </w:tc>
+      </w:tr>
+      <w:tr>
+        <w:tc>
+          <w:tcPr>
+            <w:tcW w:type="dxa" w:w="5256"/>
+            <w:shd w:fill="FFFFFF"/>
+            <w:tcBorders>
+              <w:top w:val="single" w:sz="6" w:space="0" w:color="D8E1DD"/>
+              <w:left w:val="single" w:sz="6" w:space="0" w:color="D8E1DD"/>
+              <w:bottom w:val="single" w:sz="6" w:space="0" w:color="D8E1DD"/>
+              <w:right w:val="single" w:sz="6" w:space="0" w:color="D8E1DD"/>
+            </w:tcBorders>
+            <w:tcMar>
+              <w:top w:w="80" w:type="dxa"/>
+              <w:bottom w:w="80" w:type="dxa"/>
+              <w:left w:w="100" w:type="dxa"/>
+              <w:right w:w="100" w:type="dxa"/>
+            </w:tcMar>
+          </w:tcPr>
+          <w:p>
+            <w:pPr>
+              <w:spacing w:after="40" w:line="252" w:lineRule="auto"/>
+            </w:pPr>
+            <w:r>
+              <w:rPr>
+                <w:rFonts w:ascii="Aptos" w:hAnsi="Aptos"/>
+                <w:i w:val="0"/>
+                <w:color w:val="17231F"/>
+                <w:sz w:val="16"/>
+              </w:rPr>
+              <w:t>Grades 7 to 8</w:t>
+            </w:r>
+          </w:p>
+        </w:tc>
+        <w:tc>
+          <w:tcPr>
+            <w:tcW w:type="dxa" w:w="5256"/>
+            <w:shd w:fill="FFFFFF"/>
+            <w:tcBorders>
+              <w:top w:val="single" w:sz="6" w:space="0" w:color="D8E1DD"/>
+              <w:left w:val="single" w:sz="6" w:space="0" w:color="D8E1DD"/>
+              <w:bottom w:val="single" w:sz="6" w:space="0" w:color="D8E1DD"/>
+              <w:right w:val="single" w:sz="6" w:space="0" w:color="D8E1DD"/>
+            </w:tcBorders>
+            <w:tcMar>
+              <w:top w:w="80" w:type="dxa"/>
+              <w:bottom w:w="80" w:type="dxa"/>
+              <w:left w:w="100" w:type="dxa"/>
+              <w:right w:w="100" w:type="dxa"/>
+            </w:tcMar>
+          </w:tcPr>
+          <w:p>
+            <w:pPr>
+              <w:spacing w:after="40" w:line="252" w:lineRule="auto"/>
+            </w:pPr>
+            <w:r>
+              <w:rPr>
+                <w:rFonts w:ascii="Aptos" w:hAnsi="Aptos"/>
+                <w:i w:val="0"/>
+                <w:color w:val="17231F"/>
+                <w:sz w:val="16"/>
+              </w:rPr>
+              <w:t>Use no formulas. Emphasize pattern detection, tokens as word pieces, probability as likely next choices, and verification.</w:t>
+            </w:r>
+          </w:p>
+        </w:tc>
+      </w:tr>
+      <w:tr>
+        <w:tc>
+          <w:tcPr>
+            <w:tcW w:type="dxa" w:w="5256"/>
+            <w:shd w:fill="FFFFFF"/>
+            <w:tcBorders>
+              <w:top w:val="single" w:sz="6" w:space="0" w:color="D8E1DD"/>
+              <w:left w:val="single" w:sz="6" w:space="0" w:color="D8E1DD"/>
+              <w:bottom w:val="single" w:sz="6" w:space="0" w:color="D8E1DD"/>
+              <w:right w:val="single" w:sz="6" w:space="0" w:color="D8E1DD"/>
+            </w:tcBorders>
+            <w:tcMar>
+              <w:top w:w="80" w:type="dxa"/>
+              <w:bottom w:w="80" w:type="dxa"/>
+              <w:left w:w="100" w:type="dxa"/>
+              <w:right w:w="100" w:type="dxa"/>
+            </w:tcMar>
+          </w:tcPr>
+          <w:p>
+            <w:pPr>
+              <w:spacing w:after="40" w:line="252" w:lineRule="auto"/>
+            </w:pPr>
+            <w:r>
+              <w:rPr>
+                <w:rFonts w:ascii="Aptos" w:hAnsi="Aptos"/>
+                <w:i w:val="0"/>
+                <w:color w:val="17231F"/>
+                <w:sz w:val="16"/>
+              </w:rPr>
+              <w:t>Grades 9 to 10</w:t>
+            </w:r>
+          </w:p>
+        </w:tc>
+        <w:tc>
+          <w:tcPr>
+            <w:tcW w:type="dxa" w:w="5256"/>
+            <w:shd w:fill="FFFFFF"/>
+            <w:tcBorders>
+              <w:top w:val="single" w:sz="6" w:space="0" w:color="D8E1DD"/>
+              <w:left w:val="single" w:sz="6" w:space="0" w:color="D8E1DD"/>
+              <w:bottom w:val="single" w:sz="6" w:space="0" w:color="D8E1DD"/>
+              <w:right w:val="single" w:sz="6" w:space="0" w:color="D8E1DD"/>
+            </w:tcBorders>
+            <w:tcMar>
+              <w:top w:w="80" w:type="dxa"/>
+              <w:bottom w:w="80" w:type="dxa"/>
+              <w:left w:w="100" w:type="dxa"/>
+              <w:right w:w="100" w:type="dxa"/>
+            </w:tcMar>
+          </w:tcPr>
+          <w:p>
+            <w:pPr>
+              <w:spacing w:after="40" w:line="252" w:lineRule="auto"/>
+            </w:pPr>
+            <w:r>
+              <w:rPr>
+                <w:rFonts w:ascii="Aptos" w:hAnsi="Aptos"/>
+                <w:i w:val="0"/>
+                <w:color w:val="17231F"/>
+                <w:sz w:val="16"/>
+              </w:rPr>
+              <w:t>Add training data, bias, privacy, model variation, prompt revision, and a stronger math and science connection.</w:t>
+            </w:r>
+          </w:p>
+        </w:tc>
+      </w:tr>
+      <w:tr>
+        <w:tc>
+          <w:tcPr>
+            <w:tcW w:type="dxa" w:w="5256"/>
+            <w:shd w:fill="FFFFFF"/>
+            <w:tcBorders>
+              <w:top w:val="single" w:sz="6" w:space="0" w:color="D8E1DD"/>
+              <w:left w:val="single" w:sz="6" w:space="0" w:color="D8E1DD"/>
+              <w:bottom w:val="single" w:sz="6" w:space="0" w:color="D8E1DD"/>
+              <w:right w:val="single" w:sz="6" w:space="0" w:color="D8E1DD"/>
+            </w:tcBorders>
+            <w:tcMar>
+              <w:top w:w="80" w:type="dxa"/>
+              <w:bottom w:w="80" w:type="dxa"/>
+              <w:left w:w="100" w:type="dxa"/>
+              <w:right w:w="100" w:type="dxa"/>
+            </w:tcMar>
+          </w:tcPr>
+          <w:p>
+            <w:pPr>
+              <w:spacing w:after="40" w:line="252" w:lineRule="auto"/>
+            </w:pPr>
+            <w:r>
+              <w:rPr>
+                <w:rFonts w:ascii="Aptos" w:hAnsi="Aptos"/>
+                <w:i w:val="0"/>
+                <w:color w:val="17231F"/>
+                <w:sz w:val="16"/>
+              </w:rPr>
+              <w:t>AP CSP</w:t>
+            </w:r>
+          </w:p>
+        </w:tc>
+        <w:tc>
+          <w:tcPr>
+            <w:tcW w:type="dxa" w:w="5256"/>
+            <w:shd w:fill="FFFFFF"/>
+            <w:tcBorders>
+              <w:top w:val="single" w:sz="6" w:space="0" w:color="D8E1DD"/>
+              <w:left w:val="single" w:sz="6" w:space="0" w:color="D8E1DD"/>
+              <w:bottom w:val="single" w:sz="6" w:space="0" w:color="D8E1DD"/>
+              <w:right w:val="single" w:sz="6" w:space="0" w:color="D8E1DD"/>
+            </w:tcBorders>
+            <w:tcMar>
+              <w:top w:w="80" w:type="dxa"/>
+              <w:bottom w:w="80" w:type="dxa"/>
+              <w:left w:w="100" w:type="dxa"/>
+              <w:right w:w="100" w:type="dxa"/>
+            </w:tcMar>
+          </w:tcPr>
+          <w:p>
+            <w:pPr>
+              <w:spacing w:after="40" w:line="252" w:lineRule="auto"/>
+            </w:pPr>
+            <w:r>
+              <w:rPr>
+                <w:rFonts w:ascii="Aptos" w:hAnsi="Aptos"/>
+                <w:i w:val="0"/>
+                <w:color w:val="17231F"/>
+                <w:sz w:val="16"/>
+              </w:rPr>
+              <w:t>Connect to data, algorithms, abstraction, computing impacts, responsible innovation, and human-centered design.</w:t>
+            </w:r>
+          </w:p>
+        </w:tc>
+      </w:tr>
+      <w:tr>
+        <w:tc>
+          <w:tcPr>
+            <w:tcW w:type="dxa" w:w="5256"/>
+            <w:shd w:fill="FFFFFF"/>
+            <w:tcBorders>
+              <w:top w:val="single" w:sz="6" w:space="0" w:color="D8E1DD"/>
+              <w:left w:val="single" w:sz="6" w:space="0" w:color="D8E1DD"/>
+              <w:bottom w:val="single" w:sz="6" w:space="0" w:color="D8E1DD"/>
+              <w:right w:val="single" w:sz="6" w:space="0" w:color="D8E1DD"/>
+            </w:tcBorders>
+            <w:tcMar>
+              <w:top w:w="80" w:type="dxa"/>
+              <w:bottom w:w="80" w:type="dxa"/>
+              <w:left w:w="100" w:type="dxa"/>
+              <w:right w:w="100" w:type="dxa"/>
+            </w:tcMar>
+          </w:tcPr>
+          <w:p>
+            <w:pPr>
+              <w:spacing w:after="40" w:line="252" w:lineRule="auto"/>
+            </w:pPr>
+            <w:r>
+              <w:rPr>
+                <w:rFonts w:ascii="Aptos" w:hAnsi="Aptos"/>
+                <w:i w:val="0"/>
+                <w:color w:val="17231F"/>
+                <w:sz w:val="16"/>
+              </w:rPr>
+              <w:t>AP CSA or advanced CS</w:t>
+            </w:r>
+          </w:p>
+        </w:tc>
+        <w:tc>
+          <w:tcPr>
+            <w:tcW w:type="dxa" w:w="5256"/>
+            <w:shd w:fill="FFFFFF"/>
+            <w:tcBorders>
+              <w:top w:val="single" w:sz="6" w:space="0" w:color="D8E1DD"/>
+              <w:left w:val="single" w:sz="6" w:space="0" w:color="D8E1DD"/>
+              <w:bottom w:val="single" w:sz="6" w:space="0" w:color="D8E1DD"/>
+              <w:right w:val="single" w:sz="6" w:space="0" w:color="D8E1DD"/>
+            </w:tcBorders>
+            <w:tcMar>
+              <w:top w:w="80" w:type="dxa"/>
+              <w:bottom w:w="80" w:type="dxa"/>
+              <w:left w:w="100" w:type="dxa"/>
+              <w:right w:w="100" w:type="dxa"/>
+            </w:tcMar>
+          </w:tcPr>
+          <w:p>
+            <w:pPr>
+              <w:spacing w:after="40" w:line="252" w:lineRule="auto"/>
+            </w:pPr>
+            <w:r>
+              <w:rPr>
+                <w:rFonts w:ascii="Aptos" w:hAnsi="Aptos"/>
+                <w:i w:val="0"/>
+                <w:color w:val="17231F"/>
+                <w:sz w:val="16"/>
+              </w:rPr>
+              <w:t>Extend to vectors, embeddings, matrices, attention weights, error reduction, evaluation, and model limitations.</w:t>
+            </w:r>
+          </w:p>
+        </w:tc>
+      </w:tr>
+    </w:tbl>
+    <w:p>
+      <w:pPr>
+        <w:pStyle w:val="Heading2"/>
+        <w:spacing w:before="120" w:after="80"/>
+      </w:pPr>
+      <w:r>
+        <w:rPr>
+          <w:rFonts w:ascii="Georgia" w:hAnsi="Georgia"/>
+          <w:b/>
+          <w:color w:val="005C49"/>
+          <w:sz w:val="26"/>
+        </w:rPr>
+        <w:t>Assessment</w:t>
+      </w:r>
+    </w:p>
+    <w:p>
+      <w:pPr>
+        <w:pStyle w:val="ListBullet"/>
+        <w:spacing w:after="20"/>
+      </w:pPr>
+      <w:r>
+        <w:rPr>
+          <w:rFonts w:ascii="Aptos" w:hAnsi="Aptos"/>
+          <w:color w:val="17231F"/>
+          <w:sz w:val="19"/>
+        </w:rPr>
+        <w:t>Exit ticket: one power, one limit, one promise.</w:t>
+      </w:r>
+    </w:p>
+    <w:p>
+      <w:pPr>
+        <w:pStyle w:val="ListBullet"/>
+        <w:spacing w:after="20"/>
+      </w:pPr>
+      <w:r>
+        <w:rPr>
+          <w:rFonts w:ascii="Aptos" w:hAnsi="Aptos"/>
+          <w:color w:val="17231F"/>
+          <w:sz w:val="19"/>
+        </w:rPr>
+        <w:t>Teacher observation: did students explain why an AI output needed verification?</w:t>
+      </w:r>
+    </w:p>
+    <w:p>
+      <w:pPr>
+        <w:pStyle w:val="ListBullet"/>
+        <w:spacing w:after="20"/>
+      </w:pPr>
+      <w:r>
+        <w:rPr>
+          <w:rFonts w:ascii="Aptos" w:hAnsi="Aptos"/>
+          <w:color w:val="17231F"/>
+          <w:sz w:val="19"/>
+        </w:rPr>
+        <w:t>Prompt surgery: did students improve the prompt by asking for audience, steps, limits, and uncertainty?</w:t>
+      </w:r>
+    </w:p>
+    <w:p>
+      <w:pPr>
+        <w:pStyle w:val="ListBullet"/>
+        <w:spacing w:after="20"/>
+      </w:pPr>
+      <w:r>
+        <w:rPr>
+          <w:rFonts w:ascii="Aptos" w:hAnsi="Aptos"/>
+          <w:color w:val="17231F"/>
+          <w:sz w:val="19"/>
+        </w:rPr>
+        <w:t>SERVIAM application: did students distinguish learning support from integrity replacement?</w:t>
+      </w:r>
+    </w:p>
+    <w:p>
+      <w:pPr>
+        <w:pStyle w:val="Heading2"/>
+        <w:spacing w:before="120" w:after="80"/>
+      </w:pPr>
+      <w:r>
+        <w:rPr>
+          <w:rFonts w:ascii="Georgia" w:hAnsi="Georgia"/>
+          <w:b/>
+          <w:color w:val="005C49"/>
+          <w:sz w:val="26"/>
+        </w:rPr>
+        <w:t>Best-practice basis</w:t>
+      </w:r>
+    </w:p>
+    <w:p>
+      <w:pPr>
+        <w:spacing w:after="60" w:line="252" w:lineRule="auto"/>
+      </w:pPr>
+      <w:r>
+        <w:rPr>
+          <w:rFonts w:ascii="Aptos" w:hAnsi="Aptos"/>
+          <w:b w:val="0"/>
+          <w:i w:val="0"/>
+          <w:color w:val="17231F"/>
+          <w:sz w:val="18"/>
+        </w:rPr>
+        <w:t>The lesson uses retrieval, prediction before explanation, short modeling, visible thinking, student talk, audit-based critical thinking, metacognitive closure, and UDL-friendly visual and verbal pathways.</w:t>
+      </w:r>
+    </w:p>
+    <w:sectPr>
+      <w:headerReference w:type="default" r:id="rId9"/>
+      <w:footerReference w:type="default" r:id="rId10"/>
+      <w:pgSz w:w="12240" w:h="15840"/>
+      <w:pgMar w:top="792" w:right="864" w:bottom="792" w:left="864" w:header="720" w:footer="720" w:gutter="0"/>
+      <w:cols w:space="720"/>
+      <w:docGrid w:linePitch="360"/>
+    </w:sectPr>
+  </w:body>
+</w:document>
+</file>
+
+<file path=word/footer1.xml><?xml version="1.0" encoding="utf-8"?>
+<w:ftr xmlns:m="http://schemas.openxmlformats.org/officeDocument/2006/math" xmlns:mc="http://schemas.openxmlformats.org/markup-compatibility/2006" xmlns:mo="http://schemas.microsoft.com/office/mac/office/2008/main" xmlns:mv="urn:schemas-microsoft-com:mac:vml" xmlns:o="urn:schemas-microsoft-com:office:office" xmlns:r="http://schemas.openxmlformats.org/officeDocument/2006/relationships" xmlns:v="urn:schemas-microsoft-com:vml" xmlns:w10="urn:schemas-microsoft-com:office:word" xmlns:w14="http://schemas.microsoft.com/office/word/2010/wordml" xmlns:w="http://schemas.openxmlformats.org/wordprocessingml/2006/main" xmlns:wne="http://schemas.microsoft.com/office/word/2006/wordml" xmlns:wp14="http://schemas.microsoft.com/office/word/2010/wordprocessingDrawing" xmlns:wp="http://schemas.openxmlformats.org/drawingml/2006/wordprocessingDrawing" xmlns:wpc="http://schemas.microsoft.com/office/word/2010/wordprocessingCanvas" xmlns:wpg="http://schemas.microsoft.com/office/word/2010/wordprocessingGroup" xmlns:wpi="http://schemas.microsoft.com/office/word/2010/wordprocessingInk" xmlns:wps="http://schemas.microsoft.com/office/word/2010/wordprocessingShape" mc:Ignorable="w14 wp14">
+  <w:p>
+    <w:pPr>
+      <w:pStyle w:val="Footer"/>
+      <w:jc w:val="center"/>
+    </w:pPr>
+    <w:r>
+      <w:rPr>
+        <w:rFonts w:ascii="Aptos" w:hAnsi="Aptos"/>
+        <w:color w:val="616E69"/>
+        <w:sz w:val="15"/>
+      </w:rPr>
+      <w:t>AI is not magic. It is math trained on patterns. Human wisdom decides whether, when, and how to use it. · Serviam: I will serve.</w:t>
+    </w:r>
+  </w:p>
+</w:ftr>
+</file>
+
+<file path=word/header1.xml><?xml version="1.0" encoding="utf-8"?>
+<w:hdr xmlns:m="http://schemas.openxmlformats.org/officeDocument/2006/math" xmlns:mc="http://schemas.openxmlformats.org/markup-compatibility/2006" xmlns:mo="http://schemas.microsoft.com/office/mac/office/2008/main" xmlns:mv="urn:schemas-microsoft-com:mac:vml" xmlns:o="urn:schemas-microsoft-com:office:office" xmlns:r="http://schemas.openxmlformats.org/officeDocument/2006/relationships" xmlns:v="urn:schemas-microsoft-com:vml" xmlns:w10="urn:schemas-microsoft-com:office:word" xmlns:w14="http://schemas.microsoft.com/office/word/2010/wordml" xmlns:w="http://schemas.openxmlformats.org/wordprocessingml/2006/main" xmlns:wne="http://schemas.microsoft.com/office/word/2006/wordml" xmlns:wp14="http://schemas.microsoft.com/office/word/2010/wordprocessingDrawing" xmlns:wp="http://schemas.openxmlformats.org/drawingml/2006/wordprocessingDrawing" xmlns:wpc="http://schemas.microsoft.com/office/word/2010/wordprocessingCanvas" xmlns:wpg="http://schemas.microsoft.com/office/word/2010/wordprocessingGroup" xmlns:wpi="http://schemas.microsoft.com/office/word/2010/wordprocessingInk" xmlns:wps="http://schemas.microsoft.com/office/word/2010/wordprocessingShape" mc:Ignorable="w14 wp14">
+  <w:p>
+    <w:pPr>
+      <w:pStyle w:val="Header"/>
+    </w:pPr>
+  </w:p>
+  <w:tbl>
+    <w:tblPr>
+      <w:tblW w:type="auto" w:w="0"/>
+      <w:jc w:val="center"/>
+      <w:tblLayout w:type="fixed"/>
+      <w:tblLook w:firstColumn="1" w:firstRow="1" w:lastColumn="0" w:lastRow="0" w:noHBand="0" w:noVBand="1" w:val="04A0"/>
+    </w:tblPr>
+    <w:tblGrid>
+      <w:gridCol w:w="5220"/>
+      <w:gridCol w:w="5220"/>
+    </w:tblGrid>
+    <w:tr>
+      <w:tc>
+        <w:tcPr>
+          <w:tcW w:type="dxa" w:w="8064"/>
+          <w:shd w:fill="005C49"/>
+          <w:tcMar>
+            <w:top w:w="60" w:type="dxa"/>
+            <w:bottom w:w="60" w:type="dxa"/>
+            <w:left w:w="120" w:type="dxa"/>
+            <w:right w:w="120" w:type="dxa"/>
+          </w:tcMar>
+          <w:tcBorders>
+            <w:top w:val="single" w:sz="0" w:space="0" w:color="005C49"/>
+            <w:left w:val="single" w:sz="0" w:space="0" w:color="005C49"/>
+            <w:bottom w:val="single" w:sz="0" w:space="0" w:color="005C49"/>
+            <w:right w:val="single" w:sz="0" w:space="0" w:color="005C49"/>
+          </w:tcBorders>
+        </w:tcPr>
+        <w:p>
+          <w:pPr>
+            <w:spacing w:after="0"/>
+          </w:pPr>
+          <w:r>
+            <w:rPr>
+              <w:rFonts w:ascii="Aptos" w:hAnsi="Aptos"/>
+              <w:b/>
+              <w:color w:val="FFFFFF"/>
+              <w:sz w:val="16"/>
+            </w:rPr>
+            <w:t>URSULINE ACADEMY · I.D.E.A. HUB</w:t>
+          </w:r>
+        </w:p>
+      </w:tc>
+      <w:tc>
+        <w:tcPr>
+          <w:tcW w:type="dxa" w:w="2376"/>
+          <w:shd w:fill="005C49"/>
+          <w:tcMar>
+            <w:top w:w="60" w:type="dxa"/>
+            <w:bottom w:w="60" w:type="dxa"/>
+            <w:left w:w="120" w:type="dxa"/>
+            <w:right w:w="120" w:type="dxa"/>
+          </w:tcMar>
+          <w:tcBorders>
+            <w:top w:val="single" w:sz="0" w:space="0" w:color="005C49"/>
+            <w:left w:val="single" w:sz="0" w:space="0" w:color="005C49"/>
+            <w:bottom w:val="single" w:sz="0" w:space="0" w:color="005C49"/>
+            <w:right w:val="single" w:sz="0" w:space="0" w:color="005C49"/>
+          </w:tcBorders>
+        </w:tcPr>
+        <w:p>
+          <w:pPr>
+            <w:spacing w:after="0"/>
+            <w:jc w:val="right"/>
+          </w:pPr>
+          <w:r>
+            <w:rPr>
+              <w:rFonts w:ascii="Aptos" w:hAnsi="Aptos"/>
+              <w:b/>
+              <w:color w:val="FFFFFF"/>
+              <w:sz w:val="16"/>
+            </w:rPr>
+            <w:t>TEACHER PLAN</w:t>
+          </w:r>
+        </w:p>
+      </w:tc>
+    </w:tr>
+  </w:tbl>
+</w:hdr>
 </file>
 
 <file path=word/numbering.xml><?xml version="1.0" encoding="utf-8"?>
@@ -2376,7 +3980,8 @@
     <w:rsid w:val="00FC693F"/>
     <w:rPr>
       <w:rFonts w:ascii="Aptos" w:hAnsi="Aptos"/>
-      <w:sz w:val="20"/>
+      <w:color w:val="17231F"/>
+      <w:sz w:val="19"/>
     </w:rPr>
   </w:style>
   <w:style w:type="paragraph" w:styleId="Header">
@@ -2438,11 +4043,11 @@
       <w:outlineLvl w:val="0"/>
     </w:pPr>
     <w:rPr>
-      <w:rFonts w:asciiTheme="majorHAnsi" w:eastAsiaTheme="majorEastAsia" w:hAnsiTheme="majorHAnsi" w:cstheme="majorBidi" w:ascii="Aptos Display" w:hAnsi="Aptos Display"/>
+      <w:rFonts w:asciiTheme="majorHAnsi" w:eastAsiaTheme="majorEastAsia" w:hAnsiTheme="majorHAnsi" w:cstheme="majorBidi" w:ascii="Georgia" w:hAnsi="Georgia"/>
       <w:b/>
       <w:bCs/>
-      <w:color w:val="1D4A32"/>
-      <w:sz w:val="32"/>
+      <w:color w:val="003F35"/>
+      <w:sz w:val="36"/>
       <w:szCs w:val="28"/>
     </w:rPr>
   </w:style>
@@ -2462,10 +4067,10 @@
       <w:outlineLvl w:val="1"/>
     </w:pPr>
     <w:rPr>
-      <w:rFonts w:asciiTheme="majorHAnsi" w:eastAsiaTheme="majorEastAsia" w:hAnsiTheme="majorHAnsi" w:cstheme="majorBidi" w:ascii="Aptos Display" w:hAnsi="Aptos Display"/>
+      <w:rFonts w:asciiTheme="majorHAnsi" w:eastAsiaTheme="majorEastAsia" w:hAnsiTheme="majorHAnsi" w:cstheme="majorBidi" w:ascii="Georgia" w:hAnsi="Georgia"/>
       <w:b/>
       <w:bCs/>
-      <w:color w:val="1D4A32"/>
+      <w:color w:val="005C49"/>
       <w:sz w:val="26"/>
       <w:szCs w:val="26"/>
     </w:rPr>
@@ -2486,11 +4091,11 @@
       <w:outlineLvl w:val="2"/>
     </w:pPr>
     <w:rPr>
-      <w:rFonts w:asciiTheme="majorHAnsi" w:eastAsiaTheme="majorEastAsia" w:hAnsiTheme="majorHAnsi" w:cstheme="majorBidi" w:ascii="Aptos Display" w:hAnsi="Aptos Display"/>
+      <w:rFonts w:asciiTheme="majorHAnsi" w:eastAsiaTheme="majorEastAsia" w:hAnsiTheme="majorHAnsi" w:cstheme="majorBidi" w:ascii="Georgia" w:hAnsi="Georgia"/>
       <w:b/>
       <w:bCs/>
-      <w:color w:val="1D4A32"/>
-      <w:sz w:val="22"/>
+      <w:color w:val="10223B"/>
+      <w:sz w:val="21"/>
     </w:rPr>
   </w:style>
   <w:style w:type="paragraph" w:styleId="Heading4">
